--- a/documentation/SWE/SRS_v2_Structure.docx
+++ b/documentation/SWE/SRS_v2_Structure.docx
@@ -602,13 +602,8 @@
                               <w:bidi w:val="0"/>
                             </w:pPr>
                             <w:r>
-                              <w:t xml:space="preserve">Eng. Rasheed </w:t>
+                              <w:t>Eng. Rasheed Aldhaferi</w:t>
                             </w:r>
-                            <w:proofErr w:type="spellStart"/>
-                            <w:r>
-                              <w:t>Aldhaferi</w:t>
-                            </w:r>
-                            <w:proofErr w:type="spellEnd"/>
                           </w:p>
                           <w:p>
                             <w:pPr>
@@ -661,13 +656,8 @@
                         <w:bidi w:val="0"/>
                       </w:pPr>
                       <w:r>
-                        <w:t xml:space="preserve">Eng. Rasheed </w:t>
+                        <w:t>Eng. Rasheed Aldhaferi</w:t>
                       </w:r>
-                      <w:proofErr w:type="spellStart"/>
-                      <w:r>
-                        <w:t>Aldhaferi</w:t>
-                      </w:r>
-                      <w:proofErr w:type="spellEnd"/>
                     </w:p>
                     <w:p>
                       <w:pPr>
@@ -955,6 +945,10 @@
     <w:sdt>
       <w:sdtPr>
         <w:rPr>
+          <w:rFonts w:ascii="Calibri" w:eastAsia="Calibri" w:hAnsi="Calibri" w:cs="Calibri"/>
+          <w:color w:val="auto"/>
+          <w:sz w:val="22"/>
+          <w:szCs w:val="22"/>
           <w:rtl w:val="0"/>
           <w:lang w:val="ar-SA"/>
         </w:rPr>
@@ -966,12 +960,8 @@
       </w:sdtPr>
       <w:sdtEndPr>
         <w:rPr>
-          <w:rFonts w:ascii="Calibri" w:eastAsia="Calibri" w:hAnsi="Calibri" w:cs="Calibri"/>
           <w:b/>
           <w:bCs/>
-          <w:color w:val="auto"/>
-          <w:sz w:val="22"/>
-          <w:szCs w:val="22"/>
         </w:rPr>
       </w:sdtEndPr>
       <w:sdtContent>
@@ -983,19 +973,11 @@
               <w:rtl w:val="0"/>
             </w:rPr>
           </w:pPr>
-          <w:proofErr w:type="gramStart"/>
           <w:r>
             <w:rPr>
               <w:rtl w:val="0"/>
             </w:rPr>
-            <w:t>Table  Of</w:t>
-          </w:r>
-          <w:proofErr w:type="gramEnd"/>
-          <w:r>
-            <w:rPr>
-              <w:rtl w:val="0"/>
-            </w:rPr>
-            <w:t xml:space="preserve"> Contents</w:t>
+            <w:t>Table  Of Contents</w:t>
           </w:r>
         </w:p>
         <w:p>
@@ -2502,7 +2484,21 @@
                 <w:rStyle w:val="Hyperlink"/>
                 <w:noProof/>
               </w:rPr>
-              <w:t>Functional Requirements</w:t>
+              <w:t>Functio</w:t>
+            </w:r>
+            <w:r>
+              <w:rPr>
+                <w:rStyle w:val="Hyperlink"/>
+                <w:noProof/>
+              </w:rPr>
+              <w:t>n</w:t>
+            </w:r>
+            <w:r>
+              <w:rPr>
+                <w:rStyle w:val="Hyperlink"/>
+                <w:noProof/>
+              </w:rPr>
+              <w:t>al Requirements</w:t>
             </w:r>
             <w:r>
               <w:rPr>
@@ -3037,7 +3033,14 @@
                 <w:rStyle w:val="Hyperlink"/>
                 <w:noProof/>
               </w:rPr>
-              <w:t>UC-004: Check In Parcel</w:t>
+              <w:t xml:space="preserve">UC-004: Check In </w:t>
+            </w:r>
+            <w:r>
+              <w:rPr>
+                <w:rStyle w:val="Hyperlink"/>
+                <w:noProof/>
+              </w:rPr>
+              <w:t>Package</w:t>
             </w:r>
             <w:r>
               <w:rPr>
@@ -4237,7 +4240,14 @@
                 <w:rStyle w:val="Hyperlink"/>
                 <w:noProof/>
               </w:rPr>
-              <w:t>Parcels</w:t>
+              <w:t>Package</w:t>
+            </w:r>
+            <w:r>
+              <w:rPr>
+                <w:rStyle w:val="Hyperlink"/>
+                <w:noProof/>
+              </w:rPr>
+              <w:t>s</w:t>
             </w:r>
             <w:r>
               <w:rPr>
@@ -4835,7 +4845,19 @@
         <w:rPr>
           <w:rFonts w:asciiTheme="minorHAnsi" w:hAnsiTheme="minorHAnsi" w:cstheme="minorHAnsi"/>
         </w:rPr>
-        <w:t>Local apartment building managers and owners often rely on paper ledgers, fragmented logs, and memory to track rent, vacancies, parcel deliveries, and repair requests. This creates duplicated records, delayed follow-up, unclear balances, and limited visibility into building operations. AMS will digitize and centralize these operations in a single Windows desktop application that remains usable without internet access.</w:t>
+        <w:t xml:space="preserve">Local apartment building managers and owners often rely on paper ledgers, fragmented logs, and memory to track rent, vacancies, </w:t>
+      </w:r>
+      <w:r>
+        <w:rPr>
+          <w:rFonts w:asciiTheme="minorHAnsi" w:hAnsiTheme="minorHAnsi" w:cstheme="minorHAnsi"/>
+        </w:rPr>
+        <w:t>package</w:t>
+      </w:r>
+      <w:r>
+        <w:rPr>
+          <w:rFonts w:asciiTheme="minorHAnsi" w:hAnsiTheme="minorHAnsi" w:cstheme="minorHAnsi"/>
+        </w:rPr>
+        <w:t xml:space="preserve"> deliveries, and repair requests. This creates duplicated records, delayed follow-up, unclear balances, and limited visibility into building operations. AMS will digitize and centralize these operations in a single Windows desktop application that remains usable without internet access.</w:t>
       </w:r>
     </w:p>
     <w:p>
@@ -5066,7 +5088,25 @@
                 <w:sz w:val="19"/>
                 <w:szCs w:val="19"/>
               </w:rPr>
-              <w:t>Maintain apartments and tenants, record rent, log issues, receive parcels, and view summaries.</w:t>
+              <w:t xml:space="preserve">Maintain apartments and tenants, record rent, log issues, receive </w:t>
+            </w:r>
+            <w:r>
+              <w:rPr>
+                <w:rFonts w:asciiTheme="minorHAnsi" w:hAnsiTheme="minorHAnsi" w:cstheme="minorHAnsi"/>
+                <w:color w:val="000000"/>
+                <w:sz w:val="19"/>
+                <w:szCs w:val="19"/>
+              </w:rPr>
+              <w:t>package</w:t>
+            </w:r>
+            <w:r>
+              <w:rPr>
+                <w:rFonts w:asciiTheme="minorHAnsi" w:hAnsiTheme="minorHAnsi" w:cstheme="minorHAnsi"/>
+                <w:color w:val="000000"/>
+                <w:sz w:val="19"/>
+                <w:szCs w:val="19"/>
+              </w:rPr>
+              <w:t>s, and view summaries.</w:t>
             </w:r>
           </w:p>
         </w:tc>
@@ -5244,7 +5284,25 @@
                 <w:sz w:val="19"/>
                 <w:szCs w:val="19"/>
               </w:rPr>
-              <w:t>Receive accurate rent records, parcel pickup confirmation, and issue follow-up.</w:t>
+              <w:t xml:space="preserve">Receive accurate rent records, </w:t>
+            </w:r>
+            <w:r>
+              <w:rPr>
+                <w:rFonts w:asciiTheme="minorHAnsi" w:hAnsiTheme="minorHAnsi" w:cstheme="minorHAnsi"/>
+                <w:color w:val="000000"/>
+                <w:sz w:val="19"/>
+                <w:szCs w:val="19"/>
+              </w:rPr>
+              <w:t>package</w:t>
+            </w:r>
+            <w:r>
+              <w:rPr>
+                <w:rFonts w:asciiTheme="minorHAnsi" w:hAnsiTheme="minorHAnsi" w:cstheme="minorHAnsi"/>
+                <w:color w:val="000000"/>
+                <w:sz w:val="19"/>
+                <w:szCs w:val="19"/>
+              </w:rPr>
+              <w:t xml:space="preserve"> pickup confirmation, and issue follow-up.</w:t>
             </w:r>
           </w:p>
         </w:tc>
@@ -5566,7 +5624,25 @@
                 <w:sz w:val="19"/>
                 <w:szCs w:val="19"/>
               </w:rPr>
-              <w:t>Package &amp; Parcel Receiving</w:t>
+              <w:t xml:space="preserve">Package &amp; </w:t>
+            </w:r>
+            <w:r>
+              <w:rPr>
+                <w:rFonts w:asciiTheme="minorHAnsi" w:hAnsiTheme="minorHAnsi" w:cstheme="minorHAnsi"/>
+                <w:color w:val="000000"/>
+                <w:sz w:val="19"/>
+                <w:szCs w:val="19"/>
+              </w:rPr>
+              <w:t>Package</w:t>
+            </w:r>
+            <w:r>
+              <w:rPr>
+                <w:rFonts w:asciiTheme="minorHAnsi" w:hAnsiTheme="minorHAnsi" w:cstheme="minorHAnsi"/>
+                <w:color w:val="000000"/>
+                <w:sz w:val="19"/>
+                <w:szCs w:val="19"/>
+              </w:rPr>
+              <w:t xml:space="preserve"> Receiving</w:t>
             </w:r>
           </w:p>
         </w:tc>
@@ -5595,7 +5671,43 @@
                 <w:sz w:val="19"/>
                 <w:szCs w:val="19"/>
               </w:rPr>
-              <w:t>Check in parcels, record courier/tracking data, confirm tenant pickup, and search parcel history.</w:t>
+              <w:t xml:space="preserve">Check in </w:t>
+            </w:r>
+            <w:r>
+              <w:rPr>
+                <w:rFonts w:asciiTheme="minorHAnsi" w:hAnsiTheme="minorHAnsi" w:cstheme="minorHAnsi"/>
+                <w:color w:val="000000"/>
+                <w:sz w:val="19"/>
+                <w:szCs w:val="19"/>
+              </w:rPr>
+              <w:t>package</w:t>
+            </w:r>
+            <w:r>
+              <w:rPr>
+                <w:rFonts w:asciiTheme="minorHAnsi" w:hAnsiTheme="minorHAnsi" w:cstheme="minorHAnsi"/>
+                <w:color w:val="000000"/>
+                <w:sz w:val="19"/>
+                <w:szCs w:val="19"/>
+              </w:rPr>
+              <w:t xml:space="preserve">s, record courier/tracking data, confirm tenant pickup, and search </w:t>
+            </w:r>
+            <w:r>
+              <w:rPr>
+                <w:rFonts w:asciiTheme="minorHAnsi" w:hAnsiTheme="minorHAnsi" w:cstheme="minorHAnsi"/>
+                <w:color w:val="000000"/>
+                <w:sz w:val="19"/>
+                <w:szCs w:val="19"/>
+              </w:rPr>
+              <w:t>package</w:t>
+            </w:r>
+            <w:r>
+              <w:rPr>
+                <w:rFonts w:asciiTheme="minorHAnsi" w:hAnsiTheme="minorHAnsi" w:cstheme="minorHAnsi"/>
+                <w:color w:val="000000"/>
+                <w:sz w:val="19"/>
+                <w:szCs w:val="19"/>
+              </w:rPr>
+              <w:t xml:space="preserve"> history.</w:t>
             </w:r>
           </w:p>
         </w:tc>
@@ -5626,7 +5738,25 @@
                 <w:sz w:val="19"/>
                 <w:szCs w:val="19"/>
               </w:rPr>
-              <w:t>Local Database &amp; Persistence Layer</w:t>
+              <w:t xml:space="preserve">Local </w:t>
+            </w:r>
+            <w:r>
+              <w:rPr>
+                <w:rFonts w:asciiTheme="minorHAnsi" w:hAnsiTheme="minorHAnsi" w:cstheme="minorHAnsi"/>
+                <w:color w:val="000000"/>
+                <w:sz w:val="19"/>
+                <w:szCs w:val="19"/>
+              </w:rPr>
+              <w:t>Database (MSSQL Server)</w:t>
+            </w:r>
+            <w:r>
+              <w:rPr>
+                <w:rFonts w:asciiTheme="minorHAnsi" w:hAnsiTheme="minorHAnsi" w:cstheme="minorHAnsi"/>
+                <w:color w:val="000000"/>
+                <w:sz w:val="19"/>
+                <w:szCs w:val="19"/>
+              </w:rPr>
+              <w:t xml:space="preserve"> &amp; Persistence Layer</w:t>
             </w:r>
           </w:p>
         </w:tc>
@@ -5655,7 +5785,16 @@
                 <w:sz w:val="19"/>
                 <w:szCs w:val="19"/>
               </w:rPr>
-              <w:t xml:space="preserve"> Database</w:t>
+              <w:t xml:space="preserve"> </w:t>
+            </w:r>
+            <w:r>
+              <w:rPr>
+                <w:rFonts w:asciiTheme="minorHAnsi" w:hAnsiTheme="minorHAnsi" w:cstheme="minorHAnsi"/>
+                <w:color w:val="000000"/>
+                <w:sz w:val="19"/>
+                <w:szCs w:val="19"/>
+              </w:rPr>
+              <w:t>Database (MSSQL Server)</w:t>
             </w:r>
             <w:r>
               <w:rPr>
@@ -5848,15 +5987,7 @@
         <w:spacing w:after="200"/>
       </w:pPr>
       <w:r>
-        <w:t xml:space="preserve">This document uses a structured numbering format for requirements. Functional requirements are identified using FR-XXX, nonfunctional requirements using NFR-XXX, business rules using BR-XXX, interface requirements using IR-XXX, data requirements using DR-XXX, open issues using ISS-XXX, and approved scope changes using CR-XXX (matching the project's official Change Log, </w:t>
-      </w:r>
-      <w:proofErr w:type="gramStart"/>
-      <w:r>
-        <w:t>e.g.</w:t>
-      </w:r>
-      <w:proofErr w:type="gramEnd"/>
-      <w:r>
-        <w:t xml:space="preserve"> CR-001, CR-002, CR-003). Priorities are classified as Must Have, Should Have, Could Have, and Future Enhancement. Tables and diagrams are used throughout the document to improve clarity.</w:t>
+        <w:t>This document uses a structured numbering format for requirements. Functional requirements are identified using FR-XXX, nonfunctional requirements using NFR-XXX, business rules using BR-XXX, interface requirements using IR-XXX, data requirements using DR-XXX, open issues using ISS-XXX, and approved scope changes using CR-XXX (matching the project's official Change Log, e.g. CR-001, CR-002, CR-003). Priorities are classified as Must Have, Should Have, Could Have, and Future Enhancement. Tables and diagrams are used throughout the document to improve clarity.</w:t>
       </w:r>
     </w:p>
     <w:tbl>
@@ -7052,7 +7183,7 @@
                 <w:sz w:val="20"/>
                 <w:szCs w:val="20"/>
               </w:rPr>
-              <w:t>Functional requirements, database schema</w:t>
+              <w:t xml:space="preserve">Functional requirements, </w:t>
             </w:r>
             <w:r>
               <w:rPr>
@@ -7060,6 +7191,22 @@
                 <w:sz w:val="20"/>
                 <w:szCs w:val="20"/>
               </w:rPr>
+              <w:t>database (MSSQL Server)</w:t>
+            </w:r>
+            <w:r>
+              <w:rPr>
+                <w:color w:val="000000"/>
+                <w:sz w:val="20"/>
+                <w:szCs w:val="20"/>
+              </w:rPr>
+              <w:t xml:space="preserve"> schema</w:t>
+            </w:r>
+            <w:r>
+              <w:rPr>
+                <w:color w:val="000000"/>
+                <w:sz w:val="20"/>
+                <w:szCs w:val="20"/>
+              </w:rPr>
               <w:t>.</w:t>
             </w:r>
           </w:p>
@@ -7156,25 +7303,7 @@
                 <w:sz w:val="20"/>
                 <w:szCs w:val="20"/>
               </w:rPr>
-              <w:t xml:space="preserve">Eng. Rasheed </w:t>
-            </w:r>
-            <w:proofErr w:type="spellStart"/>
-            <w:r>
-              <w:rPr>
-                <w:color w:val="000000"/>
-                <w:sz w:val="20"/>
-                <w:szCs w:val="20"/>
-              </w:rPr>
-              <w:t>Aldhaferi</w:t>
-            </w:r>
-            <w:proofErr w:type="spellEnd"/>
-            <w:r>
-              <w:rPr>
-                <w:color w:val="000000"/>
-                <w:sz w:val="20"/>
-                <w:szCs w:val="20"/>
-              </w:rPr>
-              <w:t xml:space="preserve"> (Instructor / Sponsor)</w:t>
+              <w:t>Eng. Rasheed Aldhaferi (Instructor / Sponsor)</w:t>
             </w:r>
           </w:p>
         </w:tc>
@@ -7231,7 +7360,31 @@
         <w:rPr>
           <w:rFonts w:asciiTheme="minorHAnsi" w:hAnsiTheme="minorHAnsi" w:cstheme="minorHAnsi"/>
         </w:rPr>
-        <w:t>AMS covers local apartment and occupancy records, rent and payment tracking, maintenance issue logging, parcel receiving, local Database persistence, authentication, role control, backup/restore, PDF report export (CR-002), and Arabic/English UI toggle (CR-003). The system shall support Windows 10/11 desktop operation and 100% offline capability. Online payments, cloud sync, mobile apps, SMS/email gateways, and multi-building SaaS are explicitly excluded.</w:t>
+        <w:t xml:space="preserve">AMS covers local apartment and occupancy records, rent and payment tracking, maintenance issue logging, </w:t>
+      </w:r>
+      <w:r>
+        <w:rPr>
+          <w:rFonts w:asciiTheme="minorHAnsi" w:hAnsiTheme="minorHAnsi" w:cstheme="minorHAnsi"/>
+        </w:rPr>
+        <w:t>package</w:t>
+      </w:r>
+      <w:r>
+        <w:rPr>
+          <w:rFonts w:asciiTheme="minorHAnsi" w:hAnsiTheme="minorHAnsi" w:cstheme="minorHAnsi"/>
+        </w:rPr>
+        <w:t xml:space="preserve"> receiving, local </w:t>
+      </w:r>
+      <w:r>
+        <w:rPr>
+          <w:rFonts w:asciiTheme="minorHAnsi" w:hAnsiTheme="minorHAnsi" w:cstheme="minorHAnsi"/>
+        </w:rPr>
+        <w:t>Database (MSSQL Server)</w:t>
+      </w:r>
+      <w:r>
+        <w:rPr>
+          <w:rFonts w:asciiTheme="minorHAnsi" w:hAnsiTheme="minorHAnsi" w:cstheme="minorHAnsi"/>
+        </w:rPr>
+        <w:t xml:space="preserve"> persistence, authentication, role control, backup/restore, PDF report export (CR-002), and Arabic/English UI toggle (CR-003). The system shall support Windows 10/11 desktop operation and 100% offline capability. Online payments, cloud sync, mobile apps, SMS/email gateways, and multi-building SaaS are explicitly excluded.</w:t>
       </w:r>
     </w:p>
     <w:tbl>
@@ -7346,58 +7499,93 @@
                 <w:sz w:val="20"/>
                 <w:szCs w:val="20"/>
               </w:rPr>
-              <w:t>Online payment gateways (</w:t>
-            </w:r>
-            <w:proofErr w:type="spellStart"/>
+              <w:t>Online payment gateways (Jaib, OneCash,, banking APIs) — CR-001 Rejected</w:t>
+            </w:r>
+          </w:p>
+        </w:tc>
+      </w:tr>
+      <w:tr>
+        <w:tc>
+          <w:tcPr>
+            <w:tcW w:w="4400" w:type="dxa"/>
+          </w:tcPr>
+          <w:p>
+            <w:pPr>
+              <w:bidi w:val="0"/>
+              <w:rPr>
+                <w:color w:val="000000" w:themeColor="text1"/>
+              </w:rPr>
+            </w:pPr>
             <w:r>
               <w:rPr>
                 <w:color w:val="000000" w:themeColor="text1"/>
                 <w:sz w:val="20"/>
                 <w:szCs w:val="20"/>
               </w:rPr>
-              <w:t>Jaib</w:t>
-            </w:r>
-            <w:proofErr w:type="spellEnd"/>
+              <w:t>Rent &amp; payment tracking (cash / dockets, overdue balances, receipts)</w:t>
+            </w:r>
+          </w:p>
+        </w:tc>
+        <w:tc>
+          <w:tcPr>
+            <w:tcW w:w="4400" w:type="dxa"/>
+          </w:tcPr>
+          <w:p>
+            <w:pPr>
+              <w:bidi w:val="0"/>
+              <w:rPr>
+                <w:color w:val="000000" w:themeColor="text1"/>
+              </w:rPr>
+            </w:pPr>
             <w:r>
               <w:rPr>
                 <w:color w:val="000000" w:themeColor="text1"/>
                 <w:sz w:val="20"/>
                 <w:szCs w:val="20"/>
               </w:rPr>
-              <w:t xml:space="preserve">, </w:t>
-            </w:r>
-            <w:proofErr w:type="spellStart"/>
-            <w:proofErr w:type="gramStart"/>
+              <w:t xml:space="preserve">Cloud </w:t>
+            </w:r>
             <w:r>
               <w:rPr>
                 <w:color w:val="000000" w:themeColor="text1"/>
                 <w:sz w:val="20"/>
                 <w:szCs w:val="20"/>
               </w:rPr>
-              <w:t>OneCash</w:t>
-            </w:r>
-            <w:proofErr w:type="spellEnd"/>
+              <w:t>database (MSSQL Server)</w:t>
+            </w:r>
             <w:r>
               <w:rPr>
                 <w:color w:val="000000" w:themeColor="text1"/>
                 <w:sz w:val="20"/>
                 <w:szCs w:val="20"/>
               </w:rPr>
-              <w:t>,,</w:t>
-            </w:r>
-            <w:proofErr w:type="gramEnd"/>
+              <w:t xml:space="preserve"> synchronization and remote APIs</w:t>
+            </w:r>
+          </w:p>
+        </w:tc>
+      </w:tr>
+      <w:tr>
+        <w:tc>
+          <w:tcPr>
+            <w:tcW w:w="4400" w:type="dxa"/>
+          </w:tcPr>
+          <w:p>
+            <w:pPr>
+              <w:bidi w:val="0"/>
+              <w:rPr>
+                <w:color w:val="000000" w:themeColor="text1"/>
+              </w:rPr>
+            </w:pPr>
             <w:r>
               <w:rPr>
                 <w:color w:val="000000" w:themeColor="text1"/>
                 <w:sz w:val="20"/>
                 <w:szCs w:val="20"/>
               </w:rPr>
-              <w:t xml:space="preserve"> banking APIs) — CR-001 Rejected</w:t>
-            </w:r>
-          </w:p>
-        </w:tc>
-      </w:tr>
-      <w:tr>
+              <w:t>Maintenance &amp; issue logging (Open / In Progress / Resolved)</w:t>
+            </w:r>
+          </w:p>
+        </w:tc>
         <w:tc>
           <w:tcPr>
             <w:tcW w:w="4400" w:type="dxa"/>
@@ -7415,10 +7603,12 @@
                 <w:sz w:val="20"/>
                 <w:szCs w:val="20"/>
               </w:rPr>
-              <w:t>Rent &amp; payment tracking (cash / dockets, overdue balances, receipts)</w:t>
-            </w:r>
-          </w:p>
-        </w:tc>
+              <w:t>Tenant mobile applications (iOS / Android)</w:t>
+            </w:r>
+          </w:p>
+        </w:tc>
+      </w:tr>
+      <w:tr>
         <w:tc>
           <w:tcPr>
             <w:tcW w:w="4400" w:type="dxa"/>
@@ -7436,56 +7626,26 @@
                 <w:sz w:val="20"/>
                 <w:szCs w:val="20"/>
               </w:rPr>
-              <w:t>Cloud database synchronization and remote APIs</w:t>
-            </w:r>
-          </w:p>
-        </w:tc>
-      </w:tr>
-      <w:tr>
-        <w:tc>
-          <w:tcPr>
-            <w:tcW w:w="4400" w:type="dxa"/>
-          </w:tcPr>
-          <w:p>
-            <w:pPr>
-              <w:bidi w:val="0"/>
-              <w:rPr>
-                <w:color w:val="000000" w:themeColor="text1"/>
-              </w:rPr>
-            </w:pPr>
+              <w:t xml:space="preserve">Package &amp; </w:t>
+            </w:r>
             <w:r>
               <w:rPr>
                 <w:color w:val="000000" w:themeColor="text1"/>
                 <w:sz w:val="20"/>
                 <w:szCs w:val="20"/>
               </w:rPr>
-              <w:t>Maintenance &amp; issue logging (Open / In Progress / Resolved)</w:t>
-            </w:r>
-          </w:p>
-        </w:tc>
-        <w:tc>
-          <w:tcPr>
-            <w:tcW w:w="4400" w:type="dxa"/>
-          </w:tcPr>
-          <w:p>
-            <w:pPr>
-              <w:bidi w:val="0"/>
-              <w:rPr>
-                <w:color w:val="000000" w:themeColor="text1"/>
-              </w:rPr>
-            </w:pPr>
+              <w:t>package</w:t>
+            </w:r>
             <w:r>
               <w:rPr>
                 <w:color w:val="000000" w:themeColor="text1"/>
                 <w:sz w:val="20"/>
                 <w:szCs w:val="20"/>
               </w:rPr>
-              <w:t>Tenant mobile applications (iOS / Android)</w:t>
-            </w:r>
-          </w:p>
-        </w:tc>
-      </w:tr>
-      <w:tr>
+              <w:t xml:space="preserve"> receiving and pickup tracking</w:t>
+            </w:r>
+          </w:p>
+        </w:tc>
         <w:tc>
           <w:tcPr>
             <w:tcW w:w="4400" w:type="dxa"/>
@@ -7503,10 +7663,12 @@
                 <w:sz w:val="20"/>
                 <w:szCs w:val="20"/>
               </w:rPr>
-              <w:t>Package &amp; parcel receiving and pickup tracking</w:t>
-            </w:r>
-          </w:p>
-        </w:tc>
+              <w:t>Automated SMS / email notification gateways</w:t>
+            </w:r>
+          </w:p>
+        </w:tc>
+      </w:tr>
+      <w:tr>
         <w:tc>
           <w:tcPr>
             <w:tcW w:w="4400" w:type="dxa"/>
@@ -7524,30 +7686,23 @@
                 <w:sz w:val="20"/>
                 <w:szCs w:val="20"/>
               </w:rPr>
-              <w:t>Automated SMS / email notification gateways</w:t>
-            </w:r>
-          </w:p>
-        </w:tc>
-      </w:tr>
-      <w:tr>
-        <w:tc>
-          <w:tcPr>
-            <w:tcW w:w="4400" w:type="dxa"/>
-          </w:tcPr>
-          <w:p>
-            <w:pPr>
-              <w:bidi w:val="0"/>
-              <w:rPr>
-                <w:color w:val="000000" w:themeColor="text1"/>
-              </w:rPr>
-            </w:pPr>
+              <w:t xml:space="preserve">Local offline </w:t>
+            </w:r>
             <w:r>
               <w:rPr>
                 <w:color w:val="000000" w:themeColor="text1"/>
                 <w:sz w:val="20"/>
                 <w:szCs w:val="20"/>
               </w:rPr>
-              <w:t>Local offline database with backup and restore utilities</w:t>
+              <w:t>database (MSSQL Server)</w:t>
+            </w:r>
+            <w:r>
+              <w:rPr>
+                <w:color w:val="000000" w:themeColor="text1"/>
+                <w:sz w:val="20"/>
+                <w:szCs w:val="20"/>
+              </w:rPr>
+              <w:t xml:space="preserve"> with backup and restore utilities</w:t>
             </w:r>
           </w:p>
         </w:tc>
@@ -7730,7 +7885,13 @@
         <w:rPr>
           <w:rFonts w:asciiTheme="minorHAnsi" w:hAnsiTheme="minorHAnsi" w:cstheme="minorHAnsi"/>
         </w:rPr>
-        <w:t>database technology and ACID transaction principles selected as project implementation constraints.</w:t>
+        <w:t>database (MSSQL Server)</w:t>
+      </w:r>
+      <w:r>
+        <w:rPr>
+          <w:rFonts w:asciiTheme="minorHAnsi" w:hAnsiTheme="minorHAnsi" w:cstheme="minorHAnsi"/>
+        </w:rPr>
+        <w:t xml:space="preserve"> technology and ACID transaction principles selected as project implementation constraints.</w:t>
       </w:r>
     </w:p>
     <w:p>
@@ -7837,7 +7998,7 @@
         <w:rPr>
           <w:rFonts w:asciiTheme="minorHAnsi" w:hAnsiTheme="minorHAnsi" w:cstheme="minorHAnsi"/>
         </w:rPr>
-        <w:t>Database</w:t>
+        <w:t>Database (MSSQL Server)</w:t>
       </w:r>
       <w:r>
         <w:rPr>
@@ -8283,7 +8444,16 @@
                 <w:sz w:val="19"/>
                 <w:szCs w:val="19"/>
               </w:rPr>
-              <w:t>Parcels</w:t>
+              <w:t>Package</w:t>
+            </w:r>
+            <w:r>
+              <w:rPr>
+                <w:rFonts w:asciiTheme="minorHAnsi" w:hAnsiTheme="minorHAnsi" w:cstheme="minorHAnsi"/>
+                <w:color w:val="000000"/>
+                <w:sz w:val="19"/>
+                <w:szCs w:val="19"/>
+              </w:rPr>
+              <w:t>s</w:t>
             </w:r>
           </w:p>
         </w:tc>
@@ -8401,7 +8571,16 @@
                 <w:sz w:val="19"/>
                 <w:szCs w:val="19"/>
               </w:rPr>
-              <w:t xml:space="preserve"> Database</w:t>
+              <w:t xml:space="preserve"> </w:t>
+            </w:r>
+            <w:r>
+              <w:rPr>
+                <w:rFonts w:asciiTheme="minorHAnsi" w:hAnsiTheme="minorHAnsi" w:cstheme="minorHAnsi"/>
+                <w:color w:val="000000"/>
+                <w:sz w:val="19"/>
+                <w:szCs w:val="19"/>
+              </w:rPr>
+              <w:t>Database (MSSQL Server)</w:t>
             </w:r>
             <w:r>
               <w:rPr>
@@ -8807,7 +8986,25 @@
                 <w:sz w:val="19"/>
                 <w:szCs w:val="19"/>
               </w:rPr>
-              <w:t>Limited operational user; handles assigned maintenance or parcel tasks.</w:t>
+              <w:t xml:space="preserve">Limited operational user; handles assigned maintenance or </w:t>
+            </w:r>
+            <w:r>
+              <w:rPr>
+                <w:rFonts w:asciiTheme="minorHAnsi" w:hAnsiTheme="minorHAnsi" w:cstheme="minorHAnsi"/>
+                <w:color w:val="000000"/>
+                <w:sz w:val="19"/>
+                <w:szCs w:val="19"/>
+              </w:rPr>
+              <w:t>package</w:t>
+            </w:r>
+            <w:r>
+              <w:rPr>
+                <w:rFonts w:asciiTheme="minorHAnsi" w:hAnsiTheme="minorHAnsi" w:cstheme="minorHAnsi"/>
+                <w:color w:val="000000"/>
+                <w:sz w:val="19"/>
+                <w:szCs w:val="19"/>
+              </w:rPr>
+              <w:t xml:space="preserve"> tasks.</w:t>
             </w:r>
           </w:p>
         </w:tc>
@@ -8903,36 +9100,32 @@
         <w:rPr>
           <w:rFonts w:asciiTheme="minorHAnsi" w:hAnsiTheme="minorHAnsi" w:cstheme="minorHAnsi"/>
         </w:rPr>
-        <w:t xml:space="preserve">Windows 10 or Windows 11 desktop, supported 64-bit environment. </w:t>
+        <w:t xml:space="preserve">Windows 10 or Windows 11 desktop, supported 64-bit environment. Local </w:t>
       </w:r>
-      <w:proofErr w:type="gramStart"/>
-      <w:r>
-        <w:rPr>
-          <w:rFonts w:asciiTheme="minorHAnsi" w:hAnsiTheme="minorHAnsi" w:cstheme="minorHAnsi"/>
-        </w:rPr>
-        <w:t xml:space="preserve">Local </w:t>
-      </w:r>
-      <w:r>
-        <w:rPr>
-          <w:rFonts w:asciiTheme="minorHAnsi" w:hAnsiTheme="minorHAnsi" w:cstheme="minorHAnsi"/>
-        </w:rPr>
-        <w:t xml:space="preserve"> Database</w:t>
-      </w:r>
-      <w:proofErr w:type="gramEnd"/>
       <w:r>
         <w:rPr>
           <w:rFonts w:asciiTheme="minorHAnsi" w:hAnsiTheme="minorHAnsi" w:cstheme="minorHAnsi"/>
         </w:rPr>
         <w:t xml:space="preserve"> </w:t>
       </w:r>
-      <w:proofErr w:type="spellStart"/>
       <w:r>
         <w:rPr>
           <w:rFonts w:asciiTheme="minorHAnsi" w:hAnsiTheme="minorHAnsi" w:cstheme="minorHAnsi"/>
         </w:rPr>
-        <w:t>database</w:t>
+        <w:t>Database (MSSQL Server)</w:t>
       </w:r>
-      <w:proofErr w:type="spellEnd"/>
+      <w:r>
+        <w:rPr>
+          <w:rFonts w:asciiTheme="minorHAnsi" w:hAnsiTheme="minorHAnsi" w:cstheme="minorHAnsi"/>
+        </w:rPr>
+        <w:t xml:space="preserve"> </w:t>
+      </w:r>
+      <w:r>
+        <w:rPr>
+          <w:rFonts w:asciiTheme="minorHAnsi" w:hAnsiTheme="minorHAnsi" w:cstheme="minorHAnsi"/>
+        </w:rPr>
+        <w:t>database (MSSQL Server)</w:t>
+      </w:r>
       <w:r>
         <w:rPr>
           <w:rFonts w:asciiTheme="minorHAnsi" w:hAnsiTheme="minorHAnsi" w:cstheme="minorHAnsi"/>
@@ -8976,7 +9169,13 @@
         <w:rPr>
           <w:rFonts w:asciiTheme="minorHAnsi" w:hAnsiTheme="minorHAnsi" w:cstheme="minorHAnsi"/>
         </w:rPr>
-        <w:t xml:space="preserve"> Database</w:t>
+        <w:t xml:space="preserve"> </w:t>
+      </w:r>
+      <w:r>
+        <w:rPr>
+          <w:rFonts w:asciiTheme="minorHAnsi" w:hAnsiTheme="minorHAnsi" w:cstheme="minorHAnsi"/>
+        </w:rPr>
+        <w:t>Database (MSSQL Server)</w:t>
       </w:r>
       <w:r>
         <w:rPr>
@@ -9497,7 +9696,25 @@
                 <w:sz w:val="19"/>
                 <w:szCs w:val="19"/>
               </w:rPr>
-              <w:t>Cash/docket payment and parcel confirmation policies are defined by the building owner.</w:t>
+              <w:t xml:space="preserve">Cash/docket payment and </w:t>
+            </w:r>
+            <w:r>
+              <w:rPr>
+                <w:rFonts w:asciiTheme="minorHAnsi" w:hAnsiTheme="minorHAnsi" w:cstheme="minorHAnsi"/>
+                <w:color w:val="000000"/>
+                <w:sz w:val="19"/>
+                <w:szCs w:val="19"/>
+              </w:rPr>
+              <w:t>package</w:t>
+            </w:r>
+            <w:r>
+              <w:rPr>
+                <w:rFonts w:asciiTheme="minorHAnsi" w:hAnsiTheme="minorHAnsi" w:cstheme="minorHAnsi"/>
+                <w:color w:val="000000"/>
+                <w:sz w:val="19"/>
+                <w:szCs w:val="19"/>
+              </w:rPr>
+              <w:t xml:space="preserve"> confirmation policies are defined by the building owner.</w:t>
             </w:r>
           </w:p>
         </w:tc>
@@ -9869,16 +10086,17 @@
               <w:bidi w:val="0"/>
               <w:rPr>
                 <w:rFonts w:asciiTheme="minorHAnsi" w:hAnsiTheme="minorHAnsi" w:cstheme="minorHAnsi"/>
-              </w:rPr>
-            </w:pPr>
-            <w:r>
-              <w:rPr>
-                <w:rFonts w:asciiTheme="minorHAnsi" w:hAnsiTheme="minorHAnsi" w:cstheme="minorHAnsi"/>
-                <w:color w:val="000000"/>
-                <w:sz w:val="19"/>
-                <w:szCs w:val="19"/>
-              </w:rPr>
-              <w:t>The system shall allow an authorized manager to create an apartment record with a unique apartment number.</w:t>
+                <w:sz w:val="19"/>
+                <w:szCs w:val="19"/>
+              </w:rPr>
+            </w:pPr>
+            <w:r>
+              <w:rPr>
+                <w:rFonts w:asciiTheme="minorHAnsi" w:hAnsiTheme="minorHAnsi" w:cstheme="minorHAnsi"/>
+                <w:sz w:val="19"/>
+                <w:szCs w:val="19"/>
+              </w:rPr>
+              <w:t>The system shall allow the Apartment Manager to create an apartment record specifying a unique apartment number, building block, and floor</w:t>
             </w:r>
           </w:p>
         </w:tc>
@@ -9996,7 +10214,7 @@
                 <w:sz w:val="19"/>
                 <w:szCs w:val="19"/>
               </w:rPr>
-              <w:t>The system shall allow the manager to define rooms, room labels, and occupancy capacity for each apartment.</w:t>
+              <w:t>The system shall allow the Apartment Manager to record room counts and room layout descriptions as descriptive fields on an apartment record</w:t>
             </w:r>
           </w:p>
         </w:tc>
@@ -10114,7 +10332,25 @@
                 <w:sz w:val="19"/>
                 <w:szCs w:val="19"/>
               </w:rPr>
-              <w:t>The system shall display apartment status as Vacant, Partially Occupied, Occupied, Reserved, or Inactive.</w:t>
+              <w:t xml:space="preserve">The </w:t>
+            </w:r>
+            <w:r>
+              <w:rPr>
+                <w:rFonts w:asciiTheme="minorHAnsi" w:hAnsiTheme="minorHAnsi" w:cstheme="minorHAnsi"/>
+                <w:color w:val="000000"/>
+                <w:sz w:val="19"/>
+                <w:szCs w:val="19"/>
+              </w:rPr>
+              <w:t xml:space="preserve">system </w:t>
+            </w:r>
+            <w:r>
+              <w:rPr>
+                <w:rFonts w:asciiTheme="minorHAnsi" w:hAnsiTheme="minorHAnsi" w:cstheme="minorHAnsi"/>
+                <w:color w:val="000000"/>
+                <w:sz w:val="19"/>
+                <w:szCs w:val="19"/>
+              </w:rPr>
+              <w:t xml:space="preserve">shall calculate and update the apartment occupancy status as Vacant, Occupied, or Under Maintenance based on active tenant assignments. </w:t>
             </w:r>
           </w:p>
         </w:tc>
@@ -10232,7 +10468,7 @@
                 <w:sz w:val="19"/>
                 <w:szCs w:val="19"/>
               </w:rPr>
-              <w:t>The system shall assign one or more active tenants to an apartment and record move-in and move-out dates.</w:t>
+              <w:t>The system shall allow the Apartment Manager to assign an active tenant to an apartment by creating an assignment record with a move-in date.</w:t>
             </w:r>
           </w:p>
         </w:tc>
@@ -10350,7 +10586,7 @@
                 <w:sz w:val="19"/>
                 <w:szCs w:val="19"/>
               </w:rPr>
-              <w:t>The system shall prevent assignment of a tenant to an inactive apartment.</w:t>
+              <w:t>The system shall allow the Apartment Manager to record a tenant move-out date, updating the assignment status to Historical while preserving all historical records.</w:t>
             </w:r>
           </w:p>
         </w:tc>
@@ -10464,11 +10700,8 @@
             <w:r>
               <w:rPr>
                 <w:rFonts w:asciiTheme="minorHAnsi" w:hAnsiTheme="minorHAnsi" w:cstheme="minorHAnsi"/>
-                <w:color w:val="000000"/>
-                <w:sz w:val="19"/>
-                <w:szCs w:val="19"/>
-              </w:rPr>
-              <w:t>The system shall search and filter apartments by number, status, tenant, and room.</w:t>
+              </w:rPr>
+              <w:t>The system shall allow the Apartment Manager to search an filter apartment records by apartment number, occupancy status, and assigned tenant name.</w:t>
             </w:r>
           </w:p>
         </w:tc>
@@ -10704,7 +10937,34 @@
                 <w:sz w:val="19"/>
                 <w:szCs w:val="19"/>
               </w:rPr>
-              <w:t>The system shall record cash or docket rent payments with payer, amount, date, period, and receipt reference.</w:t>
+              <w:t xml:space="preserve">The system shall </w:t>
+            </w:r>
+            <w:r>
+              <w:rPr>
+                <w:rFonts w:asciiTheme="minorHAnsi" w:hAnsiTheme="minorHAnsi" w:cstheme="minorHAnsi"/>
+                <w:color w:val="000000"/>
+                <w:sz w:val="19"/>
+                <w:szCs w:val="19"/>
+              </w:rPr>
+              <w:t xml:space="preserve">allow the Apartment Manager to record a payment </w:t>
+            </w:r>
+            <w:r>
+              <w:rPr>
+                <w:rFonts w:asciiTheme="minorHAnsi" w:hAnsiTheme="minorHAnsi" w:cstheme="minorHAnsi"/>
+                <w:color w:val="000000"/>
+                <w:sz w:val="19"/>
+                <w:szCs w:val="19"/>
+              </w:rPr>
+              <w:t>transaction (Payment Record) Specifying tenant, apartment, rent period, amount, payment method</w:t>
+            </w:r>
+            <w:r>
+              <w:rPr>
+                <w:rFonts w:asciiTheme="minorHAnsi" w:hAnsiTheme="minorHAnsi" w:cstheme="minorHAnsi"/>
+                <w:color w:val="000000"/>
+                <w:sz w:val="19"/>
+                <w:szCs w:val="19"/>
+              </w:rPr>
+              <w:t>.</w:t>
             </w:r>
           </w:p>
         </w:tc>
@@ -10818,11 +11078,14 @@
             <w:r>
               <w:rPr>
                 <w:rFonts w:asciiTheme="minorHAnsi" w:hAnsiTheme="minorHAnsi" w:cstheme="minorHAnsi"/>
-                <w:color w:val="000000"/>
-                <w:sz w:val="19"/>
-                <w:szCs w:val="19"/>
-              </w:rPr>
-              <w:t>The system shall classify a payment as Full, Partial, Pending, or Overdue according to the recorded amount and due date.</w:t>
+              </w:rPr>
+              <w:t xml:space="preserve">The system shall automatically calculate and update the status of a monthly RentPeriod as Unpaid, Partial, Paid, Overdue, or Overpaid based on due date, expected rent, and valid </w:t>
+            </w:r>
+            <w:r>
+              <w:rPr>
+                <w:rFonts w:asciiTheme="minorHAnsi" w:hAnsiTheme="minorHAnsi" w:cstheme="minorHAnsi"/>
+              </w:rPr>
+              <w:t>payments sum</w:t>
             </w:r>
           </w:p>
         </w:tc>
@@ -10940,7 +11203,7 @@
                 <w:sz w:val="19"/>
                 <w:szCs w:val="19"/>
               </w:rPr>
-              <w:t>The system shall calculate and display the outstanding balance for each tenant and apartment.</w:t>
+              <w:t>The system shall calculate the net balance for a rent period as Expected Amount minus Total Paid, registering any positive excess as an overpayment credit balance.</w:t>
             </w:r>
           </w:p>
         </w:tc>
@@ -11058,7 +11321,7 @@
                 <w:sz w:val="19"/>
                 <w:szCs w:val="19"/>
               </w:rPr>
-              <w:t>The system shall allow authorized users to correct a payment record while preserving an audit note.</w:t>
+              <w:t>The system shall allow the Apartment Manager or Owner to void or correct a PaymentRecord while requiring a mandatory audit note and maintaining transaction log auditability.</w:t>
             </w:r>
           </w:p>
         </w:tc>
@@ -11176,7 +11439,7 @@
                 <w:sz w:val="19"/>
                 <w:szCs w:val="19"/>
               </w:rPr>
-              <w:t>The system shall generate printable or PDF-exportable rent and balance reports.</w:t>
+              <w:t>The system shall allow the Apartment Manager to generate and export monthly rent roll, payment history, and balance report in PDF format</w:t>
             </w:r>
           </w:p>
         </w:tc>
@@ -11225,6 +11488,9 @@
               <w:bidi w:val="0"/>
               <w:rPr>
                 <w:rFonts w:asciiTheme="minorHAnsi" w:hAnsiTheme="minorHAnsi" w:cstheme="minorHAnsi"/>
+                <w:color w:val="000000"/>
+                <w:sz w:val="19"/>
+                <w:szCs w:val="19"/>
               </w:rPr>
             </w:pPr>
             <w:r>
@@ -11244,14 +11510,6 @@
                 <w:rFonts w:asciiTheme="minorHAnsi" w:hAnsiTheme="minorHAnsi" w:cstheme="minorHAnsi"/>
               </w:rPr>
             </w:pPr>
-            <w:r>
-              <w:rPr>
-                <w:rFonts w:asciiTheme="minorHAnsi" w:hAnsiTheme="minorHAnsi" w:cstheme="minorHAnsi"/>
-                <w:sz w:val="20"/>
-                <w:szCs w:val="20"/>
-              </w:rPr>
-              <w:t xml:space="preserve">From the ITPM </w:t>
-            </w:r>
           </w:p>
         </w:tc>
       </w:tr>
@@ -11310,7 +11568,25 @@
                 <w:sz w:val="19"/>
                 <w:szCs w:val="19"/>
               </w:rPr>
-              <w:t>The system shall allow a manager to create a maintenance issue with apartment, description, category, priority, and reporter.</w:t>
+              <w:t xml:space="preserve">The system shall allow the Apartment Manager to log a maintenance issue </w:t>
+            </w:r>
+            <w:r>
+              <w:rPr>
+                <w:rFonts w:asciiTheme="minorHAnsi" w:hAnsiTheme="minorHAnsi" w:cstheme="minorHAnsi"/>
+                <w:color w:val="000000"/>
+                <w:sz w:val="19"/>
+                <w:szCs w:val="19"/>
+              </w:rPr>
+              <w:t>specifying apartment</w:t>
+            </w:r>
+            <w:r>
+              <w:rPr>
+                <w:rFonts w:asciiTheme="minorHAnsi" w:hAnsiTheme="minorHAnsi" w:cstheme="minorHAnsi"/>
+                <w:color w:val="000000"/>
+                <w:sz w:val="19"/>
+                <w:szCs w:val="19"/>
+              </w:rPr>
+              <w:t xml:space="preserve"> ID, description, category, priority (Low, Medium, High, Urgent), and reporting tenant source</w:t>
             </w:r>
           </w:p>
         </w:tc>
@@ -11428,7 +11704,34 @@
                 <w:sz w:val="19"/>
                 <w:szCs w:val="19"/>
               </w:rPr>
-              <w:t>The system shall support issue statuses Open, In Progress, and Resolved.</w:t>
+              <w:t>The system shall support issue statuses Open, In Progress,</w:t>
+            </w:r>
+            <w:r>
+              <w:rPr>
+                <w:rFonts w:asciiTheme="minorHAnsi" w:hAnsiTheme="minorHAnsi" w:cstheme="minorHAnsi"/>
+                <w:color w:val="000000"/>
+                <w:sz w:val="19"/>
+                <w:szCs w:val="19"/>
+              </w:rPr>
+              <w:t xml:space="preserve"> Cancelled, </w:t>
+            </w:r>
+            <w:r>
+              <w:rPr>
+                <w:rFonts w:asciiTheme="minorHAnsi" w:hAnsiTheme="minorHAnsi" w:cstheme="minorHAnsi"/>
+                <w:color w:val="000000"/>
+                <w:sz w:val="19"/>
+                <w:szCs w:val="19"/>
+              </w:rPr>
+              <w:t>and</w:t>
+            </w:r>
+            <w:r>
+              <w:rPr>
+                <w:rFonts w:asciiTheme="minorHAnsi" w:hAnsiTheme="minorHAnsi" w:cstheme="minorHAnsi"/>
+                <w:color w:val="000000"/>
+                <w:sz w:val="19"/>
+                <w:szCs w:val="19"/>
+              </w:rPr>
+              <w:t xml:space="preserve"> Resolved.</w:t>
             </w:r>
           </w:p>
         </w:tc>
@@ -11517,6 +11820,7 @@
                 <w:sz w:val="19"/>
                 <w:szCs w:val="19"/>
               </w:rPr>
+              <w:lastRenderedPageBreak/>
               <w:t>FR-015</w:t>
             </w:r>
           </w:p>
@@ -11546,7 +11850,7 @@
                 <w:sz w:val="19"/>
                 <w:szCs w:val="19"/>
               </w:rPr>
-              <w:t>The system shall allow authorized users to assign an issue to a responsible staff member and record resolution notes.</w:t>
+              <w:t>The system shall allow the Apartment Manager to resolve an issue (Requiring a mandatory cancellation reason) or cancelling an issue (requiring a mandatory cancellation reason)</w:t>
             </w:r>
           </w:p>
         </w:tc>
@@ -11664,7 +11968,25 @@
                 <w:sz w:val="19"/>
                 <w:szCs w:val="19"/>
               </w:rPr>
-              <w:t>The system shall filter maintenance issues by status, priority, apartment, and date range.</w:t>
+              <w:t xml:space="preserve">The system shall </w:t>
+            </w:r>
+            <w:r>
+              <w:rPr>
+                <w:rFonts w:asciiTheme="minorHAnsi" w:hAnsiTheme="minorHAnsi" w:cstheme="minorHAnsi"/>
+                <w:color w:val="000000"/>
+                <w:sz w:val="19"/>
+                <w:szCs w:val="19"/>
+              </w:rPr>
+              <w:t xml:space="preserve">allow the Apartment Manager to </w:t>
+            </w:r>
+            <w:r>
+              <w:rPr>
+                <w:rFonts w:asciiTheme="minorHAnsi" w:hAnsiTheme="minorHAnsi" w:cstheme="minorHAnsi"/>
+                <w:color w:val="000000"/>
+                <w:sz w:val="19"/>
+                <w:szCs w:val="19"/>
+              </w:rPr>
+              <w:t>filter maintenance issues by status, priority, apartment, and date range.</w:t>
             </w:r>
           </w:p>
         </w:tc>
@@ -11782,7 +12104,25 @@
                 <w:sz w:val="19"/>
                 <w:szCs w:val="19"/>
               </w:rPr>
-              <w:t>The system shall record package check-in details including tenant, courier, tracking number, received date, and storage location.</w:t>
+              <w:t xml:space="preserve">The system shall </w:t>
+            </w:r>
+            <w:r>
+              <w:rPr>
+                <w:rFonts w:asciiTheme="minorHAnsi" w:hAnsiTheme="minorHAnsi" w:cstheme="minorHAnsi"/>
+                <w:color w:val="000000"/>
+                <w:sz w:val="19"/>
+                <w:szCs w:val="19"/>
+              </w:rPr>
+              <w:t xml:space="preserve">allow the Apartment Manager to  log </w:t>
+            </w:r>
+            <w:r>
+              <w:rPr>
+                <w:rFonts w:asciiTheme="minorHAnsi" w:hAnsiTheme="minorHAnsi" w:cstheme="minorHAnsi"/>
+                <w:color w:val="000000"/>
+                <w:sz w:val="19"/>
+                <w:szCs w:val="19"/>
+              </w:rPr>
+              <w:t>package check-in details including tenant, courier, tracking number, received date, and storage location.</w:t>
             </w:r>
           </w:p>
         </w:tc>
@@ -11900,7 +12240,43 @@
                 <w:sz w:val="19"/>
                 <w:szCs w:val="19"/>
               </w:rPr>
-              <w:t>The system shall mark a parcel as Picked Up only after recording pickup date and receiver confirmation.</w:t>
+              <w:t>The system shall</w:t>
+            </w:r>
+            <w:r>
+              <w:rPr>
+                <w:rFonts w:asciiTheme="minorHAnsi" w:hAnsiTheme="minorHAnsi" w:cstheme="minorHAnsi"/>
+                <w:color w:val="000000"/>
+                <w:sz w:val="19"/>
+                <w:szCs w:val="19"/>
+              </w:rPr>
+              <w:t xml:space="preserve"> allow the Apartment Manager to</w:t>
+            </w:r>
+            <w:r>
+              <w:rPr>
+                <w:rFonts w:asciiTheme="minorHAnsi" w:hAnsiTheme="minorHAnsi" w:cstheme="minorHAnsi"/>
+                <w:color w:val="000000"/>
+                <w:sz w:val="19"/>
+                <w:szCs w:val="19"/>
+              </w:rPr>
+              <w:t xml:space="preserve"> mark a </w:t>
+            </w:r>
+            <w:r>
+              <w:rPr>
+                <w:rFonts w:asciiTheme="minorHAnsi" w:hAnsiTheme="minorHAnsi" w:cstheme="minorHAnsi"/>
+                <w:color w:val="000000"/>
+                <w:sz w:val="19"/>
+                <w:szCs w:val="19"/>
+              </w:rPr>
+              <w:t>package</w:t>
+            </w:r>
+            <w:r>
+              <w:rPr>
+                <w:rFonts w:asciiTheme="minorHAnsi" w:hAnsiTheme="minorHAnsi" w:cstheme="minorHAnsi"/>
+                <w:color w:val="000000"/>
+                <w:sz w:val="19"/>
+                <w:szCs w:val="19"/>
+              </w:rPr>
+              <w:t xml:space="preserve"> as Picked Up only after recording pickup date and receiver confirmation.</w:t>
             </w:r>
           </w:p>
         </w:tc>
@@ -12018,7 +12394,43 @@
                 <w:sz w:val="19"/>
                 <w:szCs w:val="19"/>
               </w:rPr>
-              <w:t>The system shall search parcels by tracking number, tenant, status, and date.</w:t>
+              <w:t xml:space="preserve">The system shall </w:t>
+            </w:r>
+            <w:r>
+              <w:rPr>
+                <w:rFonts w:asciiTheme="minorHAnsi" w:hAnsiTheme="minorHAnsi" w:cstheme="minorHAnsi"/>
+                <w:color w:val="000000"/>
+                <w:sz w:val="19"/>
+                <w:szCs w:val="19"/>
+              </w:rPr>
+              <w:t xml:space="preserve">allow the Apartment Manager to </w:t>
+            </w:r>
+            <w:r>
+              <w:rPr>
+                <w:rFonts w:asciiTheme="minorHAnsi" w:hAnsiTheme="minorHAnsi" w:cstheme="minorHAnsi"/>
+                <w:color w:val="000000"/>
+                <w:sz w:val="19"/>
+                <w:szCs w:val="19"/>
+              </w:rPr>
+              <w:t xml:space="preserve">search </w:t>
+            </w:r>
+            <w:r>
+              <w:rPr>
+                <w:rFonts w:asciiTheme="minorHAnsi" w:hAnsiTheme="minorHAnsi" w:cstheme="minorHAnsi"/>
+                <w:color w:val="000000"/>
+                <w:sz w:val="19"/>
+                <w:szCs w:val="19"/>
+              </w:rPr>
+              <w:t>package</w:t>
+            </w:r>
+            <w:r>
+              <w:rPr>
+                <w:rFonts w:asciiTheme="minorHAnsi" w:hAnsiTheme="minorHAnsi" w:cstheme="minorHAnsi"/>
+                <w:color w:val="000000"/>
+                <w:sz w:val="19"/>
+                <w:szCs w:val="19"/>
+              </w:rPr>
+              <w:t>s by tracking number, tenant, status, and date.</w:t>
             </w:r>
           </w:p>
         </w:tc>
@@ -12107,7 +12519,6 @@
                 <w:sz w:val="19"/>
                 <w:szCs w:val="19"/>
               </w:rPr>
-              <w:lastRenderedPageBreak/>
               <w:t>FR-020</w:t>
             </w:r>
           </w:p>
@@ -12139,7 +12550,6 @@
               </w:rPr>
               <w:t xml:space="preserve">The system shall create, read, update, and archive records in a </w:t>
             </w:r>
-            <w:proofErr w:type="gramStart"/>
             <w:r>
               <w:rPr>
                 <w:rFonts w:asciiTheme="minorHAnsi" w:hAnsiTheme="minorHAnsi" w:cstheme="minorHAnsi"/>
@@ -12156,9 +12566,17 @@
                 <w:sz w:val="19"/>
                 <w:szCs w:val="19"/>
               </w:rPr>
-              <w:t xml:space="preserve"> Database</w:t>
-            </w:r>
-            <w:proofErr w:type="gramEnd"/>
+              <w:t>Database</w:t>
+            </w:r>
+            <w:r>
+              <w:rPr>
+                <w:rFonts w:asciiTheme="minorHAnsi" w:hAnsiTheme="minorHAnsi" w:cstheme="minorHAnsi"/>
+                <w:color w:val="000000"/>
+                <w:sz w:val="19"/>
+                <w:szCs w:val="19"/>
+              </w:rPr>
+              <w:t xml:space="preserve"> (MSSQL Server)</w:t>
+            </w:r>
             <w:r>
               <w:rPr>
                 <w:rFonts w:asciiTheme="minorHAnsi" w:hAnsiTheme="minorHAnsi" w:cstheme="minorHAnsi"/>
@@ -12284,7 +12702,25 @@
                 <w:sz w:val="19"/>
                 <w:szCs w:val="19"/>
               </w:rPr>
-              <w:t>The system shall authenticate users locally using a username, password, and assigned role.</w:t>
+              <w:t>The system shall authenticate user</w:t>
+            </w:r>
+            <w:r>
+              <w:rPr>
+                <w:rFonts w:asciiTheme="minorHAnsi" w:hAnsiTheme="minorHAnsi" w:cstheme="minorHAnsi"/>
+                <w:color w:val="000000"/>
+                <w:sz w:val="19"/>
+                <w:szCs w:val="19"/>
+              </w:rPr>
+              <w:t>s login</w:t>
+            </w:r>
+            <w:r>
+              <w:rPr>
+                <w:rFonts w:asciiTheme="minorHAnsi" w:hAnsiTheme="minorHAnsi" w:cstheme="minorHAnsi"/>
+                <w:color w:val="000000"/>
+                <w:sz w:val="19"/>
+                <w:szCs w:val="19"/>
+              </w:rPr>
+              <w:t xml:space="preserve"> locally using a username, password, and assigned role.</w:t>
             </w:r>
           </w:p>
         </w:tc>
@@ -12402,7 +12838,25 @@
                 <w:sz w:val="19"/>
                 <w:szCs w:val="19"/>
               </w:rPr>
-              <w:t>The system shall enforce role permissions for manager, owner, and staff operations.</w:t>
+              <w:t>The system shall enforce role permissions for manager,</w:t>
+            </w:r>
+            <w:r>
+              <w:rPr>
+                <w:rFonts w:asciiTheme="minorHAnsi" w:hAnsiTheme="minorHAnsi" w:cstheme="minorHAnsi"/>
+                <w:color w:val="000000"/>
+                <w:sz w:val="19"/>
+                <w:szCs w:val="19"/>
+              </w:rPr>
+              <w:t xml:space="preserve"> and</w:t>
+            </w:r>
+            <w:r>
+              <w:rPr>
+                <w:rFonts w:asciiTheme="minorHAnsi" w:hAnsiTheme="minorHAnsi" w:cstheme="minorHAnsi"/>
+                <w:color w:val="000000"/>
+                <w:sz w:val="19"/>
+                <w:szCs w:val="19"/>
+              </w:rPr>
+              <w:t xml:space="preserve"> owner.</w:t>
             </w:r>
           </w:p>
         </w:tc>
@@ -12520,7 +12974,52 @@
                 <w:sz w:val="19"/>
                 <w:szCs w:val="19"/>
               </w:rPr>
-              <w:t>The system shall allow an authorized owner to perform a database backup and restore.</w:t>
+              <w:t xml:space="preserve">The system shall allow </w:t>
+            </w:r>
+            <w:r>
+              <w:rPr>
+                <w:rFonts w:asciiTheme="minorHAnsi" w:hAnsiTheme="minorHAnsi" w:cstheme="minorHAnsi"/>
+                <w:color w:val="000000"/>
+                <w:sz w:val="19"/>
+                <w:szCs w:val="19"/>
+              </w:rPr>
+              <w:t>Apartment Owner</w:t>
+            </w:r>
+            <w:r>
+              <w:rPr>
+                <w:rFonts w:asciiTheme="minorHAnsi" w:hAnsiTheme="minorHAnsi" w:cstheme="minorHAnsi"/>
+                <w:color w:val="000000"/>
+                <w:sz w:val="19"/>
+                <w:szCs w:val="19"/>
+              </w:rPr>
+              <w:t>, and Manager</w:t>
+            </w:r>
+            <w:r>
+              <w:rPr>
+                <w:rFonts w:asciiTheme="minorHAnsi" w:hAnsiTheme="minorHAnsi" w:cstheme="minorHAnsi"/>
+                <w:color w:val="000000"/>
+                <w:sz w:val="19"/>
+                <w:szCs w:val="19"/>
+              </w:rPr>
+              <w:t xml:space="preserve"> to perform a </w:t>
+            </w:r>
+            <w:r>
+              <w:rPr>
+                <w:rFonts w:asciiTheme="minorHAnsi" w:hAnsiTheme="minorHAnsi" w:cstheme="minorHAnsi"/>
+                <w:color w:val="000000"/>
+                <w:sz w:val="19"/>
+                <w:szCs w:val="19"/>
+              </w:rPr>
+              <w:t>database (MSSQL Server)</w:t>
+            </w:r>
+            <w:r>
+              <w:rPr>
+                <w:rFonts w:asciiTheme="minorHAnsi" w:hAnsiTheme="minorHAnsi" w:cstheme="minorHAnsi"/>
+                <w:color w:val="000000"/>
+                <w:sz w:val="19"/>
+                <w:szCs w:val="19"/>
+              </w:rPr>
+              <w:t xml:space="preserve"> backup and restore.</w:t>
             </w:r>
           </w:p>
         </w:tc>
@@ -12702,23 +13201,6 @@
               <w:t>CR-003</w:t>
             </w:r>
           </w:p>
-          <w:p>
-            <w:pPr>
-              <w:bidi w:val="0"/>
-              <w:rPr>
-                <w:rFonts w:asciiTheme="minorHAnsi" w:hAnsiTheme="minorHAnsi" w:cstheme="minorHAnsi"/>
-              </w:rPr>
-            </w:pPr>
-            <w:r>
-              <w:rPr>
-                <w:rFonts w:asciiTheme="minorHAnsi" w:hAnsiTheme="minorHAnsi" w:cstheme="minorHAnsi"/>
-                <w:color w:val="000000"/>
-                <w:sz w:val="20"/>
-                <w:szCs w:val="20"/>
-              </w:rPr>
-              <w:t>From the ITPM</w:t>
-            </w:r>
-          </w:p>
         </w:tc>
       </w:tr>
       <w:tr>
@@ -12776,7 +13258,25 @@
                 <w:sz w:val="19"/>
                 <w:szCs w:val="19"/>
               </w:rPr>
-              <w:t>The system shall show a dashboard summarizing occupancy, outstanding rent, open issues, and uncollected parcels.</w:t>
+              <w:t xml:space="preserve">The system shall show a dashboard summarizing occupancy, outstanding rent, open issues, and uncollected </w:t>
+            </w:r>
+            <w:r>
+              <w:rPr>
+                <w:rFonts w:asciiTheme="minorHAnsi" w:hAnsiTheme="minorHAnsi" w:cstheme="minorHAnsi"/>
+                <w:color w:val="000000"/>
+                <w:sz w:val="19"/>
+                <w:szCs w:val="19"/>
+              </w:rPr>
+              <w:t>package</w:t>
+            </w:r>
+            <w:r>
+              <w:rPr>
+                <w:rFonts w:asciiTheme="minorHAnsi" w:hAnsiTheme="minorHAnsi" w:cstheme="minorHAnsi"/>
+                <w:color w:val="000000"/>
+                <w:sz w:val="19"/>
+                <w:szCs w:val="19"/>
+              </w:rPr>
+              <w:t>s.</w:t>
             </w:r>
           </w:p>
         </w:tc>
@@ -13790,7 +14290,25 @@
                 <w:sz w:val="19"/>
                 <w:szCs w:val="19"/>
               </w:rPr>
-              <w:t>As a building manager, I want to check in a parcel with courier and tracking details, so that deliveries are not lost.</w:t>
+              <w:t xml:space="preserve">As a building manager, I want to check in a </w:t>
+            </w:r>
+            <w:r>
+              <w:rPr>
+                <w:rFonts w:asciiTheme="minorHAnsi" w:hAnsiTheme="minorHAnsi" w:cstheme="minorHAnsi"/>
+                <w:color w:val="000000"/>
+                <w:sz w:val="19"/>
+                <w:szCs w:val="19"/>
+              </w:rPr>
+              <w:t>package</w:t>
+            </w:r>
+            <w:r>
+              <w:rPr>
+                <w:rFonts w:asciiTheme="minorHAnsi" w:hAnsiTheme="minorHAnsi" w:cstheme="minorHAnsi"/>
+                <w:color w:val="000000"/>
+                <w:sz w:val="19"/>
+                <w:szCs w:val="19"/>
+              </w:rPr>
+              <w:t xml:space="preserve"> with courier and tracking details, so that deliveries are not lost.</w:t>
             </w:r>
           </w:p>
         </w:tc>
@@ -13819,7 +14337,16 @@
                 <w:sz w:val="19"/>
                 <w:szCs w:val="19"/>
               </w:rPr>
-              <w:t>Parcels</w:t>
+              <w:t>Package</w:t>
+            </w:r>
+            <w:r>
+              <w:rPr>
+                <w:rFonts w:asciiTheme="minorHAnsi" w:hAnsiTheme="minorHAnsi" w:cstheme="minorHAnsi"/>
+                <w:color w:val="000000"/>
+                <w:sz w:val="19"/>
+                <w:szCs w:val="19"/>
+              </w:rPr>
+              <w:t>s</w:t>
             </w:r>
           </w:p>
         </w:tc>
@@ -13908,7 +14435,25 @@
                 <w:sz w:val="19"/>
                 <w:szCs w:val="19"/>
               </w:rPr>
-              <w:t>As a building manager, I want pickup confirmation recorded, so that parcel handover is accountable.</w:t>
+              <w:t xml:space="preserve">As a building manager, I want pickup confirmation recorded, so that </w:t>
+            </w:r>
+            <w:r>
+              <w:rPr>
+                <w:rFonts w:asciiTheme="minorHAnsi" w:hAnsiTheme="minorHAnsi" w:cstheme="minorHAnsi"/>
+                <w:color w:val="000000"/>
+                <w:sz w:val="19"/>
+                <w:szCs w:val="19"/>
+              </w:rPr>
+              <w:t>package</w:t>
+            </w:r>
+            <w:r>
+              <w:rPr>
+                <w:rFonts w:asciiTheme="minorHAnsi" w:hAnsiTheme="minorHAnsi" w:cstheme="minorHAnsi"/>
+                <w:color w:val="000000"/>
+                <w:sz w:val="19"/>
+                <w:szCs w:val="19"/>
+              </w:rPr>
+              <w:t xml:space="preserve"> handover is accountable.</w:t>
             </w:r>
           </w:p>
         </w:tc>
@@ -13937,7 +14482,16 @@
                 <w:sz w:val="19"/>
                 <w:szCs w:val="19"/>
               </w:rPr>
-              <w:t>Parcels</w:t>
+              <w:t>Package</w:t>
+            </w:r>
+            <w:r>
+              <w:rPr>
+                <w:rFonts w:asciiTheme="minorHAnsi" w:hAnsiTheme="minorHAnsi" w:cstheme="minorHAnsi"/>
+                <w:color w:val="000000"/>
+                <w:sz w:val="19"/>
+                <w:szCs w:val="19"/>
+              </w:rPr>
+              <w:t>s</w:t>
             </w:r>
           </w:p>
         </w:tc>
@@ -14144,7 +14698,25 @@
                 <w:sz w:val="19"/>
                 <w:szCs w:val="19"/>
               </w:rPr>
-              <w:t>As a building owner, I want to back up and restore the local database, so that operational records can be recovered.</w:t>
+              <w:t xml:space="preserve">As a building owner, I want to back up and restore the local </w:t>
+            </w:r>
+            <w:r>
+              <w:rPr>
+                <w:rFonts w:asciiTheme="minorHAnsi" w:hAnsiTheme="minorHAnsi" w:cstheme="minorHAnsi"/>
+                <w:color w:val="000000"/>
+                <w:sz w:val="19"/>
+                <w:szCs w:val="19"/>
+              </w:rPr>
+              <w:t>database (MSSQL Server)</w:t>
+            </w:r>
+            <w:r>
+              <w:rPr>
+                <w:rFonts w:asciiTheme="minorHAnsi" w:hAnsiTheme="minorHAnsi" w:cstheme="minorHAnsi"/>
+                <w:color w:val="000000"/>
+                <w:sz w:val="19"/>
+                <w:szCs w:val="19"/>
+              </w:rPr>
+              <w:t>, so that operational records can be recovered.</w:t>
             </w:r>
           </w:p>
         </w:tc>
@@ -14380,7 +14952,25 @@
                 <w:sz w:val="19"/>
                 <w:szCs w:val="19"/>
               </w:rPr>
-              <w:t>As a building manager, I want one dashboard for occupancy, rent, issues, and parcels, so that daily decisions are faster.</w:t>
+              <w:t xml:space="preserve">As a building manager, I want one dashboard for occupancy, rent, issues, and </w:t>
+            </w:r>
+            <w:r>
+              <w:rPr>
+                <w:rFonts w:asciiTheme="minorHAnsi" w:hAnsiTheme="minorHAnsi" w:cstheme="minorHAnsi"/>
+                <w:color w:val="000000"/>
+                <w:sz w:val="19"/>
+                <w:szCs w:val="19"/>
+              </w:rPr>
+              <w:t>package</w:t>
+            </w:r>
+            <w:r>
+              <w:rPr>
+                <w:rFonts w:asciiTheme="minorHAnsi" w:hAnsiTheme="minorHAnsi" w:cstheme="minorHAnsi"/>
+                <w:color w:val="000000"/>
+                <w:sz w:val="19"/>
+                <w:szCs w:val="19"/>
+              </w:rPr>
+              <w:t>s, so that daily decisions are faster.</w:t>
             </w:r>
           </w:p>
         </w:tc>
@@ -15690,7 +16280,25 @@
                 <w:sz w:val="19"/>
                 <w:szCs w:val="19"/>
               </w:rPr>
-              <w:t>the parcel is saved as Received and searchable</w:t>
+              <w:t xml:space="preserve">the </w:t>
+            </w:r>
+            <w:r>
+              <w:rPr>
+                <w:rFonts w:asciiTheme="minorHAnsi" w:hAnsiTheme="minorHAnsi" w:cstheme="minorHAnsi"/>
+                <w:color w:val="000000"/>
+                <w:sz w:val="19"/>
+                <w:szCs w:val="19"/>
+              </w:rPr>
+              <w:t>package</w:t>
+            </w:r>
+            <w:r>
+              <w:rPr>
+                <w:rFonts w:asciiTheme="minorHAnsi" w:hAnsiTheme="minorHAnsi" w:cstheme="minorHAnsi"/>
+                <w:color w:val="000000"/>
+                <w:sz w:val="19"/>
+                <w:szCs w:val="19"/>
+              </w:rPr>
+              <w:t xml:space="preserve"> is saved as Received and searchable</w:t>
             </w:r>
           </w:p>
         </w:tc>
@@ -15779,7 +16387,25 @@
                 <w:sz w:val="19"/>
                 <w:szCs w:val="19"/>
               </w:rPr>
-              <w:t>a parcel is Received</w:t>
+              <w:t xml:space="preserve">a </w:t>
+            </w:r>
+            <w:r>
+              <w:rPr>
+                <w:rFonts w:asciiTheme="minorHAnsi" w:hAnsiTheme="minorHAnsi" w:cstheme="minorHAnsi"/>
+                <w:color w:val="000000"/>
+                <w:sz w:val="19"/>
+                <w:szCs w:val="19"/>
+              </w:rPr>
+              <w:t>package</w:t>
+            </w:r>
+            <w:r>
+              <w:rPr>
+                <w:rFonts w:asciiTheme="minorHAnsi" w:hAnsiTheme="minorHAnsi" w:cstheme="minorHAnsi"/>
+                <w:color w:val="000000"/>
+                <w:sz w:val="19"/>
+                <w:szCs w:val="19"/>
+              </w:rPr>
+              <w:t xml:space="preserve"> is Received</w:t>
             </w:r>
           </w:p>
         </w:tc>
@@ -15837,7 +16463,25 @@
                 <w:sz w:val="19"/>
                 <w:szCs w:val="19"/>
               </w:rPr>
-              <w:t>the parcel becomes Picked Up and the confirmation is retained</w:t>
+              <w:t xml:space="preserve">the </w:t>
+            </w:r>
+            <w:r>
+              <w:rPr>
+                <w:rFonts w:asciiTheme="minorHAnsi" w:hAnsiTheme="minorHAnsi" w:cstheme="minorHAnsi"/>
+                <w:color w:val="000000"/>
+                <w:sz w:val="19"/>
+                <w:szCs w:val="19"/>
+              </w:rPr>
+              <w:t>package</w:t>
+            </w:r>
+            <w:r>
+              <w:rPr>
+                <w:rFonts w:asciiTheme="minorHAnsi" w:hAnsiTheme="minorHAnsi" w:cstheme="minorHAnsi"/>
+                <w:color w:val="000000"/>
+                <w:sz w:val="19"/>
+                <w:szCs w:val="19"/>
+              </w:rPr>
+              <w:t xml:space="preserve"> becomes Picked Up and the confirmation is retained</w:t>
             </w:r>
           </w:p>
         </w:tc>
@@ -16367,7 +17011,25 @@
                 <w:sz w:val="19"/>
                 <w:szCs w:val="19"/>
               </w:rPr>
-              <w:t>the database contains current operational data</w:t>
+              <w:t xml:space="preserve">the </w:t>
+            </w:r>
+            <w:r>
+              <w:rPr>
+                <w:rFonts w:asciiTheme="minorHAnsi" w:hAnsiTheme="minorHAnsi" w:cstheme="minorHAnsi"/>
+                <w:color w:val="000000"/>
+                <w:sz w:val="19"/>
+                <w:szCs w:val="19"/>
+              </w:rPr>
+              <w:t>database (MSSQL Server)</w:t>
+            </w:r>
+            <w:r>
+              <w:rPr>
+                <w:rFonts w:asciiTheme="minorHAnsi" w:hAnsiTheme="minorHAnsi" w:cstheme="minorHAnsi"/>
+                <w:color w:val="000000"/>
+                <w:sz w:val="19"/>
+                <w:szCs w:val="19"/>
+              </w:rPr>
+              <w:t xml:space="preserve"> contains current operational data</w:t>
             </w:r>
           </w:p>
         </w:tc>
@@ -16425,7 +17087,25 @@
                 <w:sz w:val="19"/>
                 <w:szCs w:val="19"/>
               </w:rPr>
-              <w:t>occupancy, outstanding rent, open issues, and uncollected parcels are summarized</w:t>
+              <w:t xml:space="preserve">occupancy, outstanding rent, open issues, and uncollected </w:t>
+            </w:r>
+            <w:r>
+              <w:rPr>
+                <w:rFonts w:asciiTheme="minorHAnsi" w:hAnsiTheme="minorHAnsi" w:cstheme="minorHAnsi"/>
+                <w:color w:val="000000"/>
+                <w:sz w:val="19"/>
+                <w:szCs w:val="19"/>
+              </w:rPr>
+              <w:t>package</w:t>
+            </w:r>
+            <w:r>
+              <w:rPr>
+                <w:rFonts w:asciiTheme="minorHAnsi" w:hAnsiTheme="minorHAnsi" w:cstheme="minorHAnsi"/>
+                <w:color w:val="000000"/>
+                <w:sz w:val="19"/>
+                <w:szCs w:val="19"/>
+              </w:rPr>
+              <w:t>s are summarized</w:t>
             </w:r>
           </w:p>
         </w:tc>
@@ -18559,16 +19239,134 @@
               <w:bidi w:val="0"/>
               <w:rPr>
                 <w:rFonts w:asciiTheme="minorHAnsi" w:hAnsiTheme="minorHAnsi" w:cstheme="minorHAnsi"/>
-              </w:rPr>
-            </w:pPr>
-            <w:r>
-              <w:rPr>
-                <w:rFonts w:asciiTheme="minorHAnsi" w:hAnsiTheme="minorHAnsi" w:cstheme="minorHAnsi"/>
-                <w:color w:val="000000"/>
-                <w:sz w:val="19"/>
-                <w:szCs w:val="19"/>
-              </w:rPr>
-              <w:t>1. Manager selects the apartment and enters issue description and category. 2. Manager selects Low, Medium, High, or Critical priority. 3. System validates the description and priority. 4. System saves the issue with Open status and timestamp. 5. Manager optionally assigns responsible staff and changes status to In Progress. 6. Authorized user records resolution notes and changes status to Resolved.</w:t>
+                <w:color w:val="000000"/>
+                <w:sz w:val="19"/>
+                <w:szCs w:val="19"/>
+              </w:rPr>
+            </w:pPr>
+            <w:r>
+              <w:rPr>
+                <w:rFonts w:asciiTheme="minorHAnsi" w:hAnsiTheme="minorHAnsi" w:cstheme="minorHAnsi"/>
+                <w:color w:val="000000"/>
+                <w:sz w:val="19"/>
+                <w:szCs w:val="19"/>
+              </w:rPr>
+              <w:t xml:space="preserve">1. Manager selects the apartment and enters issue description and category. </w:t>
+            </w:r>
+          </w:p>
+          <w:p>
+            <w:pPr>
+              <w:bidi w:val="0"/>
+              <w:rPr>
+                <w:rFonts w:asciiTheme="minorHAnsi" w:hAnsiTheme="minorHAnsi" w:cstheme="minorHAnsi"/>
+                <w:color w:val="000000"/>
+                <w:sz w:val="19"/>
+                <w:szCs w:val="19"/>
+              </w:rPr>
+            </w:pPr>
+            <w:r>
+              <w:rPr>
+                <w:rFonts w:asciiTheme="minorHAnsi" w:hAnsiTheme="minorHAnsi" w:cstheme="minorHAnsi"/>
+                <w:color w:val="000000"/>
+                <w:sz w:val="19"/>
+                <w:szCs w:val="19"/>
+              </w:rPr>
+              <w:t xml:space="preserve">2. Manager selects Low, Medium, High, or Critical priority. </w:t>
+            </w:r>
+          </w:p>
+          <w:p>
+            <w:pPr>
+              <w:bidi w:val="0"/>
+              <w:rPr>
+                <w:rFonts w:asciiTheme="minorHAnsi" w:hAnsiTheme="minorHAnsi" w:cstheme="minorHAnsi"/>
+                <w:color w:val="000000"/>
+                <w:sz w:val="19"/>
+                <w:szCs w:val="19"/>
+              </w:rPr>
+            </w:pPr>
+            <w:r>
+              <w:rPr>
+                <w:rFonts w:asciiTheme="minorHAnsi" w:hAnsiTheme="minorHAnsi" w:cstheme="minorHAnsi"/>
+                <w:color w:val="000000"/>
+                <w:sz w:val="19"/>
+                <w:szCs w:val="19"/>
+              </w:rPr>
+              <w:t xml:space="preserve">3. System validates the description and priority. </w:t>
+            </w:r>
+          </w:p>
+          <w:p>
+            <w:pPr>
+              <w:bidi w:val="0"/>
+              <w:rPr>
+                <w:rFonts w:asciiTheme="minorHAnsi" w:hAnsiTheme="minorHAnsi" w:cstheme="minorHAnsi"/>
+                <w:color w:val="000000"/>
+                <w:sz w:val="19"/>
+                <w:szCs w:val="19"/>
+              </w:rPr>
+            </w:pPr>
+            <w:r>
+              <w:rPr>
+                <w:rFonts w:asciiTheme="minorHAnsi" w:hAnsiTheme="minorHAnsi" w:cstheme="minorHAnsi"/>
+                <w:color w:val="000000"/>
+                <w:sz w:val="19"/>
+                <w:szCs w:val="19"/>
+              </w:rPr>
+              <w:t>4. System saves the issue with Open status and timestamp.</w:t>
+            </w:r>
+            <w:r>
+              <w:rPr>
+                <w:rFonts w:asciiTheme="minorHAnsi" w:hAnsiTheme="minorHAnsi" w:cstheme="minorHAnsi"/>
+                <w:color w:val="000000"/>
+                <w:sz w:val="19"/>
+                <w:szCs w:val="19"/>
+              </w:rPr>
+              <w:t xml:space="preserve"> </w:t>
+            </w:r>
+          </w:p>
+          <w:p>
+            <w:pPr>
+              <w:bidi w:val="0"/>
+              <w:rPr>
+                <w:rFonts w:asciiTheme="minorHAnsi" w:hAnsiTheme="minorHAnsi" w:cstheme="minorHAnsi"/>
+                <w:color w:val="000000"/>
+                <w:sz w:val="19"/>
+                <w:szCs w:val="19"/>
+              </w:rPr>
+            </w:pPr>
+            <w:r>
+              <w:rPr>
+                <w:rFonts w:asciiTheme="minorHAnsi" w:hAnsiTheme="minorHAnsi" w:cstheme="minorHAnsi"/>
+                <w:color w:val="000000"/>
+                <w:sz w:val="19"/>
+                <w:szCs w:val="19"/>
+              </w:rPr>
+              <w:t>5. Manager starts working on fixing the issue and change the issue status to in-progress</w:t>
+            </w:r>
+            <w:r>
+              <w:rPr>
+                <w:rFonts w:asciiTheme="minorHAnsi" w:hAnsiTheme="minorHAnsi" w:cstheme="minorHAnsi"/>
+                <w:color w:val="000000"/>
+                <w:sz w:val="19"/>
+                <w:szCs w:val="19"/>
+              </w:rPr>
+              <w:t>.</w:t>
+            </w:r>
+          </w:p>
+          <w:p>
+            <w:pPr>
+              <w:bidi w:val="0"/>
+              <w:rPr>
+                <w:rFonts w:asciiTheme="minorHAnsi" w:hAnsiTheme="minorHAnsi" w:cstheme="minorHAnsi"/>
+              </w:rPr>
+            </w:pPr>
+            <w:r>
+              <w:rPr>
+                <w:rFonts w:asciiTheme="minorHAnsi" w:hAnsiTheme="minorHAnsi" w:cstheme="minorHAnsi"/>
+                <w:color w:val="000000"/>
+                <w:sz w:val="19"/>
+                <w:szCs w:val="19"/>
+              </w:rPr>
+              <w:t>6. Authorized user records resolution notes and changes status to Resolved.</w:t>
             </w:r>
           </w:p>
         </w:tc>
@@ -18761,15 +19559,10 @@
       <w:bookmarkStart w:id="54" w:name="_Toc240648817"/>
       <w:bookmarkStart w:id="55" w:name="_Toc240648931"/>
       <w:r>
-        <w:t xml:space="preserve">UC-004: Check </w:t>
+        <w:t xml:space="preserve">UC-004: Check In </w:t>
       </w:r>
-      <w:proofErr w:type="gramStart"/>
       <w:r>
-        <w:t>In</w:t>
-      </w:r>
-      <w:proofErr w:type="gramEnd"/>
-      <w:r>
-        <w:t xml:space="preserve"> Parcel</w:t>
+        <w:t>Package</w:t>
       </w:r>
       <w:bookmarkEnd w:id="54"/>
       <w:bookmarkEnd w:id="55"/>
@@ -18981,7 +19774,16 @@
                 <w:sz w:val="19"/>
                 <w:szCs w:val="19"/>
               </w:rPr>
-              <w:t>Check In Parcel</w:t>
+              <w:t xml:space="preserve">Check In </w:t>
+            </w:r>
+            <w:r>
+              <w:rPr>
+                <w:rFonts w:asciiTheme="minorHAnsi" w:hAnsiTheme="minorHAnsi" w:cstheme="minorHAnsi"/>
+                <w:color w:val="000000"/>
+                <w:sz w:val="19"/>
+                <w:szCs w:val="19"/>
+              </w:rPr>
+              <w:t>Package</w:t>
             </w:r>
           </w:p>
         </w:tc>
@@ -19041,7 +19843,25 @@
                 <w:sz w:val="19"/>
                 <w:szCs w:val="19"/>
               </w:rPr>
-              <w:t>Record a courier parcel and later confirm tenant pickup.</w:t>
+              <w:t xml:space="preserve">Record a courier </w:t>
+            </w:r>
+            <w:r>
+              <w:rPr>
+                <w:rFonts w:asciiTheme="minorHAnsi" w:hAnsiTheme="minorHAnsi" w:cstheme="minorHAnsi"/>
+                <w:color w:val="000000"/>
+                <w:sz w:val="19"/>
+                <w:szCs w:val="19"/>
+              </w:rPr>
+              <w:t>package</w:t>
+            </w:r>
+            <w:r>
+              <w:rPr>
+                <w:rFonts w:asciiTheme="minorHAnsi" w:hAnsiTheme="minorHAnsi" w:cstheme="minorHAnsi"/>
+                <w:color w:val="000000"/>
+                <w:sz w:val="19"/>
+                <w:szCs w:val="19"/>
+              </w:rPr>
+              <w:t xml:space="preserve"> and later confirm tenant pickup.</w:t>
             </w:r>
           </w:p>
         </w:tc>
@@ -19221,7 +20041,16 @@
                 <w:sz w:val="19"/>
                 <w:szCs w:val="19"/>
               </w:rPr>
-              <w:t>Parcel is saved as Received with storage location; later pickup confirmation changes status to Picked Up.</w:t>
+              <w:t>Package</w:t>
+            </w:r>
+            <w:r>
+              <w:rPr>
+                <w:rFonts w:asciiTheme="minorHAnsi" w:hAnsiTheme="minorHAnsi" w:cstheme="minorHAnsi"/>
+                <w:color w:val="000000"/>
+                <w:sz w:val="19"/>
+                <w:szCs w:val="19"/>
+              </w:rPr>
+              <w:t xml:space="preserve"> is saved as Received with storage location; later pickup confirmation changes status to Picked Up.</w:t>
             </w:r>
           </w:p>
         </w:tc>
@@ -19281,7 +20110,25 @@
                 <w:sz w:val="19"/>
                 <w:szCs w:val="19"/>
               </w:rPr>
-              <w:t>Courier delivers a parcel to the building.</w:t>
+              <w:t xml:space="preserve">Courier delivers a </w:t>
+            </w:r>
+            <w:r>
+              <w:rPr>
+                <w:rFonts w:asciiTheme="minorHAnsi" w:hAnsiTheme="minorHAnsi" w:cstheme="minorHAnsi"/>
+                <w:color w:val="000000"/>
+                <w:sz w:val="19"/>
+                <w:szCs w:val="19"/>
+              </w:rPr>
+              <w:t>package</w:t>
+            </w:r>
+            <w:r>
+              <w:rPr>
+                <w:rFonts w:asciiTheme="minorHAnsi" w:hAnsiTheme="minorHAnsi" w:cstheme="minorHAnsi"/>
+                <w:color w:val="000000"/>
+                <w:sz w:val="19"/>
+                <w:szCs w:val="19"/>
+              </w:rPr>
+              <w:t xml:space="preserve"> to the building.</w:t>
             </w:r>
           </w:p>
         </w:tc>
@@ -19341,7 +20188,79 @@
                 <w:sz w:val="19"/>
                 <w:szCs w:val="19"/>
               </w:rPr>
-              <w:t>1. Manager opens parcel check-in. 2. Manager selects tenant and enters courier, tracking number, received date, and storage location. 3. System validates tenant and parcel details. 4. System saves the parcel with Received status. 5. When tenant collects it, manager opens the parcel record. 6. Manager records pickup date and receiver confirmation. 7. System changes status to Picked Up and shows confirmation.</w:t>
+              <w:t xml:space="preserve">1. Manager opens </w:t>
+            </w:r>
+            <w:r>
+              <w:rPr>
+                <w:rFonts w:asciiTheme="minorHAnsi" w:hAnsiTheme="minorHAnsi" w:cstheme="minorHAnsi"/>
+                <w:color w:val="000000"/>
+                <w:sz w:val="19"/>
+                <w:szCs w:val="19"/>
+              </w:rPr>
+              <w:t>package</w:t>
+            </w:r>
+            <w:r>
+              <w:rPr>
+                <w:rFonts w:asciiTheme="minorHAnsi" w:hAnsiTheme="minorHAnsi" w:cstheme="minorHAnsi"/>
+                <w:color w:val="000000"/>
+                <w:sz w:val="19"/>
+                <w:szCs w:val="19"/>
+              </w:rPr>
+              <w:t xml:space="preserve"> check-in. 2. Manager selects tenant and enters courier, tracking number, received date, and storage location. 3. System validates tenant and </w:t>
+            </w:r>
+            <w:r>
+              <w:rPr>
+                <w:rFonts w:asciiTheme="minorHAnsi" w:hAnsiTheme="minorHAnsi" w:cstheme="minorHAnsi"/>
+                <w:color w:val="000000"/>
+                <w:sz w:val="19"/>
+                <w:szCs w:val="19"/>
+              </w:rPr>
+              <w:t>package</w:t>
+            </w:r>
+            <w:r>
+              <w:rPr>
+                <w:rFonts w:asciiTheme="minorHAnsi" w:hAnsiTheme="minorHAnsi" w:cstheme="minorHAnsi"/>
+                <w:color w:val="000000"/>
+                <w:sz w:val="19"/>
+                <w:szCs w:val="19"/>
+              </w:rPr>
+              <w:t xml:space="preserve"> details. 4. System saves the </w:t>
+            </w:r>
+            <w:r>
+              <w:rPr>
+                <w:rFonts w:asciiTheme="minorHAnsi" w:hAnsiTheme="minorHAnsi" w:cstheme="minorHAnsi"/>
+                <w:color w:val="000000"/>
+                <w:sz w:val="19"/>
+                <w:szCs w:val="19"/>
+              </w:rPr>
+              <w:t>package</w:t>
+            </w:r>
+            <w:r>
+              <w:rPr>
+                <w:rFonts w:asciiTheme="minorHAnsi" w:hAnsiTheme="minorHAnsi" w:cstheme="minorHAnsi"/>
+                <w:color w:val="000000"/>
+                <w:sz w:val="19"/>
+                <w:szCs w:val="19"/>
+              </w:rPr>
+              <w:t xml:space="preserve"> with Received status. 5. When tenant collects it, manager opens the </w:t>
+            </w:r>
+            <w:r>
+              <w:rPr>
+                <w:rFonts w:asciiTheme="minorHAnsi" w:hAnsiTheme="minorHAnsi" w:cstheme="minorHAnsi"/>
+                <w:color w:val="000000"/>
+                <w:sz w:val="19"/>
+                <w:szCs w:val="19"/>
+              </w:rPr>
+              <w:t>package</w:t>
+            </w:r>
+            <w:r>
+              <w:rPr>
+                <w:rFonts w:asciiTheme="minorHAnsi" w:hAnsiTheme="minorHAnsi" w:cstheme="minorHAnsi"/>
+                <w:color w:val="000000"/>
+                <w:sz w:val="19"/>
+                <w:szCs w:val="19"/>
+              </w:rPr>
+              <w:t xml:space="preserve"> record. 6. Manager records pickup date and receiver confirmation. 7. System changes status to Picked Up and shows confirmation.</w:t>
             </w:r>
           </w:p>
         </w:tc>
@@ -19401,7 +20320,25 @@
                 <w:sz w:val="19"/>
                 <w:szCs w:val="19"/>
               </w:rPr>
-              <w:t>A1. If no tracking number is supplied, the parcel may be saved with a blank tracking number.</w:t>
+              <w:t xml:space="preserve">A1. If no tracking number is supplied, the </w:t>
+            </w:r>
+            <w:r>
+              <w:rPr>
+                <w:rFonts w:asciiTheme="minorHAnsi" w:hAnsiTheme="minorHAnsi" w:cstheme="minorHAnsi"/>
+                <w:color w:val="000000"/>
+                <w:sz w:val="19"/>
+                <w:szCs w:val="19"/>
+              </w:rPr>
+              <w:t>package</w:t>
+            </w:r>
+            <w:r>
+              <w:rPr>
+                <w:rFonts w:asciiTheme="minorHAnsi" w:hAnsiTheme="minorHAnsi" w:cstheme="minorHAnsi"/>
+                <w:color w:val="000000"/>
+                <w:sz w:val="19"/>
+                <w:szCs w:val="19"/>
+              </w:rPr>
+              <w:t xml:space="preserve"> may be saved with a blank tracking number.</w:t>
             </w:r>
           </w:p>
         </w:tc>
@@ -19888,7 +20825,25 @@
                 <w:sz w:val="19"/>
                 <w:szCs w:val="19"/>
               </w:rPr>
-              <w:t>The application shall provide a dashboard with navigation to occupancy, rent, issues, parcels, reports, users, and backup/restore according to role.</w:t>
+              <w:t xml:space="preserve">The application shall provide a dashboard with navigation to occupancy, rent, issues, </w:t>
+            </w:r>
+            <w:r>
+              <w:rPr>
+                <w:rFonts w:asciiTheme="minorHAnsi" w:hAnsiTheme="minorHAnsi" w:cstheme="minorHAnsi"/>
+                <w:color w:val="000000"/>
+                <w:sz w:val="19"/>
+                <w:szCs w:val="19"/>
+              </w:rPr>
+              <w:t>package</w:t>
+            </w:r>
+            <w:r>
+              <w:rPr>
+                <w:rFonts w:asciiTheme="minorHAnsi" w:hAnsiTheme="minorHAnsi" w:cstheme="minorHAnsi"/>
+                <w:color w:val="000000"/>
+                <w:sz w:val="19"/>
+                <w:szCs w:val="19"/>
+              </w:rPr>
+              <w:t>s, reports, users, and backup/restore according to role.</w:t>
             </w:r>
           </w:p>
         </w:tc>
@@ -20369,7 +21324,7 @@
                 <w:sz w:val="19"/>
                 <w:szCs w:val="19"/>
               </w:rPr>
-              <w:t>Database</w:t>
+              <w:t>Database (MSSQL Server)</w:t>
             </w:r>
             <w:r>
               <w:rPr>
@@ -20614,7 +21569,25 @@
                 <w:sz w:val="19"/>
                 <w:szCs w:val="19"/>
               </w:rPr>
-              <w:t>The application shall use the Windows file system for approved local database backup and restore files.</w:t>
+              <w:t xml:space="preserve">The application shall use the Windows file system for approved local </w:t>
+            </w:r>
+            <w:r>
+              <w:rPr>
+                <w:rFonts w:asciiTheme="minorHAnsi" w:hAnsiTheme="minorHAnsi" w:cstheme="minorHAnsi"/>
+                <w:color w:val="000000"/>
+                <w:sz w:val="19"/>
+                <w:szCs w:val="19"/>
+              </w:rPr>
+              <w:t>database (MSSQL Server)</w:t>
+            </w:r>
+            <w:r>
+              <w:rPr>
+                <w:rFonts w:asciiTheme="minorHAnsi" w:hAnsiTheme="minorHAnsi" w:cstheme="minorHAnsi"/>
+                <w:color w:val="000000"/>
+                <w:sz w:val="19"/>
+                <w:szCs w:val="19"/>
+              </w:rPr>
+              <w:t xml:space="preserve"> backup and restore files.</w:t>
             </w:r>
           </w:p>
         </w:tc>
@@ -21323,7 +22296,25 @@
                 <w:sz w:val="19"/>
                 <w:szCs w:val="19"/>
               </w:rPr>
-              <w:t>The system shall open the dashboard within 5 seconds on a supported Windows desktop with a database of up to 10,000 active records.</w:t>
+              <w:t xml:space="preserve">The system shall open the dashboard within 5 seconds on a supported Windows desktop with a </w:t>
+            </w:r>
+            <w:r>
+              <w:rPr>
+                <w:rFonts w:asciiTheme="minorHAnsi" w:hAnsiTheme="minorHAnsi" w:cstheme="minorHAnsi"/>
+                <w:color w:val="000000"/>
+                <w:sz w:val="19"/>
+                <w:szCs w:val="19"/>
+              </w:rPr>
+              <w:t>database (MSSQL Server)</w:t>
+            </w:r>
+            <w:r>
+              <w:rPr>
+                <w:rFonts w:asciiTheme="minorHAnsi" w:hAnsiTheme="minorHAnsi" w:cstheme="minorHAnsi"/>
+                <w:color w:val="000000"/>
+                <w:sz w:val="19"/>
+                <w:szCs w:val="19"/>
+              </w:rPr>
+              <w:t xml:space="preserve"> of up to 10,000 active records.</w:t>
             </w:r>
           </w:p>
         </w:tc>
@@ -22793,7 +23784,25 @@
                 <w:sz w:val="19"/>
                 <w:szCs w:val="19"/>
               </w:rPr>
-              <w:t>The database shall maintain ACID-compliant transactions for related updates.</w:t>
+              <w:t xml:space="preserve">The </w:t>
+            </w:r>
+            <w:r>
+              <w:rPr>
+                <w:rFonts w:asciiTheme="minorHAnsi" w:hAnsiTheme="minorHAnsi" w:cstheme="minorHAnsi"/>
+                <w:color w:val="000000"/>
+                <w:sz w:val="19"/>
+                <w:szCs w:val="19"/>
+              </w:rPr>
+              <w:t>database (MSSQL Server)</w:t>
+            </w:r>
+            <w:r>
+              <w:rPr>
+                <w:rFonts w:asciiTheme="minorHAnsi" w:hAnsiTheme="minorHAnsi" w:cstheme="minorHAnsi"/>
+                <w:color w:val="000000"/>
+                <w:sz w:val="19"/>
+                <w:szCs w:val="19"/>
+              </w:rPr>
+              <w:t xml:space="preserve"> shall maintain ACID-compliant transactions for related updates.</w:t>
             </w:r>
           </w:p>
         </w:tc>
@@ -22940,7 +23949,25 @@
                 <w:sz w:val="19"/>
                 <w:szCs w:val="19"/>
               </w:rPr>
-              <w:t>Backup and restore shall provide a clear success or failure message and shall not silently overwrite the active database.</w:t>
+              <w:t xml:space="preserve">Backup and restore shall provide a clear success or failure message and shall not silently overwrite the active </w:t>
+            </w:r>
+            <w:r>
+              <w:rPr>
+                <w:rFonts w:asciiTheme="minorHAnsi" w:hAnsiTheme="minorHAnsi" w:cstheme="minorHAnsi"/>
+                <w:color w:val="000000"/>
+                <w:sz w:val="19"/>
+                <w:szCs w:val="19"/>
+              </w:rPr>
+              <w:t>database (MSSQL Server)</w:t>
+            </w:r>
+            <w:r>
+              <w:rPr>
+                <w:rFonts w:asciiTheme="minorHAnsi" w:hAnsiTheme="minorHAnsi" w:cstheme="minorHAnsi"/>
+                <w:color w:val="000000"/>
+                <w:sz w:val="19"/>
+                <w:szCs w:val="19"/>
+              </w:rPr>
+              <w:t>.</w:t>
             </w:r>
           </w:p>
         </w:tc>
@@ -23584,7 +24611,25 @@
                 <w:sz w:val="19"/>
                 <w:szCs w:val="19"/>
               </w:rPr>
-              <w:t>Each apartment number shall be unique within the local building database.</w:t>
+              <w:t xml:space="preserve">Each apartment number shall be unique within the local building </w:t>
+            </w:r>
+            <w:r>
+              <w:rPr>
+                <w:rFonts w:asciiTheme="minorHAnsi" w:hAnsiTheme="minorHAnsi" w:cstheme="minorHAnsi"/>
+                <w:color w:val="000000"/>
+                <w:sz w:val="19"/>
+                <w:szCs w:val="19"/>
+              </w:rPr>
+              <w:t>database (MSSQL Server)</w:t>
+            </w:r>
+            <w:r>
+              <w:rPr>
+                <w:rFonts w:asciiTheme="minorHAnsi" w:hAnsiTheme="minorHAnsi" w:cstheme="minorHAnsi"/>
+                <w:color w:val="000000"/>
+                <w:sz w:val="19"/>
+                <w:szCs w:val="19"/>
+              </w:rPr>
+              <w:t>.</w:t>
             </w:r>
           </w:p>
         </w:tc>
@@ -24646,7 +25691,25 @@
                 <w:sz w:val="19"/>
                 <w:szCs w:val="19"/>
               </w:rPr>
-              <w:t>A parcel shall not be marked Picked Up without pickup date and receiver confirmation.</w:t>
+              <w:t xml:space="preserve">A </w:t>
+            </w:r>
+            <w:r>
+              <w:rPr>
+                <w:rFonts w:asciiTheme="minorHAnsi" w:hAnsiTheme="minorHAnsi" w:cstheme="minorHAnsi"/>
+                <w:color w:val="000000"/>
+                <w:sz w:val="19"/>
+                <w:szCs w:val="19"/>
+              </w:rPr>
+              <w:t>package</w:t>
+            </w:r>
+            <w:r>
+              <w:rPr>
+                <w:rFonts w:asciiTheme="minorHAnsi" w:hAnsiTheme="minorHAnsi" w:cstheme="minorHAnsi"/>
+                <w:color w:val="000000"/>
+                <w:sz w:val="19"/>
+                <w:szCs w:val="19"/>
+              </w:rPr>
+              <w:t xml:space="preserve"> shall not be marked Picked Up without pickup date and receiver confirmation.</w:t>
             </w:r>
           </w:p>
         </w:tc>
@@ -24675,7 +25738,16 @@
                 <w:sz w:val="19"/>
                 <w:szCs w:val="19"/>
               </w:rPr>
-              <w:t>Parcel Policy</w:t>
+              <w:t>Package</w:t>
+            </w:r>
+            <w:r>
+              <w:rPr>
+                <w:rFonts w:asciiTheme="minorHAnsi" w:hAnsiTheme="minorHAnsi" w:cstheme="minorHAnsi"/>
+                <w:color w:val="000000"/>
+                <w:sz w:val="19"/>
+                <w:szCs w:val="19"/>
+              </w:rPr>
+              <w:t xml:space="preserve"> Policy</w:t>
             </w:r>
           </w:p>
         </w:tc>
@@ -24764,7 +25836,25 @@
                 <w:sz w:val="19"/>
                 <w:szCs w:val="19"/>
               </w:rPr>
-              <w:t>Tracking number shall be recorded when supplied by the courier and shall be unique among active parcel records.</w:t>
+              <w:t xml:space="preserve">Tracking number shall be recorded when supplied by the courier and shall be unique among active </w:t>
+            </w:r>
+            <w:r>
+              <w:rPr>
+                <w:rFonts w:asciiTheme="minorHAnsi" w:hAnsiTheme="minorHAnsi" w:cstheme="minorHAnsi"/>
+                <w:color w:val="000000"/>
+                <w:sz w:val="19"/>
+                <w:szCs w:val="19"/>
+              </w:rPr>
+              <w:t>package</w:t>
+            </w:r>
+            <w:r>
+              <w:rPr>
+                <w:rFonts w:asciiTheme="minorHAnsi" w:hAnsiTheme="minorHAnsi" w:cstheme="minorHAnsi"/>
+                <w:color w:val="000000"/>
+                <w:sz w:val="19"/>
+                <w:szCs w:val="19"/>
+              </w:rPr>
+              <w:t xml:space="preserve"> records.</w:t>
             </w:r>
           </w:p>
         </w:tc>
@@ -24793,7 +25883,16 @@
                 <w:sz w:val="19"/>
                 <w:szCs w:val="19"/>
               </w:rPr>
-              <w:t>Parcel Policy</w:t>
+              <w:t>Package</w:t>
+            </w:r>
+            <w:r>
+              <w:rPr>
+                <w:rFonts w:asciiTheme="minorHAnsi" w:hAnsiTheme="minorHAnsi" w:cstheme="minorHAnsi"/>
+                <w:color w:val="000000"/>
+                <w:sz w:val="19"/>
+                <w:szCs w:val="19"/>
+              </w:rPr>
+              <w:t xml:space="preserve"> Policy</w:t>
             </w:r>
           </w:p>
         </w:tc>
@@ -24882,7 +25981,25 @@
                 <w:sz w:val="19"/>
                 <w:szCs w:val="19"/>
               </w:rPr>
-              <w:t>Only authorized owner-level users may restore a database backup.</w:t>
+              <w:t xml:space="preserve">Only authorized owner-level users may restore a </w:t>
+            </w:r>
+            <w:r>
+              <w:rPr>
+                <w:rFonts w:asciiTheme="minorHAnsi" w:hAnsiTheme="minorHAnsi" w:cstheme="minorHAnsi"/>
+                <w:color w:val="000000"/>
+                <w:sz w:val="19"/>
+                <w:szCs w:val="19"/>
+              </w:rPr>
+              <w:t>database (MSSQL Server)</w:t>
+            </w:r>
+            <w:r>
+              <w:rPr>
+                <w:rFonts w:asciiTheme="minorHAnsi" w:hAnsiTheme="minorHAnsi" w:cstheme="minorHAnsi"/>
+                <w:color w:val="000000"/>
+                <w:sz w:val="19"/>
+                <w:szCs w:val="19"/>
+              </w:rPr>
+              <w:t xml:space="preserve"> backup.</w:t>
             </w:r>
           </w:p>
         </w:tc>
@@ -25206,22 +26323,20 @@
         <w:rPr>
           <w:rFonts w:asciiTheme="minorHAnsi" w:hAnsiTheme="minorHAnsi" w:cstheme="minorHAnsi"/>
         </w:rPr>
-        <w:t xml:space="preserve">AMS shall store the following entities </w:t>
-      </w:r>
-      <w:proofErr w:type="gramStart"/>
-      <w:r>
-        <w:rPr>
-          <w:rFonts w:asciiTheme="minorHAnsi" w:hAnsiTheme="minorHAnsi" w:cstheme="minorHAnsi"/>
-        </w:rPr>
-        <w:t xml:space="preserve">in </w:t>
+        <w:t xml:space="preserve">AMS shall store the following entities in </w:t>
       </w:r>
       <w:r>
         <w:rPr>
           <w:rFonts w:asciiTheme="minorHAnsi" w:hAnsiTheme="minorHAnsi" w:cstheme="minorHAnsi"/>
         </w:rPr>
-        <w:t xml:space="preserve"> Database</w:t>
+        <w:t xml:space="preserve"> </w:t>
       </w:r>
-      <w:proofErr w:type="gramEnd"/>
+      <w:r>
+        <w:rPr>
+          <w:rFonts w:asciiTheme="minorHAnsi" w:hAnsiTheme="minorHAnsi" w:cstheme="minorHAnsi"/>
+        </w:rPr>
+        <w:t>Database (MSSQL Server)</w:t>
+      </w:r>
       <w:r>
         <w:rPr>
           <w:rFonts w:asciiTheme="minorHAnsi" w:hAnsiTheme="minorHAnsi" w:cstheme="minorHAnsi"/>
@@ -25296,6 +26411,7 @@
                 <w:sz w:val="19"/>
                 <w:szCs w:val="19"/>
               </w:rPr>
+              <w:lastRenderedPageBreak/>
               <w:t>Field</w:t>
             </w:r>
           </w:p>
@@ -25386,7 +26502,6 @@
                 <w:rFonts w:asciiTheme="minorHAnsi" w:hAnsiTheme="minorHAnsi" w:cstheme="minorHAnsi"/>
               </w:rPr>
             </w:pPr>
-            <w:proofErr w:type="spellStart"/>
             <w:r>
               <w:rPr>
                 <w:rFonts w:asciiTheme="minorHAnsi" w:hAnsiTheme="minorHAnsi" w:cstheme="minorHAnsi"/>
@@ -25396,7 +26511,6 @@
               </w:rPr>
               <w:t>TenantID</w:t>
             </w:r>
-            <w:proofErr w:type="spellEnd"/>
           </w:p>
         </w:tc>
         <w:tc>
@@ -25477,18 +26591,15 @@
                 <w:rFonts w:asciiTheme="minorHAnsi" w:hAnsiTheme="minorHAnsi" w:cstheme="minorHAnsi"/>
               </w:rPr>
             </w:pPr>
-            <w:proofErr w:type="spellStart"/>
-            <w:r>
-              <w:rPr>
-                <w:rFonts w:asciiTheme="minorHAnsi" w:hAnsiTheme="minorHAnsi" w:cstheme="minorHAnsi"/>
-                <w:color w:val="000000"/>
-                <w:sz w:val="19"/>
-                <w:szCs w:val="19"/>
-              </w:rPr>
-              <w:lastRenderedPageBreak/>
+            <w:r>
+              <w:rPr>
+                <w:rFonts w:asciiTheme="minorHAnsi" w:hAnsiTheme="minorHAnsi" w:cstheme="minorHAnsi"/>
+                <w:color w:val="000000"/>
+                <w:sz w:val="19"/>
+                <w:szCs w:val="19"/>
+              </w:rPr>
               <w:t>FullName</w:t>
             </w:r>
-            <w:proofErr w:type="spellEnd"/>
           </w:p>
         </w:tc>
         <w:tc>
@@ -25658,7 +26769,6 @@
                 <w:rFonts w:asciiTheme="minorHAnsi" w:hAnsiTheme="minorHAnsi" w:cstheme="minorHAnsi"/>
               </w:rPr>
             </w:pPr>
-            <w:proofErr w:type="spellStart"/>
             <w:r>
               <w:rPr>
                 <w:rFonts w:asciiTheme="minorHAnsi" w:hAnsiTheme="minorHAnsi" w:cstheme="minorHAnsi"/>
@@ -25668,7 +26778,6 @@
               </w:rPr>
               <w:t>NationalID</w:t>
             </w:r>
-            <w:proofErr w:type="spellEnd"/>
           </w:p>
         </w:tc>
         <w:tc>
@@ -25749,7 +26858,6 @@
                 <w:rFonts w:asciiTheme="minorHAnsi" w:hAnsiTheme="minorHAnsi" w:cstheme="minorHAnsi"/>
               </w:rPr>
             </w:pPr>
-            <w:proofErr w:type="spellStart"/>
             <w:r>
               <w:rPr>
                 <w:rFonts w:asciiTheme="minorHAnsi" w:hAnsiTheme="minorHAnsi" w:cstheme="minorHAnsi"/>
@@ -25759,7 +26867,6 @@
               </w:rPr>
               <w:t>ApartmentID</w:t>
             </w:r>
-            <w:proofErr w:type="spellEnd"/>
           </w:p>
         </w:tc>
         <w:tc>
@@ -25840,7 +26947,6 @@
                 <w:rFonts w:asciiTheme="minorHAnsi" w:hAnsiTheme="minorHAnsi" w:cstheme="minorHAnsi"/>
               </w:rPr>
             </w:pPr>
-            <w:proofErr w:type="spellStart"/>
             <w:r>
               <w:rPr>
                 <w:rFonts w:asciiTheme="minorHAnsi" w:hAnsiTheme="minorHAnsi" w:cstheme="minorHAnsi"/>
@@ -25850,7 +26956,6 @@
               </w:rPr>
               <w:t>MoveInDate</w:t>
             </w:r>
-            <w:proofErr w:type="spellEnd"/>
           </w:p>
         </w:tc>
         <w:tc>
@@ -25931,7 +27036,6 @@
                 <w:rFonts w:asciiTheme="minorHAnsi" w:hAnsiTheme="minorHAnsi" w:cstheme="minorHAnsi"/>
               </w:rPr>
             </w:pPr>
-            <w:proofErr w:type="spellStart"/>
             <w:r>
               <w:rPr>
                 <w:rFonts w:asciiTheme="minorHAnsi" w:hAnsiTheme="minorHAnsi" w:cstheme="minorHAnsi"/>
@@ -25941,7 +27045,6 @@
               </w:rPr>
               <w:t>MoveOutDate</w:t>
             </w:r>
-            <w:proofErr w:type="spellEnd"/>
           </w:p>
         </w:tc>
         <w:tc>
@@ -25998,19 +27101,8 @@
                 <w:sz w:val="19"/>
                 <w:szCs w:val="19"/>
               </w:rPr>
-              <w:t xml:space="preserve">nullable, &gt;= </w:t>
-            </w:r>
-            <w:proofErr w:type="spellStart"/>
-            <w:r>
-              <w:rPr>
-                <w:rFonts w:asciiTheme="minorHAnsi" w:hAnsiTheme="minorHAnsi" w:cstheme="minorHAnsi"/>
-                <w:color w:val="000000"/>
-                <w:sz w:val="19"/>
-                <w:szCs w:val="19"/>
-              </w:rPr>
-              <w:t>MoveInDate</w:t>
-            </w:r>
-            <w:proofErr w:type="spellEnd"/>
+              <w:t>nullable, &gt;= MoveInDate</w:t>
+            </w:r>
           </w:p>
         </w:tc>
       </w:tr>
@@ -26261,7 +27353,6 @@
                 <w:rFonts w:asciiTheme="minorHAnsi" w:hAnsiTheme="minorHAnsi" w:cstheme="minorHAnsi"/>
               </w:rPr>
             </w:pPr>
-            <w:proofErr w:type="spellStart"/>
             <w:r>
               <w:rPr>
                 <w:rFonts w:asciiTheme="minorHAnsi" w:hAnsiTheme="minorHAnsi" w:cstheme="minorHAnsi"/>
@@ -26271,7 +27362,6 @@
               </w:rPr>
               <w:t>ApartmentID</w:t>
             </w:r>
-            <w:proofErr w:type="spellEnd"/>
           </w:p>
         </w:tc>
         <w:tc>
@@ -26352,7 +27442,6 @@
                 <w:rFonts w:asciiTheme="minorHAnsi" w:hAnsiTheme="minorHAnsi" w:cstheme="minorHAnsi"/>
               </w:rPr>
             </w:pPr>
-            <w:proofErr w:type="spellStart"/>
             <w:r>
               <w:rPr>
                 <w:rFonts w:asciiTheme="minorHAnsi" w:hAnsiTheme="minorHAnsi" w:cstheme="minorHAnsi"/>
@@ -26362,7 +27451,6 @@
               </w:rPr>
               <w:t>ApartmentNumber</w:t>
             </w:r>
-            <w:proofErr w:type="spellEnd"/>
           </w:p>
         </w:tc>
         <w:tc>
@@ -26532,7 +27620,6 @@
                 <w:rFonts w:asciiTheme="minorHAnsi" w:hAnsiTheme="minorHAnsi" w:cstheme="minorHAnsi"/>
               </w:rPr>
             </w:pPr>
-            <w:proofErr w:type="spellStart"/>
             <w:r>
               <w:rPr>
                 <w:rFonts w:asciiTheme="minorHAnsi" w:hAnsiTheme="minorHAnsi" w:cstheme="minorHAnsi"/>
@@ -26542,7 +27629,6 @@
               </w:rPr>
               <w:t>RoomCount</w:t>
             </w:r>
-            <w:proofErr w:type="spellEnd"/>
           </w:p>
         </w:tc>
         <w:tc>
@@ -26623,7 +27709,6 @@
                 <w:rFonts w:asciiTheme="minorHAnsi" w:hAnsiTheme="minorHAnsi" w:cstheme="minorHAnsi"/>
               </w:rPr>
             </w:pPr>
-            <w:proofErr w:type="spellStart"/>
             <w:r>
               <w:rPr>
                 <w:rFonts w:asciiTheme="minorHAnsi" w:hAnsiTheme="minorHAnsi" w:cstheme="minorHAnsi"/>
@@ -26633,7 +27718,6 @@
               </w:rPr>
               <w:t>MonthlyRent</w:t>
             </w:r>
-            <w:proofErr w:type="spellEnd"/>
           </w:p>
         </w:tc>
         <w:tc>
@@ -26714,7 +27798,6 @@
                 <w:rFonts w:asciiTheme="minorHAnsi" w:hAnsiTheme="minorHAnsi" w:cstheme="minorHAnsi"/>
               </w:rPr>
             </w:pPr>
-            <w:proofErr w:type="spellStart"/>
             <w:r>
               <w:rPr>
                 <w:rFonts w:asciiTheme="minorHAnsi" w:hAnsiTheme="minorHAnsi" w:cstheme="minorHAnsi"/>
@@ -26724,7 +27807,6 @@
               </w:rPr>
               <w:t>OccupancyStatus</w:t>
             </w:r>
-            <w:proofErr w:type="spellEnd"/>
           </w:p>
         </w:tc>
         <w:tc>
@@ -26805,7 +27887,6 @@
                 <w:rFonts w:asciiTheme="minorHAnsi" w:hAnsiTheme="minorHAnsi" w:cstheme="minorHAnsi"/>
               </w:rPr>
             </w:pPr>
-            <w:proofErr w:type="spellStart"/>
             <w:r>
               <w:rPr>
                 <w:rFonts w:asciiTheme="minorHAnsi" w:hAnsiTheme="minorHAnsi" w:cstheme="minorHAnsi"/>
@@ -26815,7 +27896,6 @@
               </w:rPr>
               <w:t>IsActive</w:t>
             </w:r>
-            <w:proofErr w:type="spellEnd"/>
           </w:p>
         </w:tc>
         <w:tc>
@@ -26884,13 +27964,11 @@
       </w:pPr>
       <w:bookmarkStart w:id="68" w:name="_Toc240648824"/>
       <w:bookmarkStart w:id="69" w:name="_Toc240648938"/>
-      <w:proofErr w:type="spellStart"/>
       <w:r>
         <w:t>PaymentRecords</w:t>
       </w:r>
       <w:bookmarkEnd w:id="68"/>
       <w:bookmarkEnd w:id="69"/>
-      <w:proofErr w:type="spellEnd"/>
     </w:p>
     <w:tbl>
       <w:tblPr>
@@ -27037,7 +28115,6 @@
                 <w:rFonts w:asciiTheme="minorHAnsi" w:hAnsiTheme="minorHAnsi" w:cstheme="minorHAnsi"/>
               </w:rPr>
             </w:pPr>
-            <w:proofErr w:type="spellStart"/>
             <w:r>
               <w:rPr>
                 <w:rFonts w:asciiTheme="minorHAnsi" w:hAnsiTheme="minorHAnsi" w:cstheme="minorHAnsi"/>
@@ -27047,7 +28124,6 @@
               </w:rPr>
               <w:t>PaymentID</w:t>
             </w:r>
-            <w:proofErr w:type="spellEnd"/>
           </w:p>
         </w:tc>
         <w:tc>
@@ -27128,7 +28204,6 @@
                 <w:rFonts w:asciiTheme="minorHAnsi" w:hAnsiTheme="minorHAnsi" w:cstheme="minorHAnsi"/>
               </w:rPr>
             </w:pPr>
-            <w:proofErr w:type="spellStart"/>
             <w:r>
               <w:rPr>
                 <w:rFonts w:asciiTheme="minorHAnsi" w:hAnsiTheme="minorHAnsi" w:cstheme="minorHAnsi"/>
@@ -27138,7 +28213,6 @@
               </w:rPr>
               <w:t>TenantID</w:t>
             </w:r>
-            <w:proofErr w:type="spellEnd"/>
           </w:p>
         </w:tc>
         <w:tc>
@@ -27219,7 +28293,6 @@
                 <w:rFonts w:asciiTheme="minorHAnsi" w:hAnsiTheme="minorHAnsi" w:cstheme="minorHAnsi"/>
               </w:rPr>
             </w:pPr>
-            <w:proofErr w:type="spellStart"/>
             <w:r>
               <w:rPr>
                 <w:rFonts w:asciiTheme="minorHAnsi" w:hAnsiTheme="minorHAnsi" w:cstheme="minorHAnsi"/>
@@ -27229,7 +28302,6 @@
               </w:rPr>
               <w:t>ApartmentID</w:t>
             </w:r>
-            <w:proofErr w:type="spellEnd"/>
           </w:p>
         </w:tc>
         <w:tc>
@@ -27399,7 +28471,6 @@
                 <w:rFonts w:asciiTheme="minorHAnsi" w:hAnsiTheme="minorHAnsi" w:cstheme="minorHAnsi"/>
               </w:rPr>
             </w:pPr>
-            <w:proofErr w:type="spellStart"/>
             <w:r>
               <w:rPr>
                 <w:rFonts w:asciiTheme="minorHAnsi" w:hAnsiTheme="minorHAnsi" w:cstheme="minorHAnsi"/>
@@ -27409,7 +28480,6 @@
               </w:rPr>
               <w:t>PaymentDate</w:t>
             </w:r>
-            <w:proofErr w:type="spellEnd"/>
           </w:p>
         </w:tc>
         <w:tc>
@@ -27490,7 +28560,6 @@
                 <w:rFonts w:asciiTheme="minorHAnsi" w:hAnsiTheme="minorHAnsi" w:cstheme="minorHAnsi"/>
               </w:rPr>
             </w:pPr>
-            <w:proofErr w:type="spellStart"/>
             <w:r>
               <w:rPr>
                 <w:rFonts w:asciiTheme="minorHAnsi" w:hAnsiTheme="minorHAnsi" w:cstheme="minorHAnsi"/>
@@ -27500,7 +28569,6 @@
               </w:rPr>
               <w:t>RentPeriod</w:t>
             </w:r>
-            <w:proofErr w:type="spellEnd"/>
           </w:p>
         </w:tc>
         <w:tc>
@@ -27759,7 +28827,6 @@
                 <w:rFonts w:asciiTheme="minorHAnsi" w:hAnsiTheme="minorHAnsi" w:cstheme="minorHAnsi"/>
               </w:rPr>
             </w:pPr>
-            <w:proofErr w:type="spellStart"/>
             <w:r>
               <w:rPr>
                 <w:rFonts w:asciiTheme="minorHAnsi" w:hAnsiTheme="minorHAnsi" w:cstheme="minorHAnsi"/>
@@ -27769,7 +28836,6 @@
               </w:rPr>
               <w:t>ReceiptReference</w:t>
             </w:r>
-            <w:proofErr w:type="spellEnd"/>
           </w:p>
         </w:tc>
         <w:tc>
@@ -27850,7 +28916,6 @@
                 <w:rFonts w:asciiTheme="minorHAnsi" w:hAnsiTheme="minorHAnsi" w:cstheme="minorHAnsi"/>
               </w:rPr>
             </w:pPr>
-            <w:proofErr w:type="spellStart"/>
             <w:r>
               <w:rPr>
                 <w:rFonts w:asciiTheme="minorHAnsi" w:hAnsiTheme="minorHAnsi" w:cstheme="minorHAnsi"/>
@@ -27860,7 +28925,6 @@
               </w:rPr>
               <w:t>CorrectionNote</w:t>
             </w:r>
-            <w:proofErr w:type="spellEnd"/>
           </w:p>
         </w:tc>
         <w:tc>
@@ -28338,35 +29402,7 @@
                                     <w:rPr>
                                       <w:color w:val="000000"/>
                                     </w:rPr>
-                                    <w:t>Online payment gateways (</w:t>
-                                  </w:r>
-                                  <w:proofErr w:type="spellStart"/>
-                                  <w:r>
-                                    <w:rPr>
-                                      <w:color w:val="000000"/>
-                                    </w:rPr>
-                                    <w:t>Jaib</w:t>
-                                  </w:r>
-                                  <w:proofErr w:type="spellEnd"/>
-                                  <w:r>
-                                    <w:rPr>
-                                      <w:color w:val="000000"/>
-                                    </w:rPr>
-                                    <w:t xml:space="preserve">, </w:t>
-                                  </w:r>
-                                  <w:proofErr w:type="spellStart"/>
-                                  <w:r>
-                                    <w:rPr>
-                                      <w:color w:val="000000"/>
-                                    </w:rPr>
-                                    <w:t>OneCash</w:t>
-                                  </w:r>
-                                  <w:proofErr w:type="spellEnd"/>
-                                  <w:r>
-                                    <w:rPr>
-                                      <w:color w:val="000000"/>
-                                    </w:rPr>
-                                    <w:t>, Stripe, banking APIs) — CR-001 Rejected</w:t>
+                                    <w:t>Online payment gateways (Jaib, OneCash, Stripe, banking APIs) — CR-001 Rejected</w:t>
                                   </w:r>
                                 </w:p>
                               </w:tc>
@@ -28408,7 +29444,19 @@
                                     <w:rPr>
                                       <w:color w:val="000000"/>
                                     </w:rPr>
-                                    <w:t>Cloud database synchronization and remote APIs</w:t>
+                                    <w:t xml:space="preserve">Cloud </w:t>
+                                  </w:r>
+                                  <w:r>
+                                    <w:rPr>
+                                      <w:color w:val="000000"/>
+                                    </w:rPr>
+                                    <w:t>database (MSSQL Server)</w:t>
+                                  </w:r>
+                                  <w:r>
+                                    <w:rPr>
+                                      <w:color w:val="000000"/>
+                                    </w:rPr>
+                                    <w:t xml:space="preserve"> synchronization and remote APIs</w:t>
                                   </w:r>
                                 </w:p>
                               </w:tc>
@@ -28514,7 +29562,19 @@
                                     <w:rPr>
                                       <w:color w:val="000000"/>
                                     </w:rPr>
-                                    <w:t>Local offline database with backup and restore utilities</w:t>
+                                    <w:t xml:space="preserve">Local offline </w:t>
+                                  </w:r>
+                                  <w:r>
+                                    <w:rPr>
+                                      <w:color w:val="000000"/>
+                                    </w:rPr>
+                                    <w:t>database (MSSQL Server)</w:t>
+                                  </w:r>
+                                  <w:r>
+                                    <w:rPr>
+                                      <w:color w:val="000000"/>
+                                    </w:rPr>
+                                    <w:t xml:space="preserve"> with backup and restore utilities</w:t>
                                   </w:r>
                                 </w:p>
                               </w:tc>
@@ -28946,35 +30006,7 @@
                               <w:rPr>
                                 <w:color w:val="000000"/>
                               </w:rPr>
-                              <w:t>Online payment gateways (</w:t>
-                            </w:r>
-                            <w:proofErr w:type="spellStart"/>
-                            <w:r>
-                              <w:rPr>
-                                <w:color w:val="000000"/>
-                              </w:rPr>
-                              <w:t>Jaib</w:t>
-                            </w:r>
-                            <w:proofErr w:type="spellEnd"/>
-                            <w:r>
-                              <w:rPr>
-                                <w:color w:val="000000"/>
-                              </w:rPr>
-                              <w:t xml:space="preserve">, </w:t>
-                            </w:r>
-                            <w:proofErr w:type="spellStart"/>
-                            <w:r>
-                              <w:rPr>
-                                <w:color w:val="000000"/>
-                              </w:rPr>
-                              <w:t>OneCash</w:t>
-                            </w:r>
-                            <w:proofErr w:type="spellEnd"/>
-                            <w:r>
-                              <w:rPr>
-                                <w:color w:val="000000"/>
-                              </w:rPr>
-                              <w:t>, Stripe, banking APIs) — CR-001 Rejected</w:t>
+                              <w:t>Online payment gateways (Jaib, OneCash, Stripe, banking APIs) — CR-001 Rejected</w:t>
                             </w:r>
                           </w:p>
                         </w:tc>
@@ -29016,7 +30048,19 @@
                               <w:rPr>
                                 <w:color w:val="000000"/>
                               </w:rPr>
-                              <w:t>Cloud database synchronization and remote APIs</w:t>
+                              <w:t xml:space="preserve">Cloud </w:t>
+                            </w:r>
+                            <w:r>
+                              <w:rPr>
+                                <w:color w:val="000000"/>
+                              </w:rPr>
+                              <w:t>database (MSSQL Server)</w:t>
+                            </w:r>
+                            <w:r>
+                              <w:rPr>
+                                <w:color w:val="000000"/>
+                              </w:rPr>
+                              <w:t xml:space="preserve"> synchronization and remote APIs</w:t>
                             </w:r>
                           </w:p>
                         </w:tc>
@@ -29122,7 +30166,19 @@
                               <w:rPr>
                                 <w:color w:val="000000"/>
                               </w:rPr>
-                              <w:t>Local offline database with backup and restore utilities</w:t>
+                              <w:t xml:space="preserve">Local offline </w:t>
+                            </w:r>
+                            <w:r>
+                              <w:rPr>
+                                <w:color w:val="000000"/>
+                              </w:rPr>
+                              <w:t>database (MSSQL Server)</w:t>
+                            </w:r>
+                            <w:r>
+                              <w:rPr>
+                                <w:color w:val="000000"/>
+                              </w:rPr>
+                              <w:t xml:space="preserve"> with backup and restore utilities</w:t>
                             </w:r>
                           </w:p>
                         </w:tc>
@@ -29590,35 +30646,7 @@
                                     <w:rPr>
                                       <w:color w:val="000000"/>
                                     </w:rPr>
-                                    <w:t>Online payment gateways (</w:t>
-                                  </w:r>
-                                  <w:proofErr w:type="spellStart"/>
-                                  <w:r>
-                                    <w:rPr>
-                                      <w:color w:val="000000"/>
-                                    </w:rPr>
-                                    <w:t>Jaib</w:t>
-                                  </w:r>
-                                  <w:proofErr w:type="spellEnd"/>
-                                  <w:r>
-                                    <w:rPr>
-                                      <w:color w:val="000000"/>
-                                    </w:rPr>
-                                    <w:t xml:space="preserve">, </w:t>
-                                  </w:r>
-                                  <w:proofErr w:type="spellStart"/>
-                                  <w:r>
-                                    <w:rPr>
-                                      <w:color w:val="000000"/>
-                                    </w:rPr>
-                                    <w:t>OneCash</w:t>
-                                  </w:r>
-                                  <w:proofErr w:type="spellEnd"/>
-                                  <w:r>
-                                    <w:rPr>
-                                      <w:color w:val="000000"/>
-                                    </w:rPr>
-                                    <w:t>, Stripe, banking APIs) — CR-001 Rejected</w:t>
+                                    <w:t>Online payment gateways (Jaib, OneCash, Stripe, banking APIs) — CR-001 Rejected</w:t>
                                   </w:r>
                                 </w:p>
                               </w:tc>
@@ -29660,7 +30688,19 @@
                                     <w:rPr>
                                       <w:color w:val="000000"/>
                                     </w:rPr>
-                                    <w:t>Cloud database synchronization and remote APIs</w:t>
+                                    <w:t xml:space="preserve">Cloud </w:t>
+                                  </w:r>
+                                  <w:r>
+                                    <w:rPr>
+                                      <w:color w:val="000000"/>
+                                    </w:rPr>
+                                    <w:t>database (MSSQL Server)</w:t>
+                                  </w:r>
+                                  <w:r>
+                                    <w:rPr>
+                                      <w:color w:val="000000"/>
+                                    </w:rPr>
+                                    <w:t xml:space="preserve"> synchronization and remote APIs</w:t>
                                   </w:r>
                                 </w:p>
                               </w:tc>
@@ -29766,7 +30806,19 @@
                                     <w:rPr>
                                       <w:color w:val="000000"/>
                                     </w:rPr>
-                                    <w:t>Local offline database with backup and restore utilities</w:t>
+                                    <w:t xml:space="preserve">Local offline </w:t>
+                                  </w:r>
+                                  <w:r>
+                                    <w:rPr>
+                                      <w:color w:val="000000"/>
+                                    </w:rPr>
+                                    <w:t>database (MSSQL Server)</w:t>
+                                  </w:r>
+                                  <w:r>
+                                    <w:rPr>
+                                      <w:color w:val="000000"/>
+                                    </w:rPr>
+                                    <w:t xml:space="preserve"> with backup and restore utilities</w:t>
                                   </w:r>
                                 </w:p>
                               </w:tc>
@@ -29997,35 +31049,7 @@
                               <w:rPr>
                                 <w:color w:val="000000"/>
                               </w:rPr>
-                              <w:t>Online payment gateways (</w:t>
-                            </w:r>
-                            <w:proofErr w:type="spellStart"/>
-                            <w:r>
-                              <w:rPr>
-                                <w:color w:val="000000"/>
-                              </w:rPr>
-                              <w:t>Jaib</w:t>
-                            </w:r>
-                            <w:proofErr w:type="spellEnd"/>
-                            <w:r>
-                              <w:rPr>
-                                <w:color w:val="000000"/>
-                              </w:rPr>
-                              <w:t xml:space="preserve">, </w:t>
-                            </w:r>
-                            <w:proofErr w:type="spellStart"/>
-                            <w:r>
-                              <w:rPr>
-                                <w:color w:val="000000"/>
-                              </w:rPr>
-                              <w:t>OneCash</w:t>
-                            </w:r>
-                            <w:proofErr w:type="spellEnd"/>
-                            <w:r>
-                              <w:rPr>
-                                <w:color w:val="000000"/>
-                              </w:rPr>
-                              <w:t>, Stripe, banking APIs) — CR-001 Rejected</w:t>
+                              <w:t>Online payment gateways (Jaib, OneCash, Stripe, banking APIs) — CR-001 Rejected</w:t>
                             </w:r>
                           </w:p>
                         </w:tc>
@@ -30067,7 +31091,19 @@
                               <w:rPr>
                                 <w:color w:val="000000"/>
                               </w:rPr>
-                              <w:t>Cloud database synchronization and remote APIs</w:t>
+                              <w:t xml:space="preserve">Cloud </w:t>
+                            </w:r>
+                            <w:r>
+                              <w:rPr>
+                                <w:color w:val="000000"/>
+                              </w:rPr>
+                              <w:t>database (MSSQL Server)</w:t>
+                            </w:r>
+                            <w:r>
+                              <w:rPr>
+                                <w:color w:val="000000"/>
+                              </w:rPr>
+                              <w:t xml:space="preserve"> synchronization and remote APIs</w:t>
                             </w:r>
                           </w:p>
                         </w:tc>
@@ -30173,7 +31209,19 @@
                               <w:rPr>
                                 <w:color w:val="000000"/>
                               </w:rPr>
-                              <w:t>Local offline database with backup and restore utilities</w:t>
+                              <w:t xml:space="preserve">Local offline </w:t>
+                            </w:r>
+                            <w:r>
+                              <w:rPr>
+                                <w:color w:val="000000"/>
+                              </w:rPr>
+                              <w:t>database (MSSQL Server)</w:t>
+                            </w:r>
+                            <w:r>
+                              <w:rPr>
+                                <w:color w:val="000000"/>
+                              </w:rPr>
+                              <w:t xml:space="preserve"> with backup and restore utilities</w:t>
                             </w:r>
                           </w:p>
                         </w:tc>
@@ -30486,7 +31534,19 @@
         <w:rPr>
           <w:rFonts w:asciiTheme="minorHAnsi" w:hAnsiTheme="minorHAnsi" w:cstheme="minorHAnsi"/>
         </w:rPr>
-        <w:t>Interaction sequence between the Building Manager, the Payment Form (UI), the Rent Service (Logic), and the Database, including the valid/invalid amount alternative.</w:t>
+        <w:t xml:space="preserve">Interaction sequence between the Building Manager, the Payment Form (UI), the Rent Service (Logic), and the </w:t>
+      </w:r>
+      <w:r>
+        <w:rPr>
+          <w:rFonts w:asciiTheme="minorHAnsi" w:hAnsiTheme="minorHAnsi" w:cstheme="minorHAnsi"/>
+        </w:rPr>
+        <w:t>Database (MSSQL Server)</w:t>
+      </w:r>
+      <w:r>
+        <w:rPr>
+          <w:rFonts w:asciiTheme="minorHAnsi" w:hAnsiTheme="minorHAnsi" w:cstheme="minorHAnsi"/>
+        </w:rPr>
+        <w:t>, including the valid/invalid amount alternative.</w:t>
       </w:r>
     </w:p>
     <w:p>
@@ -31402,7 +32462,25 @@
                 <w:sz w:val="19"/>
                 <w:szCs w:val="19"/>
               </w:rPr>
-              <w:t>Confirm whether parcel storage locations require a controlled list or free text.</w:t>
+              <w:t xml:space="preserve">Confirm whether </w:t>
+            </w:r>
+            <w:r>
+              <w:rPr>
+                <w:rFonts w:asciiTheme="minorHAnsi" w:hAnsiTheme="minorHAnsi" w:cstheme="minorHAnsi"/>
+                <w:color w:val="000000"/>
+                <w:sz w:val="19"/>
+                <w:szCs w:val="19"/>
+              </w:rPr>
+              <w:t>package</w:t>
+            </w:r>
+            <w:r>
+              <w:rPr>
+                <w:rFonts w:asciiTheme="minorHAnsi" w:hAnsiTheme="minorHAnsi" w:cstheme="minorHAnsi"/>
+                <w:color w:val="000000"/>
+                <w:sz w:val="19"/>
+                <w:szCs w:val="19"/>
+              </w:rPr>
+              <w:t xml:space="preserve"> storage locations require a controlled list or free text.</w:t>
             </w:r>
           </w:p>
         </w:tc>
@@ -31518,7 +32596,25 @@
                 <w:sz w:val="19"/>
                 <w:szCs w:val="19"/>
               </w:rPr>
-              <w:t>Affects parcel form design.</w:t>
+              <w:t xml:space="preserve">Affects </w:t>
+            </w:r>
+            <w:r>
+              <w:rPr>
+                <w:rFonts w:asciiTheme="minorHAnsi" w:hAnsiTheme="minorHAnsi" w:cstheme="minorHAnsi"/>
+                <w:color w:val="000000"/>
+                <w:sz w:val="19"/>
+                <w:szCs w:val="19"/>
+              </w:rPr>
+              <w:t>package</w:t>
+            </w:r>
+            <w:r>
+              <w:rPr>
+                <w:rFonts w:asciiTheme="minorHAnsi" w:hAnsiTheme="minorHAnsi" w:cstheme="minorHAnsi"/>
+                <w:color w:val="000000"/>
+                <w:sz w:val="19"/>
+                <w:szCs w:val="19"/>
+              </w:rPr>
+              <w:t xml:space="preserve"> form design.</w:t>
             </w:r>
           </w:p>
         </w:tc>
@@ -32430,7 +33526,6 @@
                 <w:rFonts w:asciiTheme="minorHAnsi" w:hAnsiTheme="minorHAnsi" w:cstheme="minorHAnsi"/>
               </w:rPr>
             </w:pPr>
-            <w:proofErr w:type="spellStart"/>
             <w:r>
               <w:rPr>
                 <w:rFonts w:asciiTheme="minorHAnsi" w:hAnsiTheme="minorHAnsi" w:cstheme="minorHAnsi"/>
@@ -32440,7 +33535,6 @@
               </w:rPr>
               <w:t>IssueID</w:t>
             </w:r>
-            <w:proofErr w:type="spellEnd"/>
           </w:p>
         </w:tc>
         <w:tc>
@@ -32521,7 +33615,6 @@
                 <w:rFonts w:asciiTheme="minorHAnsi" w:hAnsiTheme="minorHAnsi" w:cstheme="minorHAnsi"/>
               </w:rPr>
             </w:pPr>
-            <w:proofErr w:type="spellStart"/>
             <w:r>
               <w:rPr>
                 <w:rFonts w:asciiTheme="minorHAnsi" w:hAnsiTheme="minorHAnsi" w:cstheme="minorHAnsi"/>
@@ -32531,7 +33624,6 @@
               </w:rPr>
               <w:t>ApartmentID</w:t>
             </w:r>
-            <w:proofErr w:type="spellEnd"/>
           </w:p>
         </w:tc>
         <w:tc>
@@ -32612,7 +33704,6 @@
                 <w:rFonts w:asciiTheme="minorHAnsi" w:hAnsiTheme="minorHAnsi" w:cstheme="minorHAnsi"/>
               </w:rPr>
             </w:pPr>
-            <w:proofErr w:type="spellStart"/>
             <w:r>
               <w:rPr>
                 <w:rFonts w:asciiTheme="minorHAnsi" w:hAnsiTheme="minorHAnsi" w:cstheme="minorHAnsi"/>
@@ -32622,7 +33713,6 @@
               </w:rPr>
               <w:t>ReportedBy</w:t>
             </w:r>
-            <w:proofErr w:type="spellEnd"/>
           </w:p>
         </w:tc>
         <w:tc>
@@ -32679,27 +33769,7 @@
                 <w:sz w:val="19"/>
                 <w:szCs w:val="19"/>
               </w:rPr>
-              <w:t xml:space="preserve">FK </w:t>
-            </w:r>
-            <w:proofErr w:type="spellStart"/>
-            <w:r>
-              <w:rPr>
-                <w:rFonts w:asciiTheme="minorHAnsi" w:hAnsiTheme="minorHAnsi" w:cstheme="minorHAnsi"/>
-                <w:color w:val="000000"/>
-                <w:sz w:val="19"/>
-                <w:szCs w:val="19"/>
-              </w:rPr>
-              <w:t>UserID</w:t>
-            </w:r>
-            <w:proofErr w:type="spellEnd"/>
-            <w:r>
-              <w:rPr>
-                <w:rFonts w:asciiTheme="minorHAnsi" w:hAnsiTheme="minorHAnsi" w:cstheme="minorHAnsi"/>
-                <w:color w:val="000000"/>
-                <w:sz w:val="19"/>
-                <w:szCs w:val="19"/>
-              </w:rPr>
-              <w:t>, required</w:t>
+              <w:t>FK UserID, required</w:t>
             </w:r>
           </w:p>
         </w:tc>
@@ -33079,7 +34149,6 @@
                 <w:rFonts w:asciiTheme="minorHAnsi" w:hAnsiTheme="minorHAnsi" w:cstheme="minorHAnsi"/>
               </w:rPr>
             </w:pPr>
-            <w:proofErr w:type="spellStart"/>
             <w:r>
               <w:rPr>
                 <w:rFonts w:asciiTheme="minorHAnsi" w:hAnsiTheme="minorHAnsi" w:cstheme="minorHAnsi"/>
@@ -33089,7 +34158,6 @@
               </w:rPr>
               <w:t>AssignedTo</w:t>
             </w:r>
-            <w:proofErr w:type="spellEnd"/>
           </w:p>
         </w:tc>
         <w:tc>
@@ -33146,27 +34214,7 @@
                 <w:sz w:val="19"/>
                 <w:szCs w:val="19"/>
               </w:rPr>
-              <w:t xml:space="preserve">FK </w:t>
-            </w:r>
-            <w:proofErr w:type="spellStart"/>
-            <w:r>
-              <w:rPr>
-                <w:rFonts w:asciiTheme="minorHAnsi" w:hAnsiTheme="minorHAnsi" w:cstheme="minorHAnsi"/>
-                <w:color w:val="000000"/>
-                <w:sz w:val="19"/>
-                <w:szCs w:val="19"/>
-              </w:rPr>
-              <w:t>UserID</w:t>
-            </w:r>
-            <w:proofErr w:type="spellEnd"/>
-            <w:r>
-              <w:rPr>
-                <w:rFonts w:asciiTheme="minorHAnsi" w:hAnsiTheme="minorHAnsi" w:cstheme="minorHAnsi"/>
-                <w:color w:val="000000"/>
-                <w:sz w:val="19"/>
-                <w:szCs w:val="19"/>
-              </w:rPr>
-              <w:t>, nullable</w:t>
+              <w:t>FK UserID, nullable</w:t>
             </w:r>
           </w:p>
         </w:tc>
@@ -33190,7 +34238,6 @@
                 <w:rFonts w:asciiTheme="minorHAnsi" w:hAnsiTheme="minorHAnsi" w:cstheme="minorHAnsi"/>
               </w:rPr>
             </w:pPr>
-            <w:proofErr w:type="spellStart"/>
             <w:r>
               <w:rPr>
                 <w:rFonts w:asciiTheme="minorHAnsi" w:hAnsiTheme="minorHAnsi" w:cstheme="minorHAnsi"/>
@@ -33200,7 +34247,6 @@
               </w:rPr>
               <w:t>CreatedAt</w:t>
             </w:r>
-            <w:proofErr w:type="spellEnd"/>
           </w:p>
         </w:tc>
         <w:tc>
@@ -33281,7 +34327,6 @@
                 <w:rFonts w:asciiTheme="minorHAnsi" w:hAnsiTheme="minorHAnsi" w:cstheme="minorHAnsi"/>
               </w:rPr>
             </w:pPr>
-            <w:proofErr w:type="spellStart"/>
             <w:r>
               <w:rPr>
                 <w:rFonts w:asciiTheme="minorHAnsi" w:hAnsiTheme="minorHAnsi" w:cstheme="minorHAnsi"/>
@@ -33291,7 +34336,6 @@
               </w:rPr>
               <w:t>ResolvedAt</w:t>
             </w:r>
-            <w:proofErr w:type="spellEnd"/>
           </w:p>
         </w:tc>
         <w:tc>
@@ -33372,7 +34416,6 @@
                 <w:rFonts w:asciiTheme="minorHAnsi" w:hAnsiTheme="minorHAnsi" w:cstheme="minorHAnsi"/>
               </w:rPr>
             </w:pPr>
-            <w:proofErr w:type="spellStart"/>
             <w:r>
               <w:rPr>
                 <w:rFonts w:asciiTheme="minorHAnsi" w:hAnsiTheme="minorHAnsi" w:cstheme="minorHAnsi"/>
@@ -33382,7 +34425,6 @@
               </w:rPr>
               <w:t>ResolutionNotes</w:t>
             </w:r>
-            <w:proofErr w:type="spellEnd"/>
           </w:p>
         </w:tc>
         <w:tc>
@@ -33439,19 +34481,8 @@
                 <w:sz w:val="19"/>
                 <w:szCs w:val="19"/>
               </w:rPr>
-              <w:t xml:space="preserve">required when </w:t>
-            </w:r>
-            <w:proofErr w:type="gramStart"/>
-            <w:r>
-              <w:rPr>
-                <w:rFonts w:asciiTheme="minorHAnsi" w:hAnsiTheme="minorHAnsi" w:cstheme="minorHAnsi"/>
-                <w:color w:val="000000"/>
-                <w:sz w:val="19"/>
-                <w:szCs w:val="19"/>
-              </w:rPr>
-              <w:t>Resolved</w:t>
-            </w:r>
-            <w:proofErr w:type="gramEnd"/>
+              <w:t>required when Resolved</w:t>
+            </w:r>
           </w:p>
         </w:tc>
       </w:tr>
@@ -33463,7 +34494,10 @@
       <w:bookmarkStart w:id="84" w:name="_Toc240648832"/>
       <w:bookmarkStart w:id="85" w:name="_Toc240648946"/>
       <w:r>
-        <w:t>Parcels</w:t>
+        <w:t>Package</w:t>
+      </w:r>
+      <w:r>
+        <w:t>s</w:t>
       </w:r>
       <w:bookmarkEnd w:id="84"/>
       <w:bookmarkEnd w:id="85"/>
@@ -33614,17 +34648,24 @@
                 <w:rFonts w:asciiTheme="minorHAnsi" w:hAnsiTheme="minorHAnsi" w:cstheme="minorHAnsi"/>
               </w:rPr>
             </w:pPr>
-            <w:proofErr w:type="spellStart"/>
-            <w:r>
-              <w:rPr>
-                <w:rFonts w:asciiTheme="minorHAnsi" w:hAnsiTheme="minorHAnsi" w:cstheme="minorHAnsi"/>
-                <w:color w:val="000000"/>
-                <w:sz w:val="19"/>
-                <w:szCs w:val="19"/>
-              </w:rPr>
-              <w:t>ParcelID</w:t>
-            </w:r>
-            <w:proofErr w:type="spellEnd"/>
+            <w:r>
+              <w:rPr>
+                <w:rFonts w:asciiTheme="minorHAnsi" w:hAnsiTheme="minorHAnsi" w:cstheme="minorHAnsi"/>
+                <w:color w:val="000000"/>
+                <w:sz w:val="19"/>
+                <w:szCs w:val="19"/>
+              </w:rPr>
+              <w:t>Package</w:t>
+            </w:r>
+            <w:r>
+              <w:rPr>
+                <w:rFonts w:asciiTheme="minorHAnsi" w:hAnsiTheme="minorHAnsi" w:cstheme="minorHAnsi"/>
+                <w:color w:val="000000"/>
+                <w:sz w:val="19"/>
+                <w:szCs w:val="19"/>
+              </w:rPr>
+              <w:t>ID</w:t>
+            </w:r>
           </w:p>
         </w:tc>
         <w:tc>
@@ -33705,7 +34746,6 @@
                 <w:rFonts w:asciiTheme="minorHAnsi" w:hAnsiTheme="minorHAnsi" w:cstheme="minorHAnsi"/>
               </w:rPr>
             </w:pPr>
-            <w:proofErr w:type="spellStart"/>
             <w:r>
               <w:rPr>
                 <w:rFonts w:asciiTheme="minorHAnsi" w:hAnsiTheme="minorHAnsi" w:cstheme="minorHAnsi"/>
@@ -33715,7 +34755,6 @@
               </w:rPr>
               <w:t>TenantID</w:t>
             </w:r>
-            <w:proofErr w:type="spellEnd"/>
           </w:p>
         </w:tc>
         <w:tc>
@@ -33885,7 +34924,6 @@
                 <w:rFonts w:asciiTheme="minorHAnsi" w:hAnsiTheme="minorHAnsi" w:cstheme="minorHAnsi"/>
               </w:rPr>
             </w:pPr>
-            <w:proofErr w:type="spellStart"/>
             <w:r>
               <w:rPr>
                 <w:rFonts w:asciiTheme="minorHAnsi" w:hAnsiTheme="minorHAnsi" w:cstheme="minorHAnsi"/>
@@ -33895,7 +34933,6 @@
               </w:rPr>
               <w:t>TrackingNumber</w:t>
             </w:r>
-            <w:proofErr w:type="spellEnd"/>
           </w:p>
         </w:tc>
         <w:tc>
@@ -33976,7 +35013,6 @@
                 <w:rFonts w:asciiTheme="minorHAnsi" w:hAnsiTheme="minorHAnsi" w:cstheme="minorHAnsi"/>
               </w:rPr>
             </w:pPr>
-            <w:proofErr w:type="spellStart"/>
             <w:r>
               <w:rPr>
                 <w:rFonts w:asciiTheme="minorHAnsi" w:hAnsiTheme="minorHAnsi" w:cstheme="minorHAnsi"/>
@@ -33986,7 +35022,6 @@
               </w:rPr>
               <w:t>ReceivedDate</w:t>
             </w:r>
-            <w:proofErr w:type="spellEnd"/>
           </w:p>
         </w:tc>
         <w:tc>
@@ -34067,7 +35102,6 @@
                 <w:rFonts w:asciiTheme="minorHAnsi" w:hAnsiTheme="minorHAnsi" w:cstheme="minorHAnsi"/>
               </w:rPr>
             </w:pPr>
-            <w:proofErr w:type="spellStart"/>
             <w:r>
               <w:rPr>
                 <w:rFonts w:asciiTheme="minorHAnsi" w:hAnsiTheme="minorHAnsi" w:cstheme="minorHAnsi"/>
@@ -34077,7 +35111,6 @@
               </w:rPr>
               <w:t>StorageLocation</w:t>
             </w:r>
-            <w:proofErr w:type="spellEnd"/>
           </w:p>
         </w:tc>
         <w:tc>
@@ -34247,7 +35280,6 @@
                 <w:rFonts w:asciiTheme="minorHAnsi" w:hAnsiTheme="minorHAnsi" w:cstheme="minorHAnsi"/>
               </w:rPr>
             </w:pPr>
-            <w:proofErr w:type="spellStart"/>
             <w:r>
               <w:rPr>
                 <w:rFonts w:asciiTheme="minorHAnsi" w:hAnsiTheme="minorHAnsi" w:cstheme="minorHAnsi"/>
@@ -34257,7 +35289,6 @@
               </w:rPr>
               <w:t>PickupDate</w:t>
             </w:r>
-            <w:proofErr w:type="spellEnd"/>
           </w:p>
         </w:tc>
         <w:tc>
@@ -34338,7 +35369,6 @@
                 <w:rFonts w:asciiTheme="minorHAnsi" w:hAnsiTheme="minorHAnsi" w:cstheme="minorHAnsi"/>
               </w:rPr>
             </w:pPr>
-            <w:proofErr w:type="spellStart"/>
             <w:r>
               <w:rPr>
                 <w:rFonts w:asciiTheme="minorHAnsi" w:hAnsiTheme="minorHAnsi" w:cstheme="minorHAnsi"/>
@@ -34348,7 +35378,6 @@
               </w:rPr>
               <w:t>ReceiverConfirmation</w:t>
             </w:r>
-            <w:proofErr w:type="spellEnd"/>
           </w:p>
         </w:tc>
         <w:tc>
@@ -34568,7 +35597,6 @@
                 <w:rFonts w:asciiTheme="minorHAnsi" w:hAnsiTheme="minorHAnsi" w:cstheme="minorHAnsi"/>
               </w:rPr>
             </w:pPr>
-            <w:proofErr w:type="spellStart"/>
             <w:r>
               <w:rPr>
                 <w:rFonts w:asciiTheme="minorHAnsi" w:hAnsiTheme="minorHAnsi" w:cstheme="minorHAnsi"/>
@@ -34578,7 +35606,6 @@
               </w:rPr>
               <w:t>UserID</w:t>
             </w:r>
-            <w:proofErr w:type="spellEnd"/>
           </w:p>
         </w:tc>
         <w:tc>
@@ -34748,7 +35775,6 @@
                 <w:rFonts w:asciiTheme="minorHAnsi" w:hAnsiTheme="minorHAnsi" w:cstheme="minorHAnsi"/>
               </w:rPr>
             </w:pPr>
-            <w:proofErr w:type="spellStart"/>
             <w:r>
               <w:rPr>
                 <w:rFonts w:asciiTheme="minorHAnsi" w:hAnsiTheme="minorHAnsi" w:cstheme="minorHAnsi"/>
@@ -34758,7 +35784,6 @@
               </w:rPr>
               <w:t>PasswordHash</w:t>
             </w:r>
-            <w:proofErr w:type="spellEnd"/>
           </w:p>
         </w:tc>
         <w:tc>
@@ -34839,7 +35864,6 @@
                 <w:rFonts w:asciiTheme="minorHAnsi" w:hAnsiTheme="minorHAnsi" w:cstheme="minorHAnsi"/>
               </w:rPr>
             </w:pPr>
-            <w:proofErr w:type="spellStart"/>
             <w:r>
               <w:rPr>
                 <w:rFonts w:asciiTheme="minorHAnsi" w:hAnsiTheme="minorHAnsi" w:cstheme="minorHAnsi"/>
@@ -34849,7 +35873,6 @@
               </w:rPr>
               <w:t>FullName</w:t>
             </w:r>
-            <w:proofErr w:type="spellEnd"/>
           </w:p>
         </w:tc>
         <w:tc>
@@ -34930,7 +35953,6 @@
                 <w:rFonts w:asciiTheme="minorHAnsi" w:hAnsiTheme="minorHAnsi" w:cstheme="minorHAnsi"/>
               </w:rPr>
             </w:pPr>
-            <w:proofErr w:type="spellStart"/>
             <w:r>
               <w:rPr>
                 <w:rFonts w:asciiTheme="minorHAnsi" w:hAnsiTheme="minorHAnsi" w:cstheme="minorHAnsi"/>
@@ -34940,7 +35962,6 @@
               </w:rPr>
               <w:t>RoleID</w:t>
             </w:r>
-            <w:proofErr w:type="spellEnd"/>
           </w:p>
         </w:tc>
         <w:tc>
@@ -35021,7 +36042,6 @@
                 <w:rFonts w:asciiTheme="minorHAnsi" w:hAnsiTheme="minorHAnsi" w:cstheme="minorHAnsi"/>
               </w:rPr>
             </w:pPr>
-            <w:proofErr w:type="spellStart"/>
             <w:r>
               <w:rPr>
                 <w:rFonts w:asciiTheme="minorHAnsi" w:hAnsiTheme="minorHAnsi" w:cstheme="minorHAnsi"/>
@@ -35031,7 +36051,6 @@
               </w:rPr>
               <w:t>IsActive</w:t>
             </w:r>
-            <w:proofErr w:type="spellEnd"/>
           </w:p>
         </w:tc>
         <w:tc>
@@ -35112,7 +36131,6 @@
                 <w:rFonts w:asciiTheme="minorHAnsi" w:hAnsiTheme="minorHAnsi" w:cstheme="minorHAnsi"/>
               </w:rPr>
             </w:pPr>
-            <w:proofErr w:type="spellStart"/>
             <w:r>
               <w:rPr>
                 <w:rFonts w:asciiTheme="minorHAnsi" w:hAnsiTheme="minorHAnsi" w:cstheme="minorHAnsi"/>
@@ -35122,7 +36140,6 @@
               </w:rPr>
               <w:t>LastLogin</w:t>
             </w:r>
-            <w:proofErr w:type="spellEnd"/>
           </w:p>
         </w:tc>
         <w:tc>
@@ -35342,7 +36359,6 @@
                 <w:rFonts w:asciiTheme="minorHAnsi" w:hAnsiTheme="minorHAnsi" w:cstheme="minorHAnsi"/>
               </w:rPr>
             </w:pPr>
-            <w:proofErr w:type="spellStart"/>
             <w:r>
               <w:rPr>
                 <w:rFonts w:asciiTheme="minorHAnsi" w:hAnsiTheme="minorHAnsi" w:cstheme="minorHAnsi"/>
@@ -35352,7 +36368,6 @@
               </w:rPr>
               <w:t>RoleID</w:t>
             </w:r>
-            <w:proofErr w:type="spellEnd"/>
           </w:p>
         </w:tc>
         <w:tc>
@@ -35433,7 +36448,6 @@
                 <w:rFonts w:asciiTheme="minorHAnsi" w:hAnsiTheme="minorHAnsi" w:cstheme="minorHAnsi"/>
               </w:rPr>
             </w:pPr>
-            <w:proofErr w:type="spellStart"/>
             <w:r>
               <w:rPr>
                 <w:rFonts w:asciiTheme="minorHAnsi" w:hAnsiTheme="minorHAnsi" w:cstheme="minorHAnsi"/>
@@ -35443,7 +36457,6 @@
               </w:rPr>
               <w:t>RoleName</w:t>
             </w:r>
-            <w:proofErr w:type="spellEnd"/>
           </w:p>
         </w:tc>
         <w:tc>
@@ -35945,28 +36958,8 @@
                 <w:sz w:val="19"/>
                 <w:szCs w:val="19"/>
               </w:rPr>
-              <w:t xml:space="preserve">The system shall persist all approved entities in a </w:t>
-            </w:r>
-            <w:proofErr w:type="gramStart"/>
-            <w:r>
-              <w:rPr>
-                <w:rFonts w:asciiTheme="minorHAnsi" w:hAnsiTheme="minorHAnsi" w:cstheme="minorHAnsi"/>
-                <w:color w:val="000000"/>
-                <w:sz w:val="19"/>
-                <w:szCs w:val="19"/>
-              </w:rPr>
-              <w:t xml:space="preserve">local </w:t>
-            </w:r>
-            <w:r>
-              <w:rPr>
-                <w:rFonts w:asciiTheme="minorHAnsi" w:hAnsiTheme="minorHAnsi" w:cstheme="minorHAnsi"/>
-                <w:color w:val="000000"/>
-                <w:sz w:val="19"/>
-                <w:szCs w:val="19"/>
-              </w:rPr>
-              <w:t xml:space="preserve"> Database</w:t>
-            </w:r>
-            <w:proofErr w:type="gramEnd"/>
+              <w:t xml:space="preserve">The system shall persist all approved entities in a local </w:t>
+            </w:r>
             <w:r>
               <w:rPr>
                 <w:rFonts w:asciiTheme="minorHAnsi" w:hAnsiTheme="minorHAnsi" w:cstheme="minorHAnsi"/>
@@ -35976,17 +36969,33 @@
               </w:rPr>
               <w:t xml:space="preserve"> </w:t>
             </w:r>
-            <w:proofErr w:type="spellStart"/>
-            <w:r>
-              <w:rPr>
-                <w:rFonts w:asciiTheme="minorHAnsi" w:hAnsiTheme="minorHAnsi" w:cstheme="minorHAnsi"/>
-                <w:color w:val="000000"/>
-                <w:sz w:val="19"/>
-                <w:szCs w:val="19"/>
-              </w:rPr>
-              <w:t>database</w:t>
-            </w:r>
-            <w:proofErr w:type="spellEnd"/>
+            <w:r>
+              <w:rPr>
+                <w:rFonts w:asciiTheme="minorHAnsi" w:hAnsiTheme="minorHAnsi" w:cstheme="minorHAnsi"/>
+                <w:color w:val="000000"/>
+                <w:sz w:val="19"/>
+                <w:szCs w:val="19"/>
+              </w:rPr>
+              <w:t>Database (MSSQL Server)</w:t>
+            </w:r>
+            <w:r>
+              <w:rPr>
+                <w:rFonts w:asciiTheme="minorHAnsi" w:hAnsiTheme="minorHAnsi" w:cstheme="minorHAnsi"/>
+                <w:color w:val="000000"/>
+                <w:sz w:val="19"/>
+                <w:szCs w:val="19"/>
+              </w:rPr>
+              <w:t xml:space="preserve"> </w:t>
+            </w:r>
+            <w:r>
+              <w:rPr>
+                <w:rFonts w:asciiTheme="minorHAnsi" w:hAnsiTheme="minorHAnsi" w:cstheme="minorHAnsi"/>
+                <w:color w:val="000000"/>
+                <w:sz w:val="19"/>
+                <w:szCs w:val="19"/>
+              </w:rPr>
+              <w:t>database (MSSQL Server)</w:t>
+            </w:r>
             <w:r>
               <w:rPr>
                 <w:rFonts w:asciiTheme="minorHAnsi" w:hAnsiTheme="minorHAnsi" w:cstheme="minorHAnsi"/>
@@ -36288,7 +37297,25 @@
                 <w:sz w:val="19"/>
                 <w:szCs w:val="19"/>
               </w:rPr>
-              <w:t>Required fields and controlled values shall be validated before database commit.</w:t>
+              <w:t xml:space="preserve">Required fields and controlled values shall be validated before </w:t>
+            </w:r>
+            <w:r>
+              <w:rPr>
+                <w:rFonts w:asciiTheme="minorHAnsi" w:hAnsiTheme="minorHAnsi" w:cstheme="minorHAnsi"/>
+                <w:color w:val="000000"/>
+                <w:sz w:val="19"/>
+                <w:szCs w:val="19"/>
+              </w:rPr>
+              <w:t>database (MSSQL Server)</w:t>
+            </w:r>
+            <w:r>
+              <w:rPr>
+                <w:rFonts w:asciiTheme="minorHAnsi" w:hAnsiTheme="minorHAnsi" w:cstheme="minorHAnsi"/>
+                <w:color w:val="000000"/>
+                <w:sz w:val="19"/>
+                <w:szCs w:val="19"/>
+              </w:rPr>
+              <w:t xml:space="preserve"> commit.</w:t>
             </w:r>
           </w:p>
         </w:tc>
@@ -36553,6 +37580,7 @@
                 <w:sz w:val="19"/>
                 <w:szCs w:val="19"/>
               </w:rPr>
+              <w:lastRenderedPageBreak/>
               <w:t>DR-005</w:t>
             </w:r>
           </w:p>
@@ -36582,7 +37610,25 @@
                 <w:sz w:val="19"/>
                 <w:szCs w:val="19"/>
               </w:rPr>
-              <w:t>Backups shall be restorable and shall retain the database schema and operational records.</w:t>
+              <w:t xml:space="preserve">Backups shall be restorable and shall retain the </w:t>
+            </w:r>
+            <w:r>
+              <w:rPr>
+                <w:rFonts w:asciiTheme="minorHAnsi" w:hAnsiTheme="minorHAnsi" w:cstheme="minorHAnsi"/>
+                <w:color w:val="000000"/>
+                <w:sz w:val="19"/>
+                <w:szCs w:val="19"/>
+              </w:rPr>
+              <w:t>database (MSSQL Server)</w:t>
+            </w:r>
+            <w:r>
+              <w:rPr>
+                <w:rFonts w:asciiTheme="minorHAnsi" w:hAnsiTheme="minorHAnsi" w:cstheme="minorHAnsi"/>
+                <w:color w:val="000000"/>
+                <w:sz w:val="19"/>
+                <w:szCs w:val="19"/>
+              </w:rPr>
+              <w:t xml:space="preserve"> schema and operational records.</w:t>
             </w:r>
           </w:p>
         </w:tc>
@@ -36700,7 +37746,6 @@
                 <w:sz w:val="19"/>
                 <w:szCs w:val="19"/>
               </w:rPr>
-              <w:lastRenderedPageBreak/>
               <w:t>DR-006</w:t>
             </w:r>
           </w:p>
@@ -36985,7 +38030,6 @@
     <w:pPr>
       <w:jc w:val="right"/>
       <w:rPr>
-        <w:rFonts w:hint="cs"/>
         <w:noProof/>
         <w:rtl/>
       </w:rPr>

--- a/documentation/SWE/SRS_v2_Structure.docx
+++ b/documentation/SWE/SRS_v2_Structure.docx
@@ -602,8 +602,13 @@
                               <w:bidi w:val="0"/>
                             </w:pPr>
                             <w:r>
-                              <w:t>Eng. Rasheed Aldhaferi</w:t>
+                              <w:t xml:space="preserve">Eng. Rasheed </w:t>
                             </w:r>
+                            <w:proofErr w:type="spellStart"/>
+                            <w:r>
+                              <w:t>Aldhaferi</w:t>
+                            </w:r>
+                            <w:proofErr w:type="spellEnd"/>
                           </w:p>
                           <w:p>
                             <w:pPr>
@@ -656,8 +661,13 @@
                         <w:bidi w:val="0"/>
                       </w:pPr>
                       <w:r>
-                        <w:t>Eng. Rasheed Aldhaferi</w:t>
+                        <w:t xml:space="preserve">Eng. Rasheed </w:t>
                       </w:r>
+                      <w:proofErr w:type="spellStart"/>
+                      <w:r>
+                        <w:t>Aldhaferi</w:t>
+                      </w:r>
+                      <w:proofErr w:type="spellEnd"/>
                     </w:p>
                     <w:p>
                       <w:pPr>
@@ -746,14 +756,6 @@
                               <w:t>Aiham Alhalmi</w:t>
                             </w:r>
                           </w:p>
-                          <w:p>
-                            <w:pPr>
-                              <w:bidi w:val="0"/>
-                            </w:pPr>
-                            <w:r>
-                              <w:t>Habib Sabri</w:t>
-                            </w:r>
-                          </w:p>
                         </w:txbxContent>
                       </wps:txbx>
                       <wps:bodyPr rot="0" spcFirstLastPara="0" vertOverflow="overflow" horzOverflow="overflow" vert="horz" wrap="square" lIns="91440" tIns="45720" rIns="91440" bIns="45720" numCol="1" spcCol="0" rtlCol="1" fromWordArt="0" anchor="t" anchorCtr="0" forceAA="0" compatLnSpc="1">
@@ -809,14 +811,6 @@
                       </w:pPr>
                       <w:r>
                         <w:t>Aiham Alhalmi</w:t>
-                      </w:r>
-                    </w:p>
-                    <w:p>
-                      <w:pPr>
-                        <w:bidi w:val="0"/>
-                      </w:pPr>
-                      <w:r>
-                        <w:t>Habib Sabri</w:t>
                       </w:r>
                     </w:p>
                   </w:txbxContent>
@@ -927,21 +921,6 @@
         </w:rPr>
       </w:pPr>
     </w:p>
-    <w:p>
-      <w:pPr>
-        <w:bidi w:val="0"/>
-        <w:rPr>
-          <w:rFonts w:asciiTheme="minorHAnsi" w:hAnsiTheme="minorHAnsi" w:cstheme="minorHAnsi"/>
-        </w:rPr>
-      </w:pPr>
-      <w:r>
-        <w:rPr>
-          <w:rFonts w:asciiTheme="minorHAnsi" w:hAnsiTheme="minorHAnsi" w:cstheme="minorHAnsi"/>
-        </w:rPr>
-        <w:lastRenderedPageBreak/>
-        <w:br w:type="page"/>
-      </w:r>
-    </w:p>
     <w:sdt>
       <w:sdtPr>
         <w:rPr>
@@ -973,11 +952,19 @@
               <w:rtl w:val="0"/>
             </w:rPr>
           </w:pPr>
+          <w:proofErr w:type="gramStart"/>
           <w:r>
             <w:rPr>
               <w:rtl w:val="0"/>
             </w:rPr>
-            <w:t>Table  Of Contents</w:t>
+            <w:t>Table  Of</w:t>
+          </w:r>
+          <w:proofErr w:type="gramEnd"/>
+          <w:r>
+            <w:rPr>
+              <w:rtl w:val="0"/>
+            </w:rPr>
+            <w:t xml:space="preserve"> Contents</w:t>
           </w:r>
         </w:p>
         <w:p>
@@ -5987,7 +5974,15 @@
         <w:spacing w:after="200"/>
       </w:pPr>
       <w:r>
-        <w:t>This document uses a structured numbering format for requirements. Functional requirements are identified using FR-XXX, nonfunctional requirements using NFR-XXX, business rules using BR-XXX, interface requirements using IR-XXX, data requirements using DR-XXX, open issues using ISS-XXX, and approved scope changes using CR-XXX (matching the project's official Change Log, e.g. CR-001, CR-002, CR-003). Priorities are classified as Must Have, Should Have, Could Have, and Future Enhancement. Tables and diagrams are used throughout the document to improve clarity.</w:t>
+        <w:t xml:space="preserve">This document uses a structured numbering format for requirements. Functional requirements are identified using FR-XXX, nonfunctional requirements using NFR-XXX, business rules using BR-XXX, interface requirements using IR-XXX, data requirements using DR-XXX, open issues using ISS-XXX, and approved scope changes using CR-XXX (matching the project's official Change Log, </w:t>
+      </w:r>
+      <w:proofErr w:type="gramStart"/>
+      <w:r>
+        <w:t>e.g.</w:t>
+      </w:r>
+      <w:proofErr w:type="gramEnd"/>
+      <w:r>
+        <w:t xml:space="preserve"> CR-001, CR-002, CR-003). Priorities are classified as Must Have, Should Have, Could Have, and Future Enhancement. Tables and diagrams are used throughout the document to improve clarity.</w:t>
       </w:r>
     </w:p>
     <w:tbl>
@@ -7303,7 +7298,25 @@
                 <w:sz w:val="20"/>
                 <w:szCs w:val="20"/>
               </w:rPr>
-              <w:t>Eng. Rasheed Aldhaferi (Instructor / Sponsor)</w:t>
+              <w:t xml:space="preserve">Eng. Rasheed </w:t>
+            </w:r>
+            <w:proofErr w:type="spellStart"/>
+            <w:r>
+              <w:rPr>
+                <w:color w:val="000000"/>
+                <w:sz w:val="20"/>
+                <w:szCs w:val="20"/>
+              </w:rPr>
+              <w:t>Aldhaferi</w:t>
+            </w:r>
+            <w:proofErr w:type="spellEnd"/>
+            <w:r>
+              <w:rPr>
+                <w:color w:val="000000"/>
+                <w:sz w:val="20"/>
+                <w:szCs w:val="20"/>
+              </w:rPr>
+              <w:t xml:space="preserve"> (Instructor / Sponsor)</w:t>
             </w:r>
           </w:p>
         </w:tc>
@@ -7499,7 +7512,53 @@
                 <w:sz w:val="20"/>
                 <w:szCs w:val="20"/>
               </w:rPr>
-              <w:t>Online payment gateways (Jaib, OneCash,, banking APIs) — CR-001 Rejected</w:t>
+              <w:t>Online payment gateways (</w:t>
+            </w:r>
+            <w:proofErr w:type="spellStart"/>
+            <w:r>
+              <w:rPr>
+                <w:color w:val="000000" w:themeColor="text1"/>
+                <w:sz w:val="20"/>
+                <w:szCs w:val="20"/>
+              </w:rPr>
+              <w:t>Jaib</w:t>
+            </w:r>
+            <w:proofErr w:type="spellEnd"/>
+            <w:r>
+              <w:rPr>
+                <w:color w:val="000000" w:themeColor="text1"/>
+                <w:sz w:val="20"/>
+                <w:szCs w:val="20"/>
+              </w:rPr>
+              <w:t xml:space="preserve">, </w:t>
+            </w:r>
+            <w:proofErr w:type="spellStart"/>
+            <w:proofErr w:type="gramStart"/>
+            <w:r>
+              <w:rPr>
+                <w:color w:val="000000" w:themeColor="text1"/>
+                <w:sz w:val="20"/>
+                <w:szCs w:val="20"/>
+              </w:rPr>
+              <w:t>OneCash</w:t>
+            </w:r>
+            <w:proofErr w:type="spellEnd"/>
+            <w:r>
+              <w:rPr>
+                <w:color w:val="000000" w:themeColor="text1"/>
+                <w:sz w:val="20"/>
+                <w:szCs w:val="20"/>
+              </w:rPr>
+              <w:t>,,</w:t>
+            </w:r>
+            <w:proofErr w:type="gramEnd"/>
+            <w:r>
+              <w:rPr>
+                <w:color w:val="000000" w:themeColor="text1"/>
+                <w:sz w:val="20"/>
+                <w:szCs w:val="20"/>
+              </w:rPr>
+              <w:t xml:space="preserve"> banking APIs) — CR-001 Rejected</w:t>
             </w:r>
           </w:p>
         </w:tc>
@@ -8957,84 +9016,6 @@
                 <w:sz w:val="19"/>
                 <w:szCs w:val="19"/>
               </w:rPr>
-              <w:t>Operations Staff</w:t>
-            </w:r>
-          </w:p>
-        </w:tc>
-        <w:tc>
-          <w:tcPr>
-            <w:tcW w:w="6300" w:type="dxa"/>
-            <w:tcMar>
-              <w:top w:w="60" w:type="dxa"/>
-              <w:left w:w="100" w:type="dxa"/>
-              <w:bottom w:w="60" w:type="dxa"/>
-              <w:right w:w="100" w:type="dxa"/>
-            </w:tcMar>
-            <w:vAlign w:val="center"/>
-          </w:tcPr>
-          <w:p>
-            <w:pPr>
-              <w:bidi w:val="0"/>
-              <w:rPr>
-                <w:rFonts w:asciiTheme="minorHAnsi" w:hAnsiTheme="minorHAnsi" w:cstheme="minorHAnsi"/>
-              </w:rPr>
-            </w:pPr>
-            <w:r>
-              <w:rPr>
-                <w:rFonts w:asciiTheme="minorHAnsi" w:hAnsiTheme="minorHAnsi" w:cstheme="minorHAnsi"/>
-                <w:color w:val="000000"/>
-                <w:sz w:val="19"/>
-                <w:szCs w:val="19"/>
-              </w:rPr>
-              <w:t xml:space="preserve">Limited operational user; handles assigned maintenance or </w:t>
-            </w:r>
-            <w:r>
-              <w:rPr>
-                <w:rFonts w:asciiTheme="minorHAnsi" w:hAnsiTheme="minorHAnsi" w:cstheme="minorHAnsi"/>
-                <w:color w:val="000000"/>
-                <w:sz w:val="19"/>
-                <w:szCs w:val="19"/>
-              </w:rPr>
-              <w:t>package</w:t>
-            </w:r>
-            <w:r>
-              <w:rPr>
-                <w:rFonts w:asciiTheme="minorHAnsi" w:hAnsiTheme="minorHAnsi" w:cstheme="minorHAnsi"/>
-                <w:color w:val="000000"/>
-                <w:sz w:val="19"/>
-                <w:szCs w:val="19"/>
-              </w:rPr>
-              <w:t xml:space="preserve"> tasks.</w:t>
-            </w:r>
-          </w:p>
-        </w:tc>
-      </w:tr>
-      <w:tr>
-        <w:tc>
-          <w:tcPr>
-            <w:tcW w:w="2200" w:type="dxa"/>
-            <w:tcMar>
-              <w:top w:w="60" w:type="dxa"/>
-              <w:left w:w="100" w:type="dxa"/>
-              <w:bottom w:w="60" w:type="dxa"/>
-              <w:right w:w="100" w:type="dxa"/>
-            </w:tcMar>
-            <w:vAlign w:val="center"/>
-          </w:tcPr>
-          <w:p>
-            <w:pPr>
-              <w:bidi w:val="0"/>
-              <w:rPr>
-                <w:rFonts w:asciiTheme="minorHAnsi" w:hAnsiTheme="minorHAnsi" w:cstheme="minorHAnsi"/>
-              </w:rPr>
-            </w:pPr>
-            <w:r>
-              <w:rPr>
-                <w:rFonts w:asciiTheme="minorHAnsi" w:hAnsiTheme="minorHAnsi" w:cstheme="minorHAnsi"/>
-                <w:color w:val="000000"/>
-                <w:sz w:val="19"/>
-                <w:szCs w:val="19"/>
-              </w:rPr>
               <w:t>Apartment Tenant</w:t>
             </w:r>
           </w:p>
@@ -9100,7 +9081,14 @@
         <w:rPr>
           <w:rFonts w:asciiTheme="minorHAnsi" w:hAnsiTheme="minorHAnsi" w:cstheme="minorHAnsi"/>
         </w:rPr>
-        <w:t xml:space="preserve">Windows 10 or Windows 11 desktop, supported 64-bit environment. Local </w:t>
+        <w:t xml:space="preserve">Windows 10 or Windows 11 desktop, supported 64-bit environment. </w:t>
+      </w:r>
+      <w:proofErr w:type="gramStart"/>
+      <w:r>
+        <w:rPr>
+          <w:rFonts w:asciiTheme="minorHAnsi" w:hAnsiTheme="minorHAnsi" w:cstheme="minorHAnsi"/>
+        </w:rPr>
+        <w:t xml:space="preserve">Local </w:t>
       </w:r>
       <w:r>
         <w:rPr>
@@ -9112,7 +9100,14 @@
         <w:rPr>
           <w:rFonts w:asciiTheme="minorHAnsi" w:hAnsiTheme="minorHAnsi" w:cstheme="minorHAnsi"/>
         </w:rPr>
-        <w:t>Database (MSSQL Server)</w:t>
+        <w:t>Database</w:t>
+      </w:r>
+      <w:proofErr w:type="gramEnd"/>
+      <w:r>
+        <w:rPr>
+          <w:rFonts w:asciiTheme="minorHAnsi" w:hAnsiTheme="minorHAnsi" w:cstheme="minorHAnsi"/>
+        </w:rPr>
+        <w:t xml:space="preserve"> (MSSQL Server)</w:t>
       </w:r>
       <w:r>
         <w:rPr>
@@ -10701,7 +10696,21 @@
               <w:rPr>
                 <w:rFonts w:asciiTheme="minorHAnsi" w:hAnsiTheme="minorHAnsi" w:cstheme="minorHAnsi"/>
               </w:rPr>
-              <w:t>The system shall allow the Apartment Manager to search an filter apartment records by apartment number, occupancy status, and assigned tenant name.</w:t>
+              <w:t xml:space="preserve">The system shall allow the Apartment Manager to search </w:t>
+            </w:r>
+            <w:proofErr w:type="gramStart"/>
+            <w:r>
+              <w:rPr>
+                <w:rFonts w:asciiTheme="minorHAnsi" w:hAnsiTheme="minorHAnsi" w:cstheme="minorHAnsi"/>
+              </w:rPr>
+              <w:t>an</w:t>
+            </w:r>
+            <w:proofErr w:type="gramEnd"/>
+            <w:r>
+              <w:rPr>
+                <w:rFonts w:asciiTheme="minorHAnsi" w:hAnsiTheme="minorHAnsi" w:cstheme="minorHAnsi"/>
+              </w:rPr>
+              <w:t xml:space="preserve"> filter apartment records by apartment number, occupancy status, and assigned tenant name.</w:t>
             </w:r>
           </w:p>
         </w:tc>
@@ -11079,7 +11088,21 @@
               <w:rPr>
                 <w:rFonts w:asciiTheme="minorHAnsi" w:hAnsiTheme="minorHAnsi" w:cstheme="minorHAnsi"/>
               </w:rPr>
-              <w:t xml:space="preserve">The system shall automatically calculate and update the status of a monthly RentPeriod as Unpaid, Partial, Paid, Overdue, or Overpaid based on due date, expected rent, and valid </w:t>
+              <w:t xml:space="preserve">The system shall automatically calculate and update the status of a monthly </w:t>
+            </w:r>
+            <w:proofErr w:type="spellStart"/>
+            <w:r>
+              <w:rPr>
+                <w:rFonts w:asciiTheme="minorHAnsi" w:hAnsiTheme="minorHAnsi" w:cstheme="minorHAnsi"/>
+              </w:rPr>
+              <w:t>RentPeriod</w:t>
+            </w:r>
+            <w:proofErr w:type="spellEnd"/>
+            <w:r>
+              <w:rPr>
+                <w:rFonts w:asciiTheme="minorHAnsi" w:hAnsiTheme="minorHAnsi" w:cstheme="minorHAnsi"/>
+              </w:rPr>
+              <w:t xml:space="preserve"> as Unpaid, Partial, Paid, Overdue, or Overpaid based on due date, expected rent, and valid </w:t>
             </w:r>
             <w:r>
               <w:rPr>
@@ -11321,7 +11344,27 @@
                 <w:sz w:val="19"/>
                 <w:szCs w:val="19"/>
               </w:rPr>
-              <w:t>The system shall allow the Apartment Manager or Owner to void or correct a PaymentRecord while requiring a mandatory audit note and maintaining transaction log auditability.</w:t>
+              <w:t xml:space="preserve">The system shall allow the Apartment Manager or Owner to void or correct a </w:t>
+            </w:r>
+            <w:proofErr w:type="spellStart"/>
+            <w:r>
+              <w:rPr>
+                <w:rFonts w:asciiTheme="minorHAnsi" w:hAnsiTheme="minorHAnsi" w:cstheme="minorHAnsi"/>
+                <w:color w:val="000000"/>
+                <w:sz w:val="19"/>
+                <w:szCs w:val="19"/>
+              </w:rPr>
+              <w:t>PaymentRecord</w:t>
+            </w:r>
+            <w:proofErr w:type="spellEnd"/>
+            <w:r>
+              <w:rPr>
+                <w:rFonts w:asciiTheme="minorHAnsi" w:hAnsiTheme="minorHAnsi" w:cstheme="minorHAnsi"/>
+                <w:color w:val="000000"/>
+                <w:sz w:val="19"/>
+                <w:szCs w:val="19"/>
+              </w:rPr>
+              <w:t xml:space="preserve"> while requiring a mandatory audit note and maintaining transaction log auditability.</w:t>
             </w:r>
           </w:p>
         </w:tc>
@@ -12113,7 +12156,27 @@
                 <w:sz w:val="19"/>
                 <w:szCs w:val="19"/>
               </w:rPr>
-              <w:t xml:space="preserve">allow the Apartment Manager to  log </w:t>
+              <w:t xml:space="preserve">allow the Apartment Manager </w:t>
+            </w:r>
+            <w:proofErr w:type="gramStart"/>
+            <w:r>
+              <w:rPr>
+                <w:rFonts w:asciiTheme="minorHAnsi" w:hAnsiTheme="minorHAnsi" w:cstheme="minorHAnsi"/>
+                <w:color w:val="000000"/>
+                <w:sz w:val="19"/>
+                <w:szCs w:val="19"/>
+              </w:rPr>
+              <w:t>to  log</w:t>
+            </w:r>
+            <w:proofErr w:type="gramEnd"/>
+            <w:r>
+              <w:rPr>
+                <w:rFonts w:asciiTheme="minorHAnsi" w:hAnsiTheme="minorHAnsi" w:cstheme="minorHAnsi"/>
+                <w:color w:val="000000"/>
+                <w:sz w:val="19"/>
+                <w:szCs w:val="19"/>
+              </w:rPr>
+              <w:t xml:space="preserve"> </w:t>
             </w:r>
             <w:r>
               <w:rPr>
@@ -12702,16 +12765,36 @@
                 <w:sz w:val="19"/>
                 <w:szCs w:val="19"/>
               </w:rPr>
-              <w:t>The system shall authenticate user</w:t>
-            </w:r>
-            <w:r>
-              <w:rPr>
-                <w:rFonts w:asciiTheme="minorHAnsi" w:hAnsiTheme="minorHAnsi" w:cstheme="minorHAnsi"/>
-                <w:color w:val="000000"/>
-                <w:sz w:val="19"/>
-                <w:szCs w:val="19"/>
-              </w:rPr>
-              <w:t>s login</w:t>
+              <w:t xml:space="preserve">The system shall authenticate </w:t>
+            </w:r>
+            <w:proofErr w:type="gramStart"/>
+            <w:r>
+              <w:rPr>
+                <w:rFonts w:asciiTheme="minorHAnsi" w:hAnsiTheme="minorHAnsi" w:cstheme="minorHAnsi"/>
+                <w:color w:val="000000"/>
+                <w:sz w:val="19"/>
+                <w:szCs w:val="19"/>
+              </w:rPr>
+              <w:t>user</w:t>
+            </w:r>
+            <w:r>
+              <w:rPr>
+                <w:rFonts w:asciiTheme="minorHAnsi" w:hAnsiTheme="minorHAnsi" w:cstheme="minorHAnsi"/>
+                <w:color w:val="000000"/>
+                <w:sz w:val="19"/>
+                <w:szCs w:val="19"/>
+              </w:rPr>
+              <w:t>s</w:t>
+            </w:r>
+            <w:proofErr w:type="gramEnd"/>
+            <w:r>
+              <w:rPr>
+                <w:rFonts w:asciiTheme="minorHAnsi" w:hAnsiTheme="minorHAnsi" w:cstheme="minorHAnsi"/>
+                <w:color w:val="000000"/>
+                <w:sz w:val="19"/>
+                <w:szCs w:val="19"/>
+              </w:rPr>
+              <w:t xml:space="preserve"> login</w:t>
             </w:r>
             <w:r>
               <w:rPr>
@@ -14834,7 +14917,25 @@
                 <w:sz w:val="19"/>
                 <w:szCs w:val="19"/>
               </w:rPr>
-              <w:t>As a manager, I want an Arabic/English UI toggle, so that staff can use the interface comfortably.</w:t>
+              <w:t xml:space="preserve">As a manager, I want an Arabic/English UI toggle, so that </w:t>
+            </w:r>
+            <w:r>
+              <w:rPr>
+                <w:rFonts w:asciiTheme="minorHAnsi" w:hAnsiTheme="minorHAnsi" w:cstheme="minorHAnsi"/>
+                <w:color w:val="000000"/>
+                <w:sz w:val="19"/>
+                <w:szCs w:val="19"/>
+              </w:rPr>
+              <w:t>users</w:t>
+            </w:r>
+            <w:r>
+              <w:rPr>
+                <w:rFonts w:asciiTheme="minorHAnsi" w:hAnsiTheme="minorHAnsi" w:cstheme="minorHAnsi"/>
+                <w:color w:val="000000"/>
+                <w:sz w:val="19"/>
+                <w:szCs w:val="19"/>
+              </w:rPr>
+              <w:t xml:space="preserve"> can use the interface comfortably.</w:t>
             </w:r>
           </w:p>
         </w:tc>
@@ -19559,7 +19660,15 @@
       <w:bookmarkStart w:id="54" w:name="_Toc240648817"/>
       <w:bookmarkStart w:id="55" w:name="_Toc240648931"/>
       <w:r>
-        <w:t xml:space="preserve">UC-004: Check In </w:t>
+        <w:t xml:space="preserve">UC-004: Check </w:t>
+      </w:r>
+      <w:proofErr w:type="gramStart"/>
+      <w:r>
+        <w:t>In</w:t>
+      </w:r>
+      <w:proofErr w:type="gramEnd"/>
+      <w:r>
+        <w:t xml:space="preserve"> </w:t>
       </w:r>
       <w:r>
         <w:t>Package</w:t>
@@ -26323,7 +26432,14 @@
         <w:rPr>
           <w:rFonts w:asciiTheme="minorHAnsi" w:hAnsiTheme="minorHAnsi" w:cstheme="minorHAnsi"/>
         </w:rPr>
-        <w:t xml:space="preserve">AMS shall store the following entities in </w:t>
+        <w:t xml:space="preserve">AMS shall store the following entities </w:t>
+      </w:r>
+      <w:proofErr w:type="gramStart"/>
+      <w:r>
+        <w:rPr>
+          <w:rFonts w:asciiTheme="minorHAnsi" w:hAnsiTheme="minorHAnsi" w:cstheme="minorHAnsi"/>
+        </w:rPr>
+        <w:t xml:space="preserve">in </w:t>
       </w:r>
       <w:r>
         <w:rPr>
@@ -26335,7 +26451,14 @@
         <w:rPr>
           <w:rFonts w:asciiTheme="minorHAnsi" w:hAnsiTheme="minorHAnsi" w:cstheme="minorHAnsi"/>
         </w:rPr>
-        <w:t>Database (MSSQL Server)</w:t>
+        <w:t>Database</w:t>
+      </w:r>
+      <w:proofErr w:type="gramEnd"/>
+      <w:r>
+        <w:rPr>
+          <w:rFonts w:asciiTheme="minorHAnsi" w:hAnsiTheme="minorHAnsi" w:cstheme="minorHAnsi"/>
+        </w:rPr>
+        <w:t xml:space="preserve"> (MSSQL Server)</w:t>
       </w:r>
       <w:r>
         <w:rPr>
@@ -26502,6 +26625,7 @@
                 <w:rFonts w:asciiTheme="minorHAnsi" w:hAnsiTheme="minorHAnsi" w:cstheme="minorHAnsi"/>
               </w:rPr>
             </w:pPr>
+            <w:proofErr w:type="spellStart"/>
             <w:r>
               <w:rPr>
                 <w:rFonts w:asciiTheme="minorHAnsi" w:hAnsiTheme="minorHAnsi" w:cstheme="minorHAnsi"/>
@@ -26511,6 +26635,7 @@
               </w:rPr>
               <w:t>TenantID</w:t>
             </w:r>
+            <w:proofErr w:type="spellEnd"/>
           </w:p>
         </w:tc>
         <w:tc>
@@ -26591,6 +26716,7 @@
                 <w:rFonts w:asciiTheme="minorHAnsi" w:hAnsiTheme="minorHAnsi" w:cstheme="minorHAnsi"/>
               </w:rPr>
             </w:pPr>
+            <w:proofErr w:type="spellStart"/>
             <w:r>
               <w:rPr>
                 <w:rFonts w:asciiTheme="minorHAnsi" w:hAnsiTheme="minorHAnsi" w:cstheme="minorHAnsi"/>
@@ -26600,6 +26726,7 @@
               </w:rPr>
               <w:t>FullName</w:t>
             </w:r>
+            <w:proofErr w:type="spellEnd"/>
           </w:p>
         </w:tc>
         <w:tc>
@@ -26769,6 +26896,7 @@
                 <w:rFonts w:asciiTheme="minorHAnsi" w:hAnsiTheme="minorHAnsi" w:cstheme="minorHAnsi"/>
               </w:rPr>
             </w:pPr>
+            <w:proofErr w:type="spellStart"/>
             <w:r>
               <w:rPr>
                 <w:rFonts w:asciiTheme="minorHAnsi" w:hAnsiTheme="minorHAnsi" w:cstheme="minorHAnsi"/>
@@ -26778,6 +26906,7 @@
               </w:rPr>
               <w:t>NationalID</w:t>
             </w:r>
+            <w:proofErr w:type="spellEnd"/>
           </w:p>
         </w:tc>
         <w:tc>
@@ -26858,6 +26987,7 @@
                 <w:rFonts w:asciiTheme="minorHAnsi" w:hAnsiTheme="minorHAnsi" w:cstheme="minorHAnsi"/>
               </w:rPr>
             </w:pPr>
+            <w:proofErr w:type="spellStart"/>
             <w:r>
               <w:rPr>
                 <w:rFonts w:asciiTheme="minorHAnsi" w:hAnsiTheme="minorHAnsi" w:cstheme="minorHAnsi"/>
@@ -26867,6 +26997,7 @@
               </w:rPr>
               <w:t>ApartmentID</w:t>
             </w:r>
+            <w:proofErr w:type="spellEnd"/>
           </w:p>
         </w:tc>
         <w:tc>
@@ -26947,6 +27078,7 @@
                 <w:rFonts w:asciiTheme="minorHAnsi" w:hAnsiTheme="minorHAnsi" w:cstheme="minorHAnsi"/>
               </w:rPr>
             </w:pPr>
+            <w:proofErr w:type="spellStart"/>
             <w:r>
               <w:rPr>
                 <w:rFonts w:asciiTheme="minorHAnsi" w:hAnsiTheme="minorHAnsi" w:cstheme="minorHAnsi"/>
@@ -26956,6 +27088,7 @@
               </w:rPr>
               <w:t>MoveInDate</w:t>
             </w:r>
+            <w:proofErr w:type="spellEnd"/>
           </w:p>
         </w:tc>
         <w:tc>
@@ -27036,6 +27169,7 @@
                 <w:rFonts w:asciiTheme="minorHAnsi" w:hAnsiTheme="minorHAnsi" w:cstheme="minorHAnsi"/>
               </w:rPr>
             </w:pPr>
+            <w:proofErr w:type="spellStart"/>
             <w:r>
               <w:rPr>
                 <w:rFonts w:asciiTheme="minorHAnsi" w:hAnsiTheme="minorHAnsi" w:cstheme="minorHAnsi"/>
@@ -27045,6 +27179,7 @@
               </w:rPr>
               <w:t>MoveOutDate</w:t>
             </w:r>
+            <w:proofErr w:type="spellEnd"/>
           </w:p>
         </w:tc>
         <w:tc>
@@ -27101,8 +27236,19 @@
                 <w:sz w:val="19"/>
                 <w:szCs w:val="19"/>
               </w:rPr>
-              <w:t>nullable, &gt;= MoveInDate</w:t>
-            </w:r>
+              <w:t xml:space="preserve">nullable, &gt;= </w:t>
+            </w:r>
+            <w:proofErr w:type="spellStart"/>
+            <w:r>
+              <w:rPr>
+                <w:rFonts w:asciiTheme="minorHAnsi" w:hAnsiTheme="minorHAnsi" w:cstheme="minorHAnsi"/>
+                <w:color w:val="000000"/>
+                <w:sz w:val="19"/>
+                <w:szCs w:val="19"/>
+              </w:rPr>
+              <w:t>MoveInDate</w:t>
+            </w:r>
+            <w:proofErr w:type="spellEnd"/>
           </w:p>
         </w:tc>
       </w:tr>
@@ -27353,6 +27499,7 @@
                 <w:rFonts w:asciiTheme="minorHAnsi" w:hAnsiTheme="minorHAnsi" w:cstheme="minorHAnsi"/>
               </w:rPr>
             </w:pPr>
+            <w:proofErr w:type="spellStart"/>
             <w:r>
               <w:rPr>
                 <w:rFonts w:asciiTheme="minorHAnsi" w:hAnsiTheme="minorHAnsi" w:cstheme="minorHAnsi"/>
@@ -27362,6 +27509,7 @@
               </w:rPr>
               <w:t>ApartmentID</w:t>
             </w:r>
+            <w:proofErr w:type="spellEnd"/>
           </w:p>
         </w:tc>
         <w:tc>
@@ -27442,6 +27590,7 @@
                 <w:rFonts w:asciiTheme="minorHAnsi" w:hAnsiTheme="minorHAnsi" w:cstheme="minorHAnsi"/>
               </w:rPr>
             </w:pPr>
+            <w:proofErr w:type="spellStart"/>
             <w:r>
               <w:rPr>
                 <w:rFonts w:asciiTheme="minorHAnsi" w:hAnsiTheme="minorHAnsi" w:cstheme="minorHAnsi"/>
@@ -27451,6 +27600,7 @@
               </w:rPr>
               <w:t>ApartmentNumber</w:t>
             </w:r>
+            <w:proofErr w:type="spellEnd"/>
           </w:p>
         </w:tc>
         <w:tc>
@@ -27620,6 +27770,7 @@
                 <w:rFonts w:asciiTheme="minorHAnsi" w:hAnsiTheme="minorHAnsi" w:cstheme="minorHAnsi"/>
               </w:rPr>
             </w:pPr>
+            <w:proofErr w:type="spellStart"/>
             <w:r>
               <w:rPr>
                 <w:rFonts w:asciiTheme="minorHAnsi" w:hAnsiTheme="minorHAnsi" w:cstheme="minorHAnsi"/>
@@ -27629,6 +27780,7 @@
               </w:rPr>
               <w:t>RoomCount</w:t>
             </w:r>
+            <w:proofErr w:type="spellEnd"/>
           </w:p>
         </w:tc>
         <w:tc>
@@ -27709,6 +27861,7 @@
                 <w:rFonts w:asciiTheme="minorHAnsi" w:hAnsiTheme="minorHAnsi" w:cstheme="minorHAnsi"/>
               </w:rPr>
             </w:pPr>
+            <w:proofErr w:type="spellStart"/>
             <w:r>
               <w:rPr>
                 <w:rFonts w:asciiTheme="minorHAnsi" w:hAnsiTheme="minorHAnsi" w:cstheme="minorHAnsi"/>
@@ -27718,6 +27871,7 @@
               </w:rPr>
               <w:t>MonthlyRent</w:t>
             </w:r>
+            <w:proofErr w:type="spellEnd"/>
           </w:p>
         </w:tc>
         <w:tc>
@@ -27798,6 +27952,7 @@
                 <w:rFonts w:asciiTheme="minorHAnsi" w:hAnsiTheme="minorHAnsi" w:cstheme="minorHAnsi"/>
               </w:rPr>
             </w:pPr>
+            <w:proofErr w:type="spellStart"/>
             <w:r>
               <w:rPr>
                 <w:rFonts w:asciiTheme="minorHAnsi" w:hAnsiTheme="minorHAnsi" w:cstheme="minorHAnsi"/>
@@ -27807,6 +27962,7 @@
               </w:rPr>
               <w:t>OccupancyStatus</w:t>
             </w:r>
+            <w:proofErr w:type="spellEnd"/>
           </w:p>
         </w:tc>
         <w:tc>
@@ -27887,6 +28043,7 @@
                 <w:rFonts w:asciiTheme="minorHAnsi" w:hAnsiTheme="minorHAnsi" w:cstheme="minorHAnsi"/>
               </w:rPr>
             </w:pPr>
+            <w:proofErr w:type="spellStart"/>
             <w:r>
               <w:rPr>
                 <w:rFonts w:asciiTheme="minorHAnsi" w:hAnsiTheme="minorHAnsi" w:cstheme="minorHAnsi"/>
@@ -27896,6 +28053,7 @@
               </w:rPr>
               <w:t>IsActive</w:t>
             </w:r>
+            <w:proofErr w:type="spellEnd"/>
           </w:p>
         </w:tc>
         <w:tc>
@@ -27964,11 +28122,13 @@
       </w:pPr>
       <w:bookmarkStart w:id="68" w:name="_Toc240648824"/>
       <w:bookmarkStart w:id="69" w:name="_Toc240648938"/>
+      <w:proofErr w:type="spellStart"/>
       <w:r>
         <w:t>PaymentRecords</w:t>
       </w:r>
       <w:bookmarkEnd w:id="68"/>
       <w:bookmarkEnd w:id="69"/>
+      <w:proofErr w:type="spellEnd"/>
     </w:p>
     <w:tbl>
       <w:tblPr>
@@ -28115,6 +28275,7 @@
                 <w:rFonts w:asciiTheme="minorHAnsi" w:hAnsiTheme="minorHAnsi" w:cstheme="minorHAnsi"/>
               </w:rPr>
             </w:pPr>
+            <w:proofErr w:type="spellStart"/>
             <w:r>
               <w:rPr>
                 <w:rFonts w:asciiTheme="minorHAnsi" w:hAnsiTheme="minorHAnsi" w:cstheme="minorHAnsi"/>
@@ -28124,6 +28285,7 @@
               </w:rPr>
               <w:t>PaymentID</w:t>
             </w:r>
+            <w:proofErr w:type="spellEnd"/>
           </w:p>
         </w:tc>
         <w:tc>
@@ -28204,6 +28366,7 @@
                 <w:rFonts w:asciiTheme="minorHAnsi" w:hAnsiTheme="minorHAnsi" w:cstheme="minorHAnsi"/>
               </w:rPr>
             </w:pPr>
+            <w:proofErr w:type="spellStart"/>
             <w:r>
               <w:rPr>
                 <w:rFonts w:asciiTheme="minorHAnsi" w:hAnsiTheme="minorHAnsi" w:cstheme="minorHAnsi"/>
@@ -28213,6 +28376,7 @@
               </w:rPr>
               <w:t>TenantID</w:t>
             </w:r>
+            <w:proofErr w:type="spellEnd"/>
           </w:p>
         </w:tc>
         <w:tc>
@@ -28293,6 +28457,7 @@
                 <w:rFonts w:asciiTheme="minorHAnsi" w:hAnsiTheme="minorHAnsi" w:cstheme="minorHAnsi"/>
               </w:rPr>
             </w:pPr>
+            <w:proofErr w:type="spellStart"/>
             <w:r>
               <w:rPr>
                 <w:rFonts w:asciiTheme="minorHAnsi" w:hAnsiTheme="minorHAnsi" w:cstheme="minorHAnsi"/>
@@ -28302,6 +28467,7 @@
               </w:rPr>
               <w:t>ApartmentID</w:t>
             </w:r>
+            <w:proofErr w:type="spellEnd"/>
           </w:p>
         </w:tc>
         <w:tc>
@@ -28471,6 +28637,7 @@
                 <w:rFonts w:asciiTheme="minorHAnsi" w:hAnsiTheme="minorHAnsi" w:cstheme="minorHAnsi"/>
               </w:rPr>
             </w:pPr>
+            <w:proofErr w:type="spellStart"/>
             <w:r>
               <w:rPr>
                 <w:rFonts w:asciiTheme="minorHAnsi" w:hAnsiTheme="minorHAnsi" w:cstheme="minorHAnsi"/>
@@ -28480,6 +28647,7 @@
               </w:rPr>
               <w:t>PaymentDate</w:t>
             </w:r>
+            <w:proofErr w:type="spellEnd"/>
           </w:p>
         </w:tc>
         <w:tc>
@@ -28560,6 +28728,7 @@
                 <w:rFonts w:asciiTheme="minorHAnsi" w:hAnsiTheme="minorHAnsi" w:cstheme="minorHAnsi"/>
               </w:rPr>
             </w:pPr>
+            <w:proofErr w:type="spellStart"/>
             <w:r>
               <w:rPr>
                 <w:rFonts w:asciiTheme="minorHAnsi" w:hAnsiTheme="minorHAnsi" w:cstheme="minorHAnsi"/>
@@ -28569,6 +28738,7 @@
               </w:rPr>
               <w:t>RentPeriod</w:t>
             </w:r>
+            <w:proofErr w:type="spellEnd"/>
           </w:p>
         </w:tc>
         <w:tc>
@@ -28827,6 +28997,7 @@
                 <w:rFonts w:asciiTheme="minorHAnsi" w:hAnsiTheme="minorHAnsi" w:cstheme="minorHAnsi"/>
               </w:rPr>
             </w:pPr>
+            <w:proofErr w:type="spellStart"/>
             <w:r>
               <w:rPr>
                 <w:rFonts w:asciiTheme="minorHAnsi" w:hAnsiTheme="minorHAnsi" w:cstheme="minorHAnsi"/>
@@ -28836,6 +29007,7 @@
               </w:rPr>
               <w:t>ReceiptReference</w:t>
             </w:r>
+            <w:proofErr w:type="spellEnd"/>
           </w:p>
         </w:tc>
         <w:tc>
@@ -28916,6 +29088,7 @@
                 <w:rFonts w:asciiTheme="minorHAnsi" w:hAnsiTheme="minorHAnsi" w:cstheme="minorHAnsi"/>
               </w:rPr>
             </w:pPr>
+            <w:proofErr w:type="spellStart"/>
             <w:r>
               <w:rPr>
                 <w:rFonts w:asciiTheme="minorHAnsi" w:hAnsiTheme="minorHAnsi" w:cstheme="minorHAnsi"/>
@@ -28925,6 +29098,7 @@
               </w:rPr>
               <w:t>CorrectionNote</w:t>
             </w:r>
+            <w:proofErr w:type="spellEnd"/>
           </w:p>
         </w:tc>
         <w:tc>
@@ -29026,7 +29200,7 @@
         <w:rPr>
           <w:rFonts w:asciiTheme="minorHAnsi" w:hAnsiTheme="minorHAnsi" w:cstheme="minorHAnsi"/>
         </w:rPr>
-        <w:t>Actors (Apartment Tenant, Building Manager, Operations Staff, Building Owner) and their relationships to the nine core AMS use cases, showing the system boundary.</w:t>
+        <w:t>Actors (Apartment Tenant, Building Manager, Building Owner) and their relationships to the nine core AMS use cases, showing the system boundary.</w:t>
       </w:r>
     </w:p>
     <w:p>
@@ -29226,7 +29400,19 @@
         <w:rPr>
           <w:rFonts w:asciiTheme="minorHAnsi" w:hAnsiTheme="minorHAnsi" w:cstheme="minorHAnsi"/>
         </w:rPr>
-        <w:t>Cross-role workflow for logging and resolving a maintenance issue, showing handoffs between the Building Manager, the AMS System, and Operations Staff.</w:t>
+        <w:t xml:space="preserve">Cross-role workflow for logging and resolving a maintenance issue, showing handoffs between the Building Manager, the AMS System, and </w:t>
+      </w:r>
+      <w:r>
+        <w:rPr>
+          <w:rFonts w:asciiTheme="minorHAnsi" w:hAnsiTheme="minorHAnsi" w:cstheme="minorHAnsi"/>
+        </w:rPr>
+        <w:t>Tenants</w:t>
+      </w:r>
+      <w:r>
+        <w:rPr>
+          <w:rFonts w:asciiTheme="minorHAnsi" w:hAnsiTheme="minorHAnsi" w:cstheme="minorHAnsi"/>
+        </w:rPr>
+        <w:t>.</w:t>
       </w:r>
     </w:p>
     <w:p>
@@ -29402,7 +29588,35 @@
                                     <w:rPr>
                                       <w:color w:val="000000"/>
                                     </w:rPr>
-                                    <w:t>Online payment gateways (Jaib, OneCash, Stripe, banking APIs) — CR-001 Rejected</w:t>
+                                    <w:t>Online payment gateways (</w:t>
+                                  </w:r>
+                                  <w:proofErr w:type="spellStart"/>
+                                  <w:r>
+                                    <w:rPr>
+                                      <w:color w:val="000000"/>
+                                    </w:rPr>
+                                    <w:t>Jaib</w:t>
+                                  </w:r>
+                                  <w:proofErr w:type="spellEnd"/>
+                                  <w:r>
+                                    <w:rPr>
+                                      <w:color w:val="000000"/>
+                                    </w:rPr>
+                                    <w:t xml:space="preserve">, </w:t>
+                                  </w:r>
+                                  <w:proofErr w:type="spellStart"/>
+                                  <w:r>
+                                    <w:rPr>
+                                      <w:color w:val="000000"/>
+                                    </w:rPr>
+                                    <w:t>OneCash</w:t>
+                                  </w:r>
+                                  <w:proofErr w:type="spellEnd"/>
+                                  <w:r>
+                                    <w:rPr>
+                                      <w:color w:val="000000"/>
+                                    </w:rPr>
+                                    <w:t>, Stripe, banking APIs) — CR-001 Rejected</w:t>
                                   </w:r>
                                 </w:p>
                               </w:tc>
@@ -30006,7 +30220,35 @@
                               <w:rPr>
                                 <w:color w:val="000000"/>
                               </w:rPr>
-                              <w:t>Online payment gateways (Jaib, OneCash, Stripe, banking APIs) — CR-001 Rejected</w:t>
+                              <w:t>Online payment gateways (</w:t>
+                            </w:r>
+                            <w:proofErr w:type="spellStart"/>
+                            <w:r>
+                              <w:rPr>
+                                <w:color w:val="000000"/>
+                              </w:rPr>
+                              <w:t>Jaib</w:t>
+                            </w:r>
+                            <w:proofErr w:type="spellEnd"/>
+                            <w:r>
+                              <w:rPr>
+                                <w:color w:val="000000"/>
+                              </w:rPr>
+                              <w:t xml:space="preserve">, </w:t>
+                            </w:r>
+                            <w:proofErr w:type="spellStart"/>
+                            <w:r>
+                              <w:rPr>
+                                <w:color w:val="000000"/>
+                              </w:rPr>
+                              <w:t>OneCash</w:t>
+                            </w:r>
+                            <w:proofErr w:type="spellEnd"/>
+                            <w:r>
+                              <w:rPr>
+                                <w:color w:val="000000"/>
+                              </w:rPr>
+                              <w:t>, Stripe, banking APIs) — CR-001 Rejected</w:t>
                             </w:r>
                           </w:p>
                         </w:tc>
@@ -30646,7 +30888,35 @@
                                     <w:rPr>
                                       <w:color w:val="000000"/>
                                     </w:rPr>
-                                    <w:t>Online payment gateways (Jaib, OneCash, Stripe, banking APIs) — CR-001 Rejected</w:t>
+                                    <w:t>Online payment gateways (</w:t>
+                                  </w:r>
+                                  <w:proofErr w:type="spellStart"/>
+                                  <w:r>
+                                    <w:rPr>
+                                      <w:color w:val="000000"/>
+                                    </w:rPr>
+                                    <w:t>Jaib</w:t>
+                                  </w:r>
+                                  <w:proofErr w:type="spellEnd"/>
+                                  <w:r>
+                                    <w:rPr>
+                                      <w:color w:val="000000"/>
+                                    </w:rPr>
+                                    <w:t xml:space="preserve">, </w:t>
+                                  </w:r>
+                                  <w:proofErr w:type="spellStart"/>
+                                  <w:r>
+                                    <w:rPr>
+                                      <w:color w:val="000000"/>
+                                    </w:rPr>
+                                    <w:t>OneCash</w:t>
+                                  </w:r>
+                                  <w:proofErr w:type="spellEnd"/>
+                                  <w:r>
+                                    <w:rPr>
+                                      <w:color w:val="000000"/>
+                                    </w:rPr>
+                                    <w:t>, Stripe, banking APIs) — CR-001 Rejected</w:t>
                                   </w:r>
                                 </w:p>
                               </w:tc>
@@ -31049,7 +31319,35 @@
                               <w:rPr>
                                 <w:color w:val="000000"/>
                               </w:rPr>
-                              <w:t>Online payment gateways (Jaib, OneCash, Stripe, banking APIs) — CR-001 Rejected</w:t>
+                              <w:t>Online payment gateways (</w:t>
+                            </w:r>
+                            <w:proofErr w:type="spellStart"/>
+                            <w:r>
+                              <w:rPr>
+                                <w:color w:val="000000"/>
+                              </w:rPr>
+                              <w:t>Jaib</w:t>
+                            </w:r>
+                            <w:proofErr w:type="spellEnd"/>
+                            <w:r>
+                              <w:rPr>
+                                <w:color w:val="000000"/>
+                              </w:rPr>
+                              <w:t xml:space="preserve">, </w:t>
+                            </w:r>
+                            <w:proofErr w:type="spellStart"/>
+                            <w:r>
+                              <w:rPr>
+                                <w:color w:val="000000"/>
+                              </w:rPr>
+                              <w:t>OneCash</w:t>
+                            </w:r>
+                            <w:proofErr w:type="spellEnd"/>
+                            <w:r>
+                              <w:rPr>
+                                <w:color w:val="000000"/>
+                              </w:rPr>
+                              <w:t>, Stripe, banking APIs) — CR-001 Rejected</w:t>
                             </w:r>
                           </w:p>
                         </w:tc>
@@ -33526,6 +33824,7 @@
                 <w:rFonts w:asciiTheme="minorHAnsi" w:hAnsiTheme="minorHAnsi" w:cstheme="minorHAnsi"/>
               </w:rPr>
             </w:pPr>
+            <w:proofErr w:type="spellStart"/>
             <w:r>
               <w:rPr>
                 <w:rFonts w:asciiTheme="minorHAnsi" w:hAnsiTheme="minorHAnsi" w:cstheme="minorHAnsi"/>
@@ -33535,6 +33834,7 @@
               </w:rPr>
               <w:t>IssueID</w:t>
             </w:r>
+            <w:proofErr w:type="spellEnd"/>
           </w:p>
         </w:tc>
         <w:tc>
@@ -33615,6 +33915,7 @@
                 <w:rFonts w:asciiTheme="minorHAnsi" w:hAnsiTheme="minorHAnsi" w:cstheme="minorHAnsi"/>
               </w:rPr>
             </w:pPr>
+            <w:proofErr w:type="spellStart"/>
             <w:r>
               <w:rPr>
                 <w:rFonts w:asciiTheme="minorHAnsi" w:hAnsiTheme="minorHAnsi" w:cstheme="minorHAnsi"/>
@@ -33624,6 +33925,7 @@
               </w:rPr>
               <w:t>ApartmentID</w:t>
             </w:r>
+            <w:proofErr w:type="spellEnd"/>
           </w:p>
         </w:tc>
         <w:tc>
@@ -33704,6 +34006,7 @@
                 <w:rFonts w:asciiTheme="minorHAnsi" w:hAnsiTheme="minorHAnsi" w:cstheme="minorHAnsi"/>
               </w:rPr>
             </w:pPr>
+            <w:proofErr w:type="spellStart"/>
             <w:r>
               <w:rPr>
                 <w:rFonts w:asciiTheme="minorHAnsi" w:hAnsiTheme="minorHAnsi" w:cstheme="minorHAnsi"/>
@@ -33713,6 +34016,7 @@
               </w:rPr>
               <w:t>ReportedBy</w:t>
             </w:r>
+            <w:proofErr w:type="spellEnd"/>
           </w:p>
         </w:tc>
         <w:tc>
@@ -33769,7 +34073,27 @@
                 <w:sz w:val="19"/>
                 <w:szCs w:val="19"/>
               </w:rPr>
-              <w:t>FK UserID, required</w:t>
+              <w:t xml:space="preserve">FK </w:t>
+            </w:r>
+            <w:proofErr w:type="spellStart"/>
+            <w:r>
+              <w:rPr>
+                <w:rFonts w:asciiTheme="minorHAnsi" w:hAnsiTheme="minorHAnsi" w:cstheme="minorHAnsi"/>
+                <w:color w:val="000000"/>
+                <w:sz w:val="19"/>
+                <w:szCs w:val="19"/>
+              </w:rPr>
+              <w:t>UserID</w:t>
+            </w:r>
+            <w:proofErr w:type="spellEnd"/>
+            <w:r>
+              <w:rPr>
+                <w:rFonts w:asciiTheme="minorHAnsi" w:hAnsiTheme="minorHAnsi" w:cstheme="minorHAnsi"/>
+                <w:color w:val="000000"/>
+                <w:sz w:val="19"/>
+                <w:szCs w:val="19"/>
+              </w:rPr>
+              <w:t>, required</w:t>
             </w:r>
           </w:p>
         </w:tc>
@@ -34149,6 +34473,7 @@
                 <w:rFonts w:asciiTheme="minorHAnsi" w:hAnsiTheme="minorHAnsi" w:cstheme="minorHAnsi"/>
               </w:rPr>
             </w:pPr>
+            <w:proofErr w:type="spellStart"/>
             <w:r>
               <w:rPr>
                 <w:rFonts w:asciiTheme="minorHAnsi" w:hAnsiTheme="minorHAnsi" w:cstheme="minorHAnsi"/>
@@ -34158,6 +34483,7 @@
               </w:rPr>
               <w:t>AssignedTo</w:t>
             </w:r>
+            <w:proofErr w:type="spellEnd"/>
           </w:p>
         </w:tc>
         <w:tc>
@@ -34214,7 +34540,27 @@
                 <w:sz w:val="19"/>
                 <w:szCs w:val="19"/>
               </w:rPr>
-              <w:t>FK UserID, nullable</w:t>
+              <w:t xml:space="preserve">FK </w:t>
+            </w:r>
+            <w:proofErr w:type="spellStart"/>
+            <w:r>
+              <w:rPr>
+                <w:rFonts w:asciiTheme="minorHAnsi" w:hAnsiTheme="minorHAnsi" w:cstheme="minorHAnsi"/>
+                <w:color w:val="000000"/>
+                <w:sz w:val="19"/>
+                <w:szCs w:val="19"/>
+              </w:rPr>
+              <w:t>UserID</w:t>
+            </w:r>
+            <w:proofErr w:type="spellEnd"/>
+            <w:r>
+              <w:rPr>
+                <w:rFonts w:asciiTheme="minorHAnsi" w:hAnsiTheme="minorHAnsi" w:cstheme="minorHAnsi"/>
+                <w:color w:val="000000"/>
+                <w:sz w:val="19"/>
+                <w:szCs w:val="19"/>
+              </w:rPr>
+              <w:t>, nullable</w:t>
             </w:r>
           </w:p>
         </w:tc>
@@ -34238,6 +34584,7 @@
                 <w:rFonts w:asciiTheme="minorHAnsi" w:hAnsiTheme="minorHAnsi" w:cstheme="minorHAnsi"/>
               </w:rPr>
             </w:pPr>
+            <w:proofErr w:type="spellStart"/>
             <w:r>
               <w:rPr>
                 <w:rFonts w:asciiTheme="minorHAnsi" w:hAnsiTheme="minorHAnsi" w:cstheme="minorHAnsi"/>
@@ -34247,6 +34594,7 @@
               </w:rPr>
               <w:t>CreatedAt</w:t>
             </w:r>
+            <w:proofErr w:type="spellEnd"/>
           </w:p>
         </w:tc>
         <w:tc>
@@ -34327,6 +34675,7 @@
                 <w:rFonts w:asciiTheme="minorHAnsi" w:hAnsiTheme="minorHAnsi" w:cstheme="minorHAnsi"/>
               </w:rPr>
             </w:pPr>
+            <w:proofErr w:type="spellStart"/>
             <w:r>
               <w:rPr>
                 <w:rFonts w:asciiTheme="minorHAnsi" w:hAnsiTheme="minorHAnsi" w:cstheme="minorHAnsi"/>
@@ -34336,6 +34685,7 @@
               </w:rPr>
               <w:t>ResolvedAt</w:t>
             </w:r>
+            <w:proofErr w:type="spellEnd"/>
           </w:p>
         </w:tc>
         <w:tc>
@@ -34416,6 +34766,7 @@
                 <w:rFonts w:asciiTheme="minorHAnsi" w:hAnsiTheme="minorHAnsi" w:cstheme="minorHAnsi"/>
               </w:rPr>
             </w:pPr>
+            <w:proofErr w:type="spellStart"/>
             <w:r>
               <w:rPr>
                 <w:rFonts w:asciiTheme="minorHAnsi" w:hAnsiTheme="minorHAnsi" w:cstheme="minorHAnsi"/>
@@ -34425,6 +34776,7 @@
               </w:rPr>
               <w:t>ResolutionNotes</w:t>
             </w:r>
+            <w:proofErr w:type="spellEnd"/>
           </w:p>
         </w:tc>
         <w:tc>
@@ -34481,8 +34833,19 @@
                 <w:sz w:val="19"/>
                 <w:szCs w:val="19"/>
               </w:rPr>
-              <w:t>required when Resolved</w:t>
-            </w:r>
+              <w:t xml:space="preserve">required when </w:t>
+            </w:r>
+            <w:proofErr w:type="gramStart"/>
+            <w:r>
+              <w:rPr>
+                <w:rFonts w:asciiTheme="minorHAnsi" w:hAnsiTheme="minorHAnsi" w:cstheme="minorHAnsi"/>
+                <w:color w:val="000000"/>
+                <w:sz w:val="19"/>
+                <w:szCs w:val="19"/>
+              </w:rPr>
+              <w:t>Resolved</w:t>
+            </w:r>
+            <w:proofErr w:type="gramEnd"/>
           </w:p>
         </w:tc>
       </w:tr>
@@ -34648,6 +35011,7 @@
                 <w:rFonts w:asciiTheme="minorHAnsi" w:hAnsiTheme="minorHAnsi" w:cstheme="minorHAnsi"/>
               </w:rPr>
             </w:pPr>
+            <w:proofErr w:type="spellStart"/>
             <w:r>
               <w:rPr>
                 <w:rFonts w:asciiTheme="minorHAnsi" w:hAnsiTheme="minorHAnsi" w:cstheme="minorHAnsi"/>
@@ -34666,6 +35030,7 @@
               </w:rPr>
               <w:t>ID</w:t>
             </w:r>
+            <w:proofErr w:type="spellEnd"/>
           </w:p>
         </w:tc>
         <w:tc>
@@ -34746,6 +35111,7 @@
                 <w:rFonts w:asciiTheme="minorHAnsi" w:hAnsiTheme="minorHAnsi" w:cstheme="minorHAnsi"/>
               </w:rPr>
             </w:pPr>
+            <w:proofErr w:type="spellStart"/>
             <w:r>
               <w:rPr>
                 <w:rFonts w:asciiTheme="minorHAnsi" w:hAnsiTheme="minorHAnsi" w:cstheme="minorHAnsi"/>
@@ -34755,6 +35121,7 @@
               </w:rPr>
               <w:t>TenantID</w:t>
             </w:r>
+            <w:proofErr w:type="spellEnd"/>
           </w:p>
         </w:tc>
         <w:tc>
@@ -34924,6 +35291,7 @@
                 <w:rFonts w:asciiTheme="minorHAnsi" w:hAnsiTheme="minorHAnsi" w:cstheme="minorHAnsi"/>
               </w:rPr>
             </w:pPr>
+            <w:proofErr w:type="spellStart"/>
             <w:r>
               <w:rPr>
                 <w:rFonts w:asciiTheme="minorHAnsi" w:hAnsiTheme="minorHAnsi" w:cstheme="minorHAnsi"/>
@@ -34933,6 +35301,7 @@
               </w:rPr>
               <w:t>TrackingNumber</w:t>
             </w:r>
+            <w:proofErr w:type="spellEnd"/>
           </w:p>
         </w:tc>
         <w:tc>
@@ -35013,6 +35382,7 @@
                 <w:rFonts w:asciiTheme="minorHAnsi" w:hAnsiTheme="minorHAnsi" w:cstheme="minorHAnsi"/>
               </w:rPr>
             </w:pPr>
+            <w:proofErr w:type="spellStart"/>
             <w:r>
               <w:rPr>
                 <w:rFonts w:asciiTheme="minorHAnsi" w:hAnsiTheme="minorHAnsi" w:cstheme="minorHAnsi"/>
@@ -35022,6 +35392,7 @@
               </w:rPr>
               <w:t>ReceivedDate</w:t>
             </w:r>
+            <w:proofErr w:type="spellEnd"/>
           </w:p>
         </w:tc>
         <w:tc>
@@ -35102,6 +35473,7 @@
                 <w:rFonts w:asciiTheme="minorHAnsi" w:hAnsiTheme="minorHAnsi" w:cstheme="minorHAnsi"/>
               </w:rPr>
             </w:pPr>
+            <w:proofErr w:type="spellStart"/>
             <w:r>
               <w:rPr>
                 <w:rFonts w:asciiTheme="minorHAnsi" w:hAnsiTheme="minorHAnsi" w:cstheme="minorHAnsi"/>
@@ -35111,6 +35483,7 @@
               </w:rPr>
               <w:t>StorageLocation</w:t>
             </w:r>
+            <w:proofErr w:type="spellEnd"/>
           </w:p>
         </w:tc>
         <w:tc>
@@ -35280,6 +35653,7 @@
                 <w:rFonts w:asciiTheme="minorHAnsi" w:hAnsiTheme="minorHAnsi" w:cstheme="minorHAnsi"/>
               </w:rPr>
             </w:pPr>
+            <w:proofErr w:type="spellStart"/>
             <w:r>
               <w:rPr>
                 <w:rFonts w:asciiTheme="minorHAnsi" w:hAnsiTheme="minorHAnsi" w:cstheme="minorHAnsi"/>
@@ -35289,6 +35663,7 @@
               </w:rPr>
               <w:t>PickupDate</w:t>
             </w:r>
+            <w:proofErr w:type="spellEnd"/>
           </w:p>
         </w:tc>
         <w:tc>
@@ -35369,6 +35744,7 @@
                 <w:rFonts w:asciiTheme="minorHAnsi" w:hAnsiTheme="minorHAnsi" w:cstheme="minorHAnsi"/>
               </w:rPr>
             </w:pPr>
+            <w:proofErr w:type="spellStart"/>
             <w:r>
               <w:rPr>
                 <w:rFonts w:asciiTheme="minorHAnsi" w:hAnsiTheme="minorHAnsi" w:cstheme="minorHAnsi"/>
@@ -35378,6 +35754,7 @@
               </w:rPr>
               <w:t>ReceiverConfirmation</w:t>
             </w:r>
+            <w:proofErr w:type="spellEnd"/>
           </w:p>
         </w:tc>
         <w:tc>
@@ -35597,6 +35974,7 @@
                 <w:rFonts w:asciiTheme="minorHAnsi" w:hAnsiTheme="minorHAnsi" w:cstheme="minorHAnsi"/>
               </w:rPr>
             </w:pPr>
+            <w:proofErr w:type="spellStart"/>
             <w:r>
               <w:rPr>
                 <w:rFonts w:asciiTheme="minorHAnsi" w:hAnsiTheme="minorHAnsi" w:cstheme="minorHAnsi"/>
@@ -35606,6 +35984,7 @@
               </w:rPr>
               <w:t>UserID</w:t>
             </w:r>
+            <w:proofErr w:type="spellEnd"/>
           </w:p>
         </w:tc>
         <w:tc>
@@ -35775,6 +36154,7 @@
                 <w:rFonts w:asciiTheme="minorHAnsi" w:hAnsiTheme="minorHAnsi" w:cstheme="minorHAnsi"/>
               </w:rPr>
             </w:pPr>
+            <w:proofErr w:type="spellStart"/>
             <w:r>
               <w:rPr>
                 <w:rFonts w:asciiTheme="minorHAnsi" w:hAnsiTheme="minorHAnsi" w:cstheme="minorHAnsi"/>
@@ -35784,6 +36164,7 @@
               </w:rPr>
               <w:t>PasswordHash</w:t>
             </w:r>
+            <w:proofErr w:type="spellEnd"/>
           </w:p>
         </w:tc>
         <w:tc>
@@ -35864,6 +36245,7 @@
                 <w:rFonts w:asciiTheme="minorHAnsi" w:hAnsiTheme="minorHAnsi" w:cstheme="minorHAnsi"/>
               </w:rPr>
             </w:pPr>
+            <w:proofErr w:type="spellStart"/>
             <w:r>
               <w:rPr>
                 <w:rFonts w:asciiTheme="minorHAnsi" w:hAnsiTheme="minorHAnsi" w:cstheme="minorHAnsi"/>
@@ -35873,6 +36255,7 @@
               </w:rPr>
               <w:t>FullName</w:t>
             </w:r>
+            <w:proofErr w:type="spellEnd"/>
           </w:p>
         </w:tc>
         <w:tc>
@@ -35953,6 +36336,7 @@
                 <w:rFonts w:asciiTheme="minorHAnsi" w:hAnsiTheme="minorHAnsi" w:cstheme="minorHAnsi"/>
               </w:rPr>
             </w:pPr>
+            <w:proofErr w:type="spellStart"/>
             <w:r>
               <w:rPr>
                 <w:rFonts w:asciiTheme="minorHAnsi" w:hAnsiTheme="minorHAnsi" w:cstheme="minorHAnsi"/>
@@ -35962,6 +36346,7 @@
               </w:rPr>
               <w:t>RoleID</w:t>
             </w:r>
+            <w:proofErr w:type="spellEnd"/>
           </w:p>
         </w:tc>
         <w:tc>
@@ -36042,6 +36427,7 @@
                 <w:rFonts w:asciiTheme="minorHAnsi" w:hAnsiTheme="minorHAnsi" w:cstheme="minorHAnsi"/>
               </w:rPr>
             </w:pPr>
+            <w:proofErr w:type="spellStart"/>
             <w:r>
               <w:rPr>
                 <w:rFonts w:asciiTheme="minorHAnsi" w:hAnsiTheme="minorHAnsi" w:cstheme="minorHAnsi"/>
@@ -36051,6 +36437,7 @@
               </w:rPr>
               <w:t>IsActive</w:t>
             </w:r>
+            <w:proofErr w:type="spellEnd"/>
           </w:p>
         </w:tc>
         <w:tc>
@@ -36131,6 +36518,7 @@
                 <w:rFonts w:asciiTheme="minorHAnsi" w:hAnsiTheme="minorHAnsi" w:cstheme="minorHAnsi"/>
               </w:rPr>
             </w:pPr>
+            <w:proofErr w:type="spellStart"/>
             <w:r>
               <w:rPr>
                 <w:rFonts w:asciiTheme="minorHAnsi" w:hAnsiTheme="minorHAnsi" w:cstheme="minorHAnsi"/>
@@ -36140,6 +36528,7 @@
               </w:rPr>
               <w:t>LastLogin</w:t>
             </w:r>
+            <w:proofErr w:type="spellEnd"/>
           </w:p>
         </w:tc>
         <w:tc>
@@ -36359,6 +36748,7 @@
                 <w:rFonts w:asciiTheme="minorHAnsi" w:hAnsiTheme="minorHAnsi" w:cstheme="minorHAnsi"/>
               </w:rPr>
             </w:pPr>
+            <w:proofErr w:type="spellStart"/>
             <w:r>
               <w:rPr>
                 <w:rFonts w:asciiTheme="minorHAnsi" w:hAnsiTheme="minorHAnsi" w:cstheme="minorHAnsi"/>
@@ -36368,6 +36758,7 @@
               </w:rPr>
               <w:t>RoleID</w:t>
             </w:r>
+            <w:proofErr w:type="spellEnd"/>
           </w:p>
         </w:tc>
         <w:tc>
@@ -36448,6 +36839,7 @@
                 <w:rFonts w:asciiTheme="minorHAnsi" w:hAnsiTheme="minorHAnsi" w:cstheme="minorHAnsi"/>
               </w:rPr>
             </w:pPr>
+            <w:proofErr w:type="spellStart"/>
             <w:r>
               <w:rPr>
                 <w:rFonts w:asciiTheme="minorHAnsi" w:hAnsiTheme="minorHAnsi" w:cstheme="minorHAnsi"/>
@@ -36457,6 +36849,7 @@
               </w:rPr>
               <w:t>RoleName</w:t>
             </w:r>
+            <w:proofErr w:type="spellEnd"/>
           </w:p>
         </w:tc>
         <w:tc>
@@ -36958,7 +37351,17 @@
                 <w:sz w:val="19"/>
                 <w:szCs w:val="19"/>
               </w:rPr>
-              <w:t xml:space="preserve">The system shall persist all approved entities in a local </w:t>
+              <w:t xml:space="preserve">The system shall persist all approved entities in a </w:t>
+            </w:r>
+            <w:proofErr w:type="gramStart"/>
+            <w:r>
+              <w:rPr>
+                <w:rFonts w:asciiTheme="minorHAnsi" w:hAnsiTheme="minorHAnsi" w:cstheme="minorHAnsi"/>
+                <w:color w:val="000000"/>
+                <w:sz w:val="19"/>
+                <w:szCs w:val="19"/>
+              </w:rPr>
+              <w:t xml:space="preserve">local </w:t>
             </w:r>
             <w:r>
               <w:rPr>
@@ -36976,7 +37379,17 @@
                 <w:sz w:val="19"/>
                 <w:szCs w:val="19"/>
               </w:rPr>
-              <w:t>Database (MSSQL Server)</w:t>
+              <w:t>Database</w:t>
+            </w:r>
+            <w:proofErr w:type="gramEnd"/>
+            <w:r>
+              <w:rPr>
+                <w:rFonts w:asciiTheme="minorHAnsi" w:hAnsiTheme="minorHAnsi" w:cstheme="minorHAnsi"/>
+                <w:color w:val="000000"/>
+                <w:sz w:val="19"/>
+                <w:szCs w:val="19"/>
+              </w:rPr>
+              <w:t xml:space="preserve"> (MSSQL Server)</w:t>
             </w:r>
             <w:r>
               <w:rPr>
